--- a/Docker_OpenClaw完整部署指南_详细版.docx
+++ b/Docker_OpenClaw完整部署指南_详细版.docx
@@ -5,6 +5,7 @@
     <w:p>
       <w:pPr>
         <w:spacing w:before="600" w:after="0"/>
+        <w:ind w:left="0" w:leftChars="0" w:firstLine="0" w:firstLineChars="0"/>
       </w:pPr>
     </w:p>
     <w:p>
@@ -12,18 +13,11 @@
         <w:spacing w:before="0" w:after="60"/>
         <w:jc w:val="center"/>
       </w:pPr>
-      <w:r>
-        <w:rPr>
-          <w:rFonts w:ascii="Arial" w:hAnsi="Arial" w:eastAsia="Arial" w:cs="Arial"/>
-          <w:sz w:val="120"/>
-          <w:szCs w:val="120"/>
-        </w:rPr>
-        <w:t>🐳</w:t>
-      </w:r>
     </w:p>
     <w:p>
       <w:pPr>
         <w:spacing w:before="0" w:after="80"/>
+        <w:ind w:left="0" w:leftChars="0" w:firstLine="0" w:firstLineChars="0"/>
         <w:jc w:val="center"/>
       </w:pPr>
       <w:r>
@@ -41,6 +35,7 @@
     <w:p>
       <w:pPr>
         <w:spacing w:before="0" w:after="60"/>
+        <w:ind w:left="0" w:leftChars="0" w:firstLine="0" w:firstLineChars="0"/>
         <w:jc w:val="center"/>
       </w:pPr>
       <w:r>
@@ -72,7 +67,7 @@
       <w:tblPr>
         <w:tblStyle w:val="11"/>
         <w:tblW w:w="6000" w:type="dxa"/>
-        <w:tblInd w:w="0" w:type="dxa"/>
+        <w:jc w:val="center"/>
         <w:tblBorders>
           <w:top w:val="single" w:color="auto" w:sz="4" w:space="0"/>
           <w:left w:val="single" w:color="auto" w:sz="4" w:space="0"/>
@@ -111,6 +106,9 @@
             <w:right w:w="10" w:type="dxa"/>
           </w:tblCellMar>
         </w:tblPrEx>
+        <w:trPr>
+          <w:jc w:val="center"/>
+        </w:trPr>
         <w:tc>
           <w:tcPr>
             <w:tcW w:w="2000" w:type="dxa"/>
@@ -309,6 +307,8 @@
       <w:r>
         <w:br w:type="page"/>
       </w:r>
+      <w:bookmarkStart w:id="0" w:name="_GoBack"/>
+      <w:bookmarkEnd w:id="0"/>
     </w:p>
     <w:p>
       <w:pPr>
@@ -383,6 +383,12 @@
             <w:insideH w:val="single" w:color="auto" w:sz="4" w:space="0"/>
             <w:insideV w:val="single" w:color="auto" w:sz="4" w:space="0"/>
           </w:tblBorders>
+          <w:tblCellMar>
+            <w:top w:w="0" w:type="dxa"/>
+            <w:left w:w="10" w:type="dxa"/>
+            <w:bottom w:w="0" w:type="dxa"/>
+            <w:right w:w="10" w:type="dxa"/>
+          </w:tblCellMar>
         </w:tblPrEx>
         <w:tc>
           <w:tcPr>
@@ -14702,8 +14708,6 @@
         </w:rPr>
         <w:t>第一步：进入项目目录</w:t>
       </w:r>
-      <w:bookmarkStart w:id="0" w:name="_GoBack"/>
-      <w:bookmarkEnd w:id="0"/>
     </w:p>
     <w:p>
       <w:pPr>
@@ -15678,6 +15682,12 @@
             <w:insideH w:val="single" w:color="auto" w:sz="4" w:space="0"/>
             <w:insideV w:val="single" w:color="auto" w:sz="4" w:space="0"/>
           </w:tblBorders>
+          <w:tblCellMar>
+            <w:top w:w="0" w:type="dxa"/>
+            <w:left w:w="10" w:type="dxa"/>
+            <w:bottom w:w="0" w:type="dxa"/>
+            <w:right w:w="10" w:type="dxa"/>
+          </w:tblCellMar>
         </w:tblPrEx>
         <w:tc>
           <w:tcPr>
@@ -16095,6 +16105,12 @@
             <w:insideH w:val="single" w:color="auto" w:sz="4" w:space="0"/>
             <w:insideV w:val="single" w:color="auto" w:sz="4" w:space="0"/>
           </w:tblBorders>
+          <w:tblCellMar>
+            <w:top w:w="0" w:type="dxa"/>
+            <w:left w:w="10" w:type="dxa"/>
+            <w:bottom w:w="0" w:type="dxa"/>
+            <w:right w:w="10" w:type="dxa"/>
+          </w:tblCellMar>
         </w:tblPrEx>
         <w:tc>
           <w:tcPr>
@@ -17677,6 +17693,12 @@
             <w:insideH w:val="single" w:color="auto" w:sz="4" w:space="0"/>
             <w:insideV w:val="single" w:color="auto" w:sz="4" w:space="0"/>
           </w:tblBorders>
+          <w:tblCellMar>
+            <w:top w:w="0" w:type="dxa"/>
+            <w:left w:w="10" w:type="dxa"/>
+            <w:bottom w:w="0" w:type="dxa"/>
+            <w:right w:w="10" w:type="dxa"/>
+          </w:tblCellMar>
         </w:tblPrEx>
         <w:tc>
           <w:tcPr>
@@ -18067,12 +18089,6 @@
             <w:insideH w:val="single" w:color="auto" w:sz="4" w:space="0"/>
             <w:insideV w:val="single" w:color="auto" w:sz="4" w:space="0"/>
           </w:tblBorders>
-          <w:tblCellMar>
-            <w:top w:w="0" w:type="dxa"/>
-            <w:left w:w="10" w:type="dxa"/>
-            <w:bottom w:w="0" w:type="dxa"/>
-            <w:right w:w="10" w:type="dxa"/>
-          </w:tblCellMar>
         </w:tblPrEx>
         <w:tc>
           <w:tcPr>
@@ -18456,6 +18472,12 @@
             <w:insideH w:val="single" w:color="auto" w:sz="4" w:space="0"/>
             <w:insideV w:val="single" w:color="auto" w:sz="4" w:space="0"/>
           </w:tblBorders>
+          <w:tblCellMar>
+            <w:top w:w="0" w:type="dxa"/>
+            <w:left w:w="10" w:type="dxa"/>
+            <w:bottom w:w="0" w:type="dxa"/>
+            <w:right w:w="10" w:type="dxa"/>
+          </w:tblCellMar>
         </w:tblPrEx>
         <w:tc>
           <w:tcPr>
@@ -18502,6 +18524,12 @@
             <w:insideH w:val="single" w:color="auto" w:sz="4" w:space="0"/>
             <w:insideV w:val="single" w:color="auto" w:sz="4" w:space="0"/>
           </w:tblBorders>
+          <w:tblCellMar>
+            <w:top w:w="0" w:type="dxa"/>
+            <w:left w:w="10" w:type="dxa"/>
+            <w:bottom w:w="0" w:type="dxa"/>
+            <w:right w:w="10" w:type="dxa"/>
+          </w:tblCellMar>
         </w:tblPrEx>
         <w:tc>
           <w:tcPr>
@@ -21884,7 +21912,7 @@
     <w:lsdException w:qFormat="1" w:unhideWhenUsed="0" w:uiPriority="0" w:semiHidden="0" w:name="Title"/>
     <w:lsdException w:unhideWhenUsed="0" w:uiPriority="0" w:semiHidden="0" w:name="Closing"/>
     <w:lsdException w:unhideWhenUsed="0" w:uiPriority="0" w:semiHidden="0" w:name="Signature"/>
-    <w:lsdException w:uiPriority="1" w:name="Default Paragraph Font"/>
+    <w:lsdException w:qFormat="1" w:uiPriority="1" w:name="Default Paragraph Font"/>
     <w:lsdException w:unhideWhenUsed="0" w:uiPriority="0" w:semiHidden="0" w:name="Body Text"/>
     <w:lsdException w:unhideWhenUsed="0" w:uiPriority="0" w:semiHidden="0" w:name="Body Text Indent"/>
     <w:lsdException w:unhideWhenUsed="0" w:uiPriority="0" w:semiHidden="0" w:name="List Continue"/>
@@ -21922,7 +21950,7 @@
     <w:lsdException w:unhideWhenUsed="0" w:uiPriority="0" w:semiHidden="0" w:name="HTML Sample"/>
     <w:lsdException w:unhideWhenUsed="0" w:uiPriority="0" w:semiHidden="0" w:name="HTML Typewriter"/>
     <w:lsdException w:unhideWhenUsed="0" w:uiPriority="0" w:semiHidden="0" w:name="HTML Variable"/>
-    <w:lsdException w:unhideWhenUsed="0" w:uiPriority="0" w:name="Normal Table"/>
+    <w:lsdException w:qFormat="1" w:unhideWhenUsed="0" w:uiPriority="0" w:name="Normal Table"/>
     <w:lsdException w:unhideWhenUsed="0" w:uiPriority="0" w:semiHidden="0" w:name="annotation subject"/>
     <w:lsdException w:unhideWhenUsed="0" w:uiPriority="0" w:semiHidden="0" w:name="Table Simple 1"/>
     <w:lsdException w:unhideWhenUsed="0" w:uiPriority="0" w:semiHidden="0" w:name="Table Simple 2"/>
@@ -22180,11 +22208,13 @@
     <w:name w:val="Default Paragraph Font"/>
     <w:semiHidden/>
     <w:unhideWhenUsed/>
+    <w:qFormat/>
     <w:uiPriority w:val="1"/>
   </w:style>
   <w:style w:type="table" w:default="1" w:styleId="11">
     <w:name w:val="Normal Table"/>
     <w:semiHidden/>
+    <w:qFormat/>
     <w:uiPriority w:val="0"/>
     <w:tblPr>
       <w:tblCellMar>

--- a/Docker_OpenClaw完整部署指南_详细版.docx
+++ b/Docker_OpenClaw完整部署指南_详细版.docx
@@ -65,7 +65,7 @@
     </w:p>
     <w:tbl>
       <w:tblPr>
-        <w:tblStyle w:val="11"/>
+        <w:tblStyle w:val="12"/>
         <w:tblW w:w="6000" w:type="dxa"/>
         <w:jc w:val="center"/>
         <w:tblBorders>
@@ -307,8 +307,6 @@
       <w:r>
         <w:br w:type="page"/>
       </w:r>
-      <w:bookmarkStart w:id="0" w:name="_GoBack"/>
-      <w:bookmarkEnd w:id="0"/>
     </w:p>
     <w:p>
       <w:pPr>
@@ -350,7 +348,7 @@
     </w:p>
     <w:tbl>
       <w:tblPr>
-        <w:tblStyle w:val="11"/>
+        <w:tblStyle w:val="12"/>
         <w:tblW w:w="9360" w:type="dxa"/>
         <w:tblInd w:w="0" w:type="dxa"/>
         <w:tblBorders>
@@ -761,7 +759,7 @@
     </w:p>
     <w:tbl>
       <w:tblPr>
-        <w:tblStyle w:val="11"/>
+        <w:tblStyle w:val="12"/>
         <w:tblW w:w="9360" w:type="dxa"/>
         <w:tblInd w:w="0" w:type="dxa"/>
         <w:tblBorders>
@@ -988,7 +986,7 @@
     </w:p>
     <w:tbl>
       <w:tblPr>
-        <w:tblStyle w:val="11"/>
+        <w:tblStyle w:val="12"/>
         <w:tblW w:w="9360" w:type="dxa"/>
         <w:tblInd w:w="0" w:type="dxa"/>
         <w:tblBorders>
@@ -1439,7 +1437,7 @@
     </w:p>
     <w:tbl>
       <w:tblPr>
-        <w:tblStyle w:val="11"/>
+        <w:tblStyle w:val="12"/>
         <w:tblW w:w="9360" w:type="dxa"/>
         <w:tblInd w:w="0" w:type="dxa"/>
         <w:tblBorders>
@@ -1551,7 +1549,7 @@
     </w:p>
     <w:tbl>
       <w:tblPr>
-        <w:tblStyle w:val="11"/>
+        <w:tblStyle w:val="12"/>
         <w:tblW w:w="9360" w:type="dxa"/>
         <w:tblInd w:w="0" w:type="dxa"/>
         <w:tblBorders>
@@ -2474,7 +2472,7 @@
     </w:p>
     <w:tbl>
       <w:tblPr>
-        <w:tblStyle w:val="11"/>
+        <w:tblStyle w:val="12"/>
         <w:tblW w:w="9360" w:type="dxa"/>
         <w:tblInd w:w="0" w:type="dxa"/>
         <w:tblBorders>
@@ -2616,7 +2614,7 @@
     </w:p>
     <w:tbl>
       <w:tblPr>
-        <w:tblStyle w:val="11"/>
+        <w:tblStyle w:val="12"/>
         <w:tblW w:w="9360" w:type="dxa"/>
         <w:tblInd w:w="0" w:type="dxa"/>
         <w:tblBorders>
@@ -2758,7 +2756,7 @@
     </w:p>
     <w:tbl>
       <w:tblPr>
-        <w:tblStyle w:val="11"/>
+        <w:tblStyle w:val="12"/>
         <w:tblW w:w="9360" w:type="dxa"/>
         <w:tblInd w:w="0" w:type="dxa"/>
         <w:tblBorders>
@@ -2940,7 +2938,7 @@
     </w:p>
     <w:tbl>
       <w:tblPr>
-        <w:tblStyle w:val="11"/>
+        <w:tblStyle w:val="12"/>
         <w:tblW w:w="9360" w:type="dxa"/>
         <w:tblInd w:w="0" w:type="dxa"/>
         <w:tblBorders>
@@ -3395,7 +3393,7 @@
     </w:p>
     <w:tbl>
       <w:tblPr>
-        <w:tblStyle w:val="11"/>
+        <w:tblStyle w:val="12"/>
         <w:tblW w:w="9360" w:type="dxa"/>
         <w:tblInd w:w="0" w:type="dxa"/>
         <w:tblBorders>
@@ -3614,7 +3612,7 @@
     </w:p>
     <w:p>
       <w:pPr>
-        <w:pStyle w:val="16"/>
+        <w:pStyle w:val="18"/>
         <w:numPr>
           <w:ilvl w:val="0"/>
           <w:numId w:val="1"/>
@@ -3632,7 +3630,7 @@
     </w:p>
     <w:p>
       <w:pPr>
-        <w:pStyle w:val="16"/>
+        <w:pStyle w:val="18"/>
         <w:numPr>
           <w:ilvl w:val="0"/>
           <w:numId w:val="1"/>
@@ -3650,7 +3648,7 @@
     </w:p>
     <w:p>
       <w:pPr>
-        <w:pStyle w:val="16"/>
+        <w:pStyle w:val="18"/>
         <w:numPr>
           <w:ilvl w:val="0"/>
           <w:numId w:val="1"/>
@@ -3668,7 +3666,7 @@
     </w:p>
     <w:p>
       <w:pPr>
-        <w:pStyle w:val="16"/>
+        <w:pStyle w:val="18"/>
         <w:numPr>
           <w:ilvl w:val="0"/>
           <w:numId w:val="1"/>
@@ -3691,7 +3689,7 @@
     </w:p>
     <w:tbl>
       <w:tblPr>
-        <w:tblStyle w:val="11"/>
+        <w:tblStyle w:val="12"/>
         <w:tblW w:w="9360" w:type="dxa"/>
         <w:tblInd w:w="0" w:type="dxa"/>
         <w:tblBorders>
@@ -3834,7 +3832,7 @@
     </w:p>
     <w:tbl>
       <w:tblPr>
-        <w:tblStyle w:val="11"/>
+        <w:tblStyle w:val="12"/>
         <w:tblW w:w="9360" w:type="dxa"/>
         <w:tblInd w:w="0" w:type="dxa"/>
         <w:tblBorders>
@@ -3946,7 +3944,7 @@
     </w:p>
     <w:p>
       <w:pPr>
-        <w:pStyle w:val="16"/>
+        <w:pStyle w:val="18"/>
         <w:numPr>
           <w:ilvl w:val="0"/>
           <w:numId w:val="1"/>
@@ -3964,7 +3962,7 @@
     </w:p>
     <w:p>
       <w:pPr>
-        <w:pStyle w:val="16"/>
+        <w:pStyle w:val="18"/>
         <w:numPr>
           <w:ilvl w:val="0"/>
           <w:numId w:val="1"/>
@@ -3982,7 +3980,7 @@
     </w:p>
     <w:p>
       <w:pPr>
-        <w:pStyle w:val="16"/>
+        <w:pStyle w:val="18"/>
         <w:numPr>
           <w:ilvl w:val="0"/>
           <w:numId w:val="1"/>
@@ -4000,7 +3998,7 @@
     </w:p>
     <w:p>
       <w:pPr>
-        <w:pStyle w:val="16"/>
+        <w:pStyle w:val="18"/>
         <w:numPr>
           <w:ilvl w:val="0"/>
           <w:numId w:val="1"/>
@@ -4018,7 +4016,7 @@
     </w:p>
     <w:p>
       <w:pPr>
-        <w:pStyle w:val="16"/>
+        <w:pStyle w:val="18"/>
         <w:numPr>
           <w:ilvl w:val="0"/>
           <w:numId w:val="1"/>
@@ -4036,7 +4034,7 @@
     </w:p>
     <w:p>
       <w:pPr>
-        <w:pStyle w:val="16"/>
+        <w:pStyle w:val="18"/>
         <w:numPr>
           <w:ilvl w:val="0"/>
           <w:numId w:val="1"/>
@@ -4059,7 +4057,7 @@
     </w:p>
     <w:tbl>
       <w:tblPr>
-        <w:tblStyle w:val="11"/>
+        <w:tblStyle w:val="12"/>
         <w:tblW w:w="9360" w:type="dxa"/>
         <w:tblInd w:w="0" w:type="dxa"/>
         <w:tblBorders>
@@ -4670,7 +4668,7 @@
     </w:p>
     <w:tbl>
       <w:tblPr>
-        <w:tblStyle w:val="11"/>
+        <w:tblStyle w:val="12"/>
         <w:tblW w:w="9360" w:type="dxa"/>
         <w:tblInd w:w="0" w:type="dxa"/>
         <w:tblBorders>
@@ -4813,7 +4811,7 @@
     </w:p>
     <w:p>
       <w:pPr>
-        <w:pStyle w:val="16"/>
+        <w:pStyle w:val="18"/>
         <w:numPr>
           <w:ilvl w:val="0"/>
           <w:numId w:val="1"/>
@@ -4831,7 +4829,7 @@
     </w:p>
     <w:p>
       <w:pPr>
-        <w:pStyle w:val="16"/>
+        <w:pStyle w:val="18"/>
         <w:numPr>
           <w:ilvl w:val="0"/>
           <w:numId w:val="1"/>
@@ -4849,7 +4847,7 @@
     </w:p>
     <w:p>
       <w:pPr>
-        <w:pStyle w:val="16"/>
+        <w:pStyle w:val="18"/>
         <w:numPr>
           <w:ilvl w:val="0"/>
           <w:numId w:val="1"/>
@@ -4872,7 +4870,7 @@
     </w:p>
     <w:tbl>
       <w:tblPr>
-        <w:tblStyle w:val="11"/>
+        <w:tblStyle w:val="12"/>
         <w:tblW w:w="9360" w:type="dxa"/>
         <w:tblInd w:w="0" w:type="dxa"/>
         <w:tblBorders>
@@ -5018,7 +5016,7 @@
     </w:p>
     <w:p>
       <w:pPr>
-        <w:pStyle w:val="16"/>
+        <w:pStyle w:val="18"/>
         <w:numPr>
           <w:ilvl w:val="0"/>
           <w:numId w:val="1"/>
@@ -5041,7 +5039,7 @@
     </w:p>
     <w:tbl>
       <w:tblPr>
-        <w:tblStyle w:val="11"/>
+        <w:tblStyle w:val="12"/>
         <w:tblW w:w="9360" w:type="dxa"/>
         <w:tblInd w:w="0" w:type="dxa"/>
         <w:tblBorders>
@@ -5135,7 +5133,7 @@
     </w:p>
     <w:p>
       <w:pPr>
-        <w:pStyle w:val="16"/>
+        <w:pStyle w:val="18"/>
         <w:numPr>
           <w:ilvl w:val="0"/>
           <w:numId w:val="1"/>
@@ -5153,7 +5151,7 @@
     </w:p>
     <w:p>
       <w:pPr>
-        <w:pStyle w:val="16"/>
+        <w:pStyle w:val="18"/>
         <w:numPr>
           <w:ilvl w:val="0"/>
           <w:numId w:val="1"/>
@@ -5176,7 +5174,7 @@
     </w:p>
     <w:tbl>
       <w:tblPr>
-        <w:tblStyle w:val="11"/>
+        <w:tblStyle w:val="12"/>
         <w:tblW w:w="9360" w:type="dxa"/>
         <w:tblInd w:w="0" w:type="dxa"/>
         <w:tblBorders>
@@ -5270,7 +5268,7 @@
     </w:p>
     <w:tbl>
       <w:tblPr>
-        <w:tblStyle w:val="11"/>
+        <w:tblStyle w:val="12"/>
         <w:tblW w:w="9360" w:type="dxa"/>
         <w:tblInd w:w="0" w:type="dxa"/>
         <w:tblBorders>
@@ -5399,7 +5397,7 @@
     </w:p>
     <w:p>
       <w:pPr>
-        <w:pStyle w:val="16"/>
+        <w:pStyle w:val="18"/>
         <w:numPr>
           <w:ilvl w:val="0"/>
           <w:numId w:val="1"/>
@@ -5434,7 +5432,7 @@
     </w:p>
     <w:p>
       <w:pPr>
-        <w:pStyle w:val="16"/>
+        <w:pStyle w:val="18"/>
         <w:numPr>
           <w:ilvl w:val="0"/>
           <w:numId w:val="1"/>
@@ -5452,7 +5450,7 @@
     </w:p>
     <w:p>
       <w:pPr>
-        <w:pStyle w:val="16"/>
+        <w:pStyle w:val="18"/>
         <w:numPr>
           <w:ilvl w:val="0"/>
           <w:numId w:val="1"/>
@@ -5470,7 +5468,7 @@
     </w:p>
     <w:p>
       <w:pPr>
-        <w:pStyle w:val="16"/>
+        <w:pStyle w:val="18"/>
         <w:numPr>
           <w:ilvl w:val="0"/>
           <w:numId w:val="1"/>
@@ -5488,7 +5486,7 @@
     </w:p>
     <w:p>
       <w:pPr>
-        <w:pStyle w:val="16"/>
+        <w:pStyle w:val="18"/>
         <w:numPr>
           <w:ilvl w:val="0"/>
           <w:numId w:val="1"/>
@@ -5506,7 +5504,7 @@
     </w:p>
     <w:p>
       <w:pPr>
-        <w:pStyle w:val="16"/>
+        <w:pStyle w:val="18"/>
         <w:numPr>
           <w:ilvl w:val="0"/>
           <w:numId w:val="1"/>
@@ -5524,7 +5522,7 @@
     </w:p>
     <w:p>
       <w:pPr>
-        <w:pStyle w:val="16"/>
+        <w:pStyle w:val="18"/>
         <w:numPr>
           <w:ilvl w:val="0"/>
           <w:numId w:val="1"/>
@@ -5547,7 +5545,7 @@
     </w:p>
     <w:tbl>
       <w:tblPr>
-        <w:tblStyle w:val="11"/>
+        <w:tblStyle w:val="12"/>
         <w:tblW w:w="9360" w:type="dxa"/>
         <w:tblInd w:w="0" w:type="dxa"/>
         <w:tblBorders>
@@ -5712,7 +5710,7 @@
     </w:p>
     <w:p>
       <w:pPr>
-        <w:pStyle w:val="16"/>
+        <w:pStyle w:val="18"/>
         <w:numPr>
           <w:ilvl w:val="0"/>
           <w:numId w:val="1"/>
@@ -5730,7 +5728,7 @@
     </w:p>
     <w:p>
       <w:pPr>
-        <w:pStyle w:val="16"/>
+        <w:pStyle w:val="18"/>
         <w:numPr>
           <w:ilvl w:val="0"/>
           <w:numId w:val="1"/>
@@ -5753,7 +5751,7 @@
     </w:p>
     <w:tbl>
       <w:tblPr>
-        <w:tblStyle w:val="11"/>
+        <w:tblStyle w:val="12"/>
         <w:tblW w:w="9360" w:type="dxa"/>
         <w:tblInd w:w="0" w:type="dxa"/>
         <w:tblBorders>
@@ -5907,7 +5905,7 @@
     </w:p>
     <w:p>
       <w:pPr>
-        <w:pStyle w:val="16"/>
+        <w:pStyle w:val="18"/>
         <w:numPr>
           <w:ilvl w:val="0"/>
           <w:numId w:val="1"/>
@@ -5930,7 +5928,155 @@
     </w:p>
     <w:tbl>
       <w:tblPr>
-        <w:tblStyle w:val="11"/>
+        <w:tblStyle w:val="12"/>
+        <w:tblW w:w="9360" w:type="dxa"/>
+        <w:tblInd w:w="0" w:type="dxa"/>
+        <w:tblBorders>
+          <w:top w:val="single" w:color="auto" w:sz="4" w:space="0"/>
+          <w:left w:val="single" w:color="auto" w:sz="4" w:space="0"/>
+          <w:bottom w:val="single" w:color="auto" w:sz="4" w:space="0"/>
+          <w:right w:val="single" w:color="auto" w:sz="4" w:space="0"/>
+          <w:insideH w:val="single" w:color="auto" w:sz="4" w:space="0"/>
+          <w:insideV w:val="single" w:color="auto" w:sz="4" w:space="0"/>
+        </w:tblBorders>
+        <w:tblLayout w:type="autofit"/>
+        <w:tblCellMar>
+          <w:top w:w="0" w:type="dxa"/>
+          <w:left w:w="10" w:type="dxa"/>
+          <w:bottom w:w="0" w:type="dxa"/>
+          <w:right w:w="10" w:type="dxa"/>
+        </w:tblCellMar>
+      </w:tblPr>
+      <w:tblGrid>
+        <w:gridCol w:w="9360"/>
+      </w:tblGrid>
+      <w:tr>
+        <w:tblPrEx>
+          <w:tblBorders>
+            <w:top w:val="single" w:color="auto" w:sz="4" w:space="0"/>
+            <w:left w:val="single" w:color="auto" w:sz="4" w:space="0"/>
+            <w:bottom w:val="single" w:color="auto" w:sz="4" w:space="0"/>
+            <w:right w:val="single" w:color="auto" w:sz="4" w:space="0"/>
+            <w:insideH w:val="single" w:color="auto" w:sz="4" w:space="0"/>
+            <w:insideV w:val="single" w:color="auto" w:sz="4" w:space="0"/>
+          </w:tblBorders>
+        </w:tblPrEx>
+        <w:tc>
+          <w:tcPr>
+            <w:tcW w:w="9360" w:type="dxa"/>
+            <w:tcBorders>
+              <w:top w:val="single" w:color="CCCCCC" w:sz="0" w:space="0"/>
+              <w:left w:val="single" w:color="2874A6" w:sz="8" w:space="0"/>
+              <w:bottom w:val="single" w:color="CCCCCC" w:sz="0" w:space="0"/>
+              <w:right w:val="single" w:color="CCCCCC" w:sz="0" w:space="0"/>
+            </w:tcBorders>
+            <w:shd w:val="clear" w:color="auto" w:fill="D6EAF8"/>
+            <w:tcMar>
+              <w:top w:w="80" w:type="dxa"/>
+              <w:left w:w="180" w:type="dxa"/>
+              <w:bottom w:w="80" w:type="dxa"/>
+              <w:right w:w="160" w:type="dxa"/>
+            </w:tcMar>
+          </w:tcPr>
+          <w:p>
+            <w:pPr>
+              <w:spacing w:before="0" w:after="0"/>
+            </w:pPr>
+            <w:r>
+              <w:rPr>
+                <w:rFonts w:ascii="Arial" w:hAnsi="Arial" w:eastAsia="Arial" w:cs="Arial"/>
+                <w:b/>
+                <w:bCs/>
+                <w:color w:val="1A5276"/>
+                <w:sz w:val="20"/>
+                <w:szCs w:val="20"/>
+              </w:rPr>
+              <w:t>💻  运行测试容器</w:t>
+            </w:r>
+          </w:p>
+        </w:tc>
+      </w:tr>
+      <w:tr>
+        <w:tblPrEx>
+          <w:tblBorders>
+            <w:top w:val="single" w:color="auto" w:sz="4" w:space="0"/>
+            <w:left w:val="single" w:color="auto" w:sz="4" w:space="0"/>
+            <w:bottom w:val="single" w:color="auto" w:sz="4" w:space="0"/>
+            <w:right w:val="single" w:color="auto" w:sz="4" w:space="0"/>
+            <w:insideH w:val="single" w:color="auto" w:sz="4" w:space="0"/>
+            <w:insideV w:val="single" w:color="auto" w:sz="4" w:space="0"/>
+          </w:tblBorders>
+          <w:tblCellMar>
+            <w:top w:w="0" w:type="dxa"/>
+            <w:left w:w="10" w:type="dxa"/>
+            <w:bottom w:w="0" w:type="dxa"/>
+            <w:right w:w="10" w:type="dxa"/>
+          </w:tblCellMar>
+        </w:tblPrEx>
+        <w:tc>
+          <w:tcPr>
+            <w:tcW w:w="9360" w:type="dxa"/>
+            <w:tcBorders>
+              <w:top w:val="single" w:color="CCCCCC" w:sz="0" w:space="0"/>
+              <w:left w:val="single" w:color="2874A6" w:sz="8" w:space="0"/>
+              <w:bottom w:val="single" w:color="CCCCCC" w:sz="0" w:space="0"/>
+              <w:right w:val="single" w:color="CCCCCC" w:sz="0" w:space="0"/>
+            </w:tcBorders>
+            <w:shd w:val="clear" w:color="auto" w:fill="F2F3F4"/>
+            <w:tcMar>
+              <w:top w:w="100" w:type="dxa"/>
+              <w:left w:w="200" w:type="dxa"/>
+              <w:bottom w:w="100" w:type="dxa"/>
+              <w:right w:w="160" w:type="dxa"/>
+            </w:tcMar>
+          </w:tcPr>
+          <w:p>
+            <w:pPr>
+              <w:spacing w:before="18" w:after="18"/>
+            </w:pPr>
+            <w:r>
+              <w:rPr>
+                <w:rFonts w:ascii="Courier New" w:hAnsi="Courier New" w:eastAsia="Courier New" w:cs="Courier New"/>
+                <w:color w:val="1B2631"/>
+                <w:sz w:val="19"/>
+                <w:szCs w:val="19"/>
+              </w:rPr>
+              <w:t>docker run hello-world</w:t>
+            </w:r>
+          </w:p>
+        </w:tc>
+      </w:tr>
+    </w:tbl>
+    <w:p>
+      <w:pPr>
+        <w:spacing w:before="60" w:after="0"/>
+      </w:pPr>
+    </w:p>
+    <w:p>
+      <w:pPr>
+        <w:spacing w:before="70" w:after="70"/>
+        <w:ind w:left="360"/>
+      </w:pPr>
+      <w:r>
+        <w:rPr>
+          <w:rFonts w:ascii="Arial" w:hAnsi="Arial" w:eastAsia="Arial" w:cs="Arial"/>
+          <w:b w:val="0"/>
+          <w:bCs w:val="0"/>
+          <w:color w:val="1C2833"/>
+          <w:sz w:val="22"/>
+          <w:szCs w:val="22"/>
+        </w:rPr>
+        <w:t xml:space="preserve">  Docker 会自动下载一个极小的测试镜像并运行，如果看到「Hello from Docker!」字样，说明安装完全成功！</w:t>
+      </w:r>
+    </w:p>
+    <w:p>
+      <w:pPr>
+        <w:spacing w:before="60" w:after="0"/>
+      </w:pPr>
+    </w:p>
+    <w:tbl>
+      <w:tblPr>
+        <w:tblStyle w:val="12"/>
         <w:tblW w:w="9360" w:type="dxa"/>
         <w:tblInd w:w="0" w:type="dxa"/>
         <w:tblBorders>
@@ -5974,63 +6120,11 @@
             <w:tcW w:w="9360" w:type="dxa"/>
             <w:tcBorders>
               <w:top w:val="single" w:color="CCCCCC" w:sz="0" w:space="0"/>
-              <w:left w:val="single" w:color="2874A6" w:sz="8" w:space="0"/>
-              <w:bottom w:val="single" w:color="CCCCCC" w:sz="0" w:space="0"/>
-              <w:right w:val="single" w:color="CCCCCC" w:sz="0" w:space="0"/>
-            </w:tcBorders>
-            <w:shd w:val="clear" w:color="auto" w:fill="D6EAF8"/>
-            <w:tcMar>
-              <w:top w:w="80" w:type="dxa"/>
-              <w:left w:w="180" w:type="dxa"/>
-              <w:bottom w:w="80" w:type="dxa"/>
-              <w:right w:w="160" w:type="dxa"/>
-            </w:tcMar>
-          </w:tcPr>
-          <w:p>
-            <w:pPr>
-              <w:spacing w:before="0" w:after="0"/>
-            </w:pPr>
-            <w:r>
-              <w:rPr>
-                <w:rFonts w:ascii="Arial" w:hAnsi="Arial" w:eastAsia="Arial" w:cs="Arial"/>
-                <w:b/>
-                <w:bCs/>
-                <w:color w:val="1A5276"/>
-                <w:sz w:val="20"/>
-                <w:szCs w:val="20"/>
-              </w:rPr>
-              <w:t>💻  运行测试容器</w:t>
-            </w:r>
-          </w:p>
-        </w:tc>
-      </w:tr>
-      <w:tr>
-        <w:tblPrEx>
-          <w:tblBorders>
-            <w:top w:val="single" w:color="auto" w:sz="4" w:space="0"/>
-            <w:left w:val="single" w:color="auto" w:sz="4" w:space="0"/>
-            <w:bottom w:val="single" w:color="auto" w:sz="4" w:space="0"/>
-            <w:right w:val="single" w:color="auto" w:sz="4" w:space="0"/>
-            <w:insideH w:val="single" w:color="auto" w:sz="4" w:space="0"/>
-            <w:insideV w:val="single" w:color="auto" w:sz="4" w:space="0"/>
-          </w:tblBorders>
-          <w:tblCellMar>
-            <w:top w:w="0" w:type="dxa"/>
-            <w:left w:w="10" w:type="dxa"/>
-            <w:bottom w:w="0" w:type="dxa"/>
-            <w:right w:w="10" w:type="dxa"/>
-          </w:tblCellMar>
-        </w:tblPrEx>
-        <w:tc>
-          <w:tcPr>
-            <w:tcW w:w="9360" w:type="dxa"/>
-            <w:tcBorders>
-              <w:top w:val="single" w:color="CCCCCC" w:sz="0" w:space="0"/>
-              <w:left w:val="single" w:color="2874A6" w:sz="8" w:space="0"/>
-              <w:bottom w:val="single" w:color="CCCCCC" w:sz="0" w:space="0"/>
-              <w:right w:val="single" w:color="CCCCCC" w:sz="0" w:space="0"/>
-            </w:tcBorders>
-            <w:shd w:val="clear" w:color="auto" w:fill="F2F3F4"/>
+              <w:left w:val="single" w:color="C0392B" w:sz="10" w:space="0"/>
+              <w:bottom w:val="single" w:color="CCCCCC" w:sz="0" w:space="0"/>
+              <w:right w:val="single" w:color="CCCCCC" w:sz="0" w:space="0"/>
+            </w:tcBorders>
+            <w:shd w:val="clear" w:color="auto" w:fill="FDEDEC"/>
             <w:tcMar>
               <w:top w:w="100" w:type="dxa"/>
               <w:left w:w="200" w:type="dxa"/>
@@ -6040,30 +6134,195 @@
           </w:tcPr>
           <w:p>
             <w:pPr>
-              <w:spacing w:before="18" w:after="18"/>
-            </w:pPr>
-            <w:r>
-              <w:rPr>
-                <w:rFonts w:ascii="Courier New" w:hAnsi="Courier New" w:eastAsia="Courier New" w:cs="Courier New"/>
-                <w:color w:val="1B2631"/>
-                <w:sz w:val="19"/>
-                <w:szCs w:val="19"/>
-              </w:rPr>
-              <w:t>docker run hello-world</w:t>
+              <w:spacing w:before="60" w:after="60"/>
+            </w:pPr>
+            <w:r>
+              <w:rPr>
+                <w:rFonts w:ascii="Arial" w:hAnsi="Arial" w:eastAsia="Arial" w:cs="Arial"/>
+                <w:b/>
+                <w:bCs/>
+                <w:color w:val="C0392B"/>
+                <w:sz w:val="22"/>
+                <w:szCs w:val="22"/>
+              </w:rPr>
+              <w:t>❌  常见安装问题</w:t>
+            </w:r>
+          </w:p>
+          <w:p>
+            <w:pPr>
+              <w:spacing w:before="40" w:after="40"/>
+              <w:ind w:left="280"/>
+            </w:pPr>
+            <w:r>
+              <w:rPr>
+                <w:rFonts w:ascii="Arial" w:hAnsi="Arial" w:eastAsia="Arial" w:cs="Arial"/>
+                <w:color w:val="1C2833"/>
+                <w:sz w:val="21"/>
+                <w:szCs w:val="21"/>
+              </w:rPr>
+              <w:t>问题：提示「docker 不是内部或外部命令」</w:t>
+            </w:r>
+          </w:p>
+          <w:p>
+            <w:pPr>
+              <w:spacing w:before="40" w:after="40"/>
+              <w:ind w:left="280"/>
+            </w:pPr>
+            <w:r>
+              <w:rPr>
+                <w:rFonts w:ascii="Arial" w:hAnsi="Arial" w:eastAsia="Arial" w:cs="Arial"/>
+                <w:color w:val="1C2833"/>
+                <w:sz w:val="21"/>
+                <w:szCs w:val="21"/>
+              </w:rPr>
+              <w:t xml:space="preserve">  原因：Docker Desktop 没有正常启动，或者安装没有完成</w:t>
+            </w:r>
+          </w:p>
+          <w:p>
+            <w:pPr>
+              <w:spacing w:before="40" w:after="40"/>
+              <w:ind w:left="280"/>
+            </w:pPr>
+            <w:r>
+              <w:rPr>
+                <w:rFonts w:ascii="Arial" w:hAnsi="Arial" w:eastAsia="Arial" w:cs="Arial"/>
+                <w:color w:val="1C2833"/>
+                <w:sz w:val="21"/>
+                <w:szCs w:val="21"/>
+              </w:rPr>
+              <w:t xml:space="preserve">  解决：检查任务栏右下角是否有鲸鱼图标，等鲸鱼图标停止动画（变为静止）后再试</w:t>
+            </w:r>
+          </w:p>
+          <w:p>
+            <w:pPr>
+              <w:spacing w:before="40" w:after="40"/>
+              <w:ind w:left="280"/>
+            </w:pPr>
+          </w:p>
+          <w:p>
+            <w:pPr>
+              <w:spacing w:before="40" w:after="40"/>
+              <w:ind w:left="280"/>
+            </w:pPr>
+            <w:r>
+              <w:rPr>
+                <w:rFonts w:ascii="Arial" w:hAnsi="Arial" w:eastAsia="Arial" w:cs="Arial"/>
+                <w:color w:val="1C2833"/>
+                <w:sz w:val="21"/>
+                <w:szCs w:val="21"/>
+              </w:rPr>
+              <w:t>问题：提示「WSL kernel version too low」</w:t>
+            </w:r>
+          </w:p>
+          <w:p>
+            <w:pPr>
+              <w:spacing w:before="40" w:after="40"/>
+              <w:ind w:left="280"/>
+            </w:pPr>
+            <w:r>
+              <w:rPr>
+                <w:rFonts w:ascii="Arial" w:hAnsi="Arial" w:eastAsia="Arial" w:cs="Arial"/>
+                <w:color w:val="1C2833"/>
+                <w:sz w:val="21"/>
+                <w:szCs w:val="21"/>
+              </w:rPr>
+              <w:t xml:space="preserve">  原因：WSL2 内核版本过旧</w:t>
+            </w:r>
+          </w:p>
+          <w:p>
+            <w:pPr>
+              <w:spacing w:before="40" w:after="40"/>
+              <w:ind w:left="280"/>
+            </w:pPr>
+            <w:r>
+              <w:rPr>
+                <w:rFonts w:ascii="Arial" w:hAnsi="Arial" w:eastAsia="Arial" w:cs="Arial"/>
+                <w:color w:val="1C2833"/>
+                <w:sz w:val="21"/>
+                <w:szCs w:val="21"/>
+              </w:rPr>
+              <w:t xml:space="preserve">  解决：访问 https://aka.ms/wsl2kernel 下载并安装内核更新包，然后重试</w:t>
+            </w:r>
+          </w:p>
+          <w:p>
+            <w:pPr>
+              <w:spacing w:before="40" w:after="40"/>
+              <w:ind w:left="280"/>
+            </w:pPr>
+          </w:p>
+          <w:p>
+            <w:pPr>
+              <w:spacing w:before="40" w:after="40"/>
+              <w:ind w:left="280"/>
+            </w:pPr>
+            <w:r>
+              <w:rPr>
+                <w:rFonts w:ascii="Arial" w:hAnsi="Arial" w:eastAsia="Arial" w:cs="Arial"/>
+                <w:color w:val="1C2833"/>
+                <w:sz w:val="21"/>
+                <w:szCs w:val="21"/>
+              </w:rPr>
+              <w:t>问题：hello-world 下载很慢或失败</w:t>
+            </w:r>
+          </w:p>
+          <w:p>
+            <w:pPr>
+              <w:spacing w:before="40" w:after="40"/>
+              <w:ind w:left="280"/>
+            </w:pPr>
+            <w:r>
+              <w:rPr>
+                <w:rFonts w:ascii="Arial" w:hAnsi="Arial" w:eastAsia="Arial" w:cs="Arial"/>
+                <w:color w:val="1C2833"/>
+                <w:sz w:val="21"/>
+                <w:szCs w:val="21"/>
+              </w:rPr>
+              <w:t xml:space="preserve">  原因：国内访问 Docker Hub 速度慢</w:t>
+            </w:r>
+          </w:p>
+          <w:p>
+            <w:pPr>
+              <w:spacing w:before="40" w:after="40"/>
+              <w:ind w:left="280"/>
+            </w:pPr>
+            <w:r>
+              <w:rPr>
+                <w:rFonts w:ascii="Arial" w:hAnsi="Arial" w:eastAsia="Arial" w:cs="Arial"/>
+                <w:color w:val="1C2833"/>
+                <w:sz w:val="21"/>
+                <w:szCs w:val="21"/>
+              </w:rPr>
+              <w:t xml:space="preserve">  解决：参考第六章「配置镜像加速」后再运行</w:t>
             </w:r>
           </w:p>
         </w:tc>
       </w:tr>
     </w:tbl>
     <w:p>
-      <w:pPr>
-        <w:spacing w:before="60" w:after="0"/>
-      </w:pPr>
+      <w:r>
+        <w:br w:type="page"/>
+      </w:r>
+    </w:p>
+    <w:p>
+      <w:pPr>
+        <w:pStyle w:val="3"/>
+        <w:spacing w:before="300" w:after="120"/>
+      </w:pPr>
+      <w:r>
+        <w:rPr>
+          <w:rFonts w:ascii="Arial" w:hAnsi="Arial" w:eastAsia="Arial" w:cs="Arial"/>
+          <w:b/>
+          <w:bCs/>
+          <w:color w:val="2874A6"/>
+          <w:sz w:val="28"/>
+          <w:szCs w:val="28"/>
+        </w:rPr>
+        <w:t>2.3 macOS 系统安装 Docker</w:t>
+      </w:r>
     </w:p>
     <w:p>
       <w:pPr>
         <w:spacing w:before="70" w:after="70"/>
-        <w:ind w:left="360"/>
       </w:pPr>
       <w:r>
         <w:rPr>
@@ -6074,7 +6333,45 @@
           <w:sz w:val="22"/>
           <w:szCs w:val="22"/>
         </w:rPr>
-        <w:t xml:space="preserve">  Docker 会自动下载一个极小的测试镜像并运行，如果看到「Hello from Docker!」字样，说明安装完全成功！</w:t>
+        <w:t>macOS 的安装比 Windows 简单得多，不需要开启任何系统功能。</w:t>
+      </w:r>
+    </w:p>
+    <w:p>
+      <w:pPr>
+        <w:spacing w:before="80" w:after="0"/>
+      </w:pPr>
+    </w:p>
+    <w:p>
+      <w:pPr>
+        <w:pStyle w:val="4"/>
+        <w:spacing w:before="220" w:after="100"/>
+      </w:pPr>
+      <w:r>
+        <w:rPr>
+          <w:rFonts w:ascii="Arial" w:hAnsi="Arial" w:eastAsia="Arial" w:cs="Arial"/>
+          <w:b/>
+          <w:bCs/>
+          <w:color w:val="1A5276"/>
+          <w:sz w:val="24"/>
+          <w:szCs w:val="24"/>
+        </w:rPr>
+        <w:t>第一步：确认你的 Mac 芯片类型</w:t>
+      </w:r>
+    </w:p>
+    <w:p>
+      <w:pPr>
+        <w:spacing w:before="70" w:after="70"/>
+      </w:pPr>
+      <w:r>
+        <w:rPr>
+          <w:rFonts w:ascii="Arial" w:hAnsi="Arial" w:eastAsia="Arial" w:cs="Arial"/>
+          <w:b w:val="0"/>
+          <w:bCs w:val="0"/>
+          <w:color w:val="1C2833"/>
+          <w:sz w:val="22"/>
+          <w:szCs w:val="22"/>
+        </w:rPr>
+        <w:t>2020 年底以后的 Mac 使用 Apple Silicon（M1/M2/M3 芯片），需要下载对应版本。</w:t>
       </w:r>
     </w:p>
     <w:p>
@@ -6084,7 +6381,7 @@
     </w:p>
     <w:tbl>
       <w:tblPr>
-        <w:tblStyle w:val="11"/>
+        <w:tblStyle w:val="12"/>
         <w:tblW w:w="9360" w:type="dxa"/>
         <w:tblInd w:w="0" w:type="dxa"/>
         <w:tblBorders>
@@ -6128,11 +6425,11 @@
             <w:tcW w:w="9360" w:type="dxa"/>
             <w:tcBorders>
               <w:top w:val="single" w:color="CCCCCC" w:sz="0" w:space="0"/>
-              <w:left w:val="single" w:color="C0392B" w:sz="10" w:space="0"/>
-              <w:bottom w:val="single" w:color="CCCCCC" w:sz="0" w:space="0"/>
-              <w:right w:val="single" w:color="CCCCCC" w:sz="0" w:space="0"/>
-            </w:tcBorders>
-            <w:shd w:val="clear" w:color="auto" w:fill="FDEDEC"/>
+              <w:left w:val="single" w:color="D35400" w:sz="10" w:space="0"/>
+              <w:bottom w:val="single" w:color="CCCCCC" w:sz="0" w:space="0"/>
+              <w:right w:val="single" w:color="CCCCCC" w:sz="0" w:space="0"/>
+            </w:tcBorders>
+            <w:shd w:val="clear" w:color="auto" w:fill="FEF9E7"/>
             <w:tcMar>
               <w:top w:w="100" w:type="dxa"/>
               <w:left w:w="200" w:type="dxa"/>
@@ -6149,11 +6446,11 @@
                 <w:rFonts w:ascii="Arial" w:hAnsi="Arial" w:eastAsia="Arial" w:cs="Arial"/>
                 <w:b/>
                 <w:bCs/>
-                <w:color w:val="C0392B"/>
+                <w:color w:val="D35400"/>
                 <w:sz w:val="22"/>
                 <w:szCs w:val="22"/>
               </w:rPr>
-              <w:t>❌  常见安装问题</w:t>
+              <w:t>💡  如何查看我的 Mac 用的是什么芯片？</w:t>
             </w:r>
           </w:p>
           <w:p>
@@ -6168,7 +6465,7 @@
                 <w:sz w:val="21"/>
                 <w:szCs w:val="21"/>
               </w:rPr>
-              <w:t>问题：提示「docker 不是内部或外部命令」</w:t>
+              <w:t>点击屏幕左上角的苹果标志（🍎）→ 关于本机</w:t>
             </w:r>
           </w:p>
           <w:p>
@@ -6183,7 +6480,7 @@
                 <w:sz w:val="21"/>
                 <w:szCs w:val="21"/>
               </w:rPr>
-              <w:t xml:space="preserve">  原因：Docker Desktop 没有正常启动，或者安装没有完成</w:t>
+              <w:t>在弹出窗口中，「处理器」或「芯片」一栏</w:t>
             </w:r>
           </w:p>
           <w:p>
@@ -6198,14 +6495,8 @@
                 <w:sz w:val="21"/>
                 <w:szCs w:val="21"/>
               </w:rPr>
-              <w:t xml:space="preserve">  解决：检查任务栏右下角是否有鲸鱼图标，等鲸鱼图标停止动画（变为静止）后再试</w:t>
-            </w:r>
-          </w:p>
-          <w:p>
-            <w:pPr>
-              <w:spacing w:before="40" w:after="40"/>
-              <w:ind w:left="280"/>
-            </w:pPr>
+              <w:t xml:space="preserve">  · 显示 Intel 开头（如 Intel Core i7）→ 选 Intel 版本</w:t>
+            </w:r>
           </w:p>
           <w:p>
             <w:pPr>
@@ -6219,113 +6510,260 @@
                 <w:sz w:val="21"/>
                 <w:szCs w:val="21"/>
               </w:rPr>
-              <w:t>问题：提示「WSL kernel version too low」</w:t>
-            </w:r>
-          </w:p>
-          <w:p>
-            <w:pPr>
-              <w:spacing w:before="40" w:after="40"/>
-              <w:ind w:left="280"/>
-            </w:pPr>
-            <w:r>
-              <w:rPr>
-                <w:rFonts w:ascii="Arial" w:hAnsi="Arial" w:eastAsia="Arial" w:cs="Arial"/>
-                <w:color w:val="1C2833"/>
-                <w:sz w:val="21"/>
-                <w:szCs w:val="21"/>
-              </w:rPr>
-              <w:t xml:space="preserve">  原因：WSL2 内核版本过旧</w:t>
-            </w:r>
-          </w:p>
-          <w:p>
-            <w:pPr>
-              <w:spacing w:before="40" w:after="40"/>
-              <w:ind w:left="280"/>
-            </w:pPr>
-            <w:r>
-              <w:rPr>
-                <w:rFonts w:ascii="Arial" w:hAnsi="Arial" w:eastAsia="Arial" w:cs="Arial"/>
-                <w:color w:val="1C2833"/>
-                <w:sz w:val="21"/>
-                <w:szCs w:val="21"/>
-              </w:rPr>
-              <w:t xml:space="preserve">  解决：访问 https://aka.ms/wsl2kernel 下载并安装内核更新包，然后重试</w:t>
-            </w:r>
-          </w:p>
-          <w:p>
-            <w:pPr>
-              <w:spacing w:before="40" w:after="40"/>
-              <w:ind w:left="280"/>
-            </w:pPr>
-          </w:p>
-          <w:p>
-            <w:pPr>
-              <w:spacing w:before="40" w:after="40"/>
-              <w:ind w:left="280"/>
-            </w:pPr>
-            <w:r>
-              <w:rPr>
-                <w:rFonts w:ascii="Arial" w:hAnsi="Arial" w:eastAsia="Arial" w:cs="Arial"/>
-                <w:color w:val="1C2833"/>
-                <w:sz w:val="21"/>
-                <w:szCs w:val="21"/>
-              </w:rPr>
-              <w:t>问题：hello-world 下载很慢或失败</w:t>
-            </w:r>
-          </w:p>
-          <w:p>
-            <w:pPr>
-              <w:spacing w:before="40" w:after="40"/>
-              <w:ind w:left="280"/>
-            </w:pPr>
-            <w:r>
-              <w:rPr>
-                <w:rFonts w:ascii="Arial" w:hAnsi="Arial" w:eastAsia="Arial" w:cs="Arial"/>
-                <w:color w:val="1C2833"/>
-                <w:sz w:val="21"/>
-                <w:szCs w:val="21"/>
-              </w:rPr>
-              <w:t xml:space="preserve">  原因：国内访问 Docker Hub 速度慢</w:t>
-            </w:r>
-          </w:p>
-          <w:p>
-            <w:pPr>
-              <w:spacing w:before="40" w:after="40"/>
-              <w:ind w:left="280"/>
-            </w:pPr>
-            <w:r>
-              <w:rPr>
-                <w:rFonts w:ascii="Arial" w:hAnsi="Arial" w:eastAsia="Arial" w:cs="Arial"/>
-                <w:color w:val="1C2833"/>
-                <w:sz w:val="21"/>
-                <w:szCs w:val="21"/>
-              </w:rPr>
-              <w:t xml:space="preserve">  解决：参考第六章「配置镜像加速」后再运行</w:t>
+              <w:t xml:space="preserve">  · 显示 Apple M1 / M2 / M3 → 选 Apple Silicon 版本</w:t>
             </w:r>
           </w:p>
         </w:tc>
       </w:tr>
     </w:tbl>
     <w:p>
-      <w:r>
-        <w:br w:type="page"/>
-      </w:r>
-    </w:p>
-    <w:p>
-      <w:pPr>
-        <w:pStyle w:val="3"/>
-        <w:spacing w:before="300" w:after="120"/>
+      <w:pPr>
+        <w:spacing w:before="80" w:after="0"/>
+      </w:pPr>
+    </w:p>
+    <w:p>
+      <w:pPr>
+        <w:pStyle w:val="4"/>
+        <w:spacing w:before="220" w:after="100"/>
       </w:pPr>
       <w:r>
         <w:rPr>
           <w:rFonts w:ascii="Arial" w:hAnsi="Arial" w:eastAsia="Arial" w:cs="Arial"/>
           <w:b/>
           <w:bCs/>
-          <w:color w:val="2874A6"/>
-          <w:sz w:val="28"/>
-          <w:szCs w:val="28"/>
+          <w:color w:val="1A5276"/>
+          <w:sz w:val="24"/>
+          <w:szCs w:val="24"/>
         </w:rPr>
-        <w:t>2.3 macOS 系统安装 Docker</w:t>
+        <w:t>第二步：下载 Docker Desktop</w:t>
+      </w:r>
+    </w:p>
+    <w:p>
+      <w:pPr>
+        <w:pStyle w:val="18"/>
+        <w:numPr>
+          <w:ilvl w:val="0"/>
+          <w:numId w:val="1"/>
+        </w:numPr>
+        <w:spacing w:before="70" w:after="70"/>
+      </w:pPr>
+      <w:r>
+        <w:rPr>
+          <w:rFonts w:ascii="Arial" w:hAnsi="Arial" w:eastAsia="Arial" w:cs="Arial"/>
+          <w:sz w:val="22"/>
+          <w:szCs w:val="22"/>
+        </w:rPr>
+        <w:t>打开浏览器，访问：https://www.docker.com/products/docker-desktop/</w:t>
+      </w:r>
+    </w:p>
+    <w:p>
+      <w:pPr>
+        <w:pStyle w:val="18"/>
+        <w:numPr>
+          <w:ilvl w:val="0"/>
+          <w:numId w:val="1"/>
+        </w:numPr>
+        <w:spacing w:before="70" w:after="70"/>
+      </w:pPr>
+      <w:r>
+        <w:rPr>
+          <w:rFonts w:ascii="Arial" w:hAnsi="Arial" w:eastAsia="Arial" w:cs="Arial"/>
+          <w:sz w:val="22"/>
+          <w:szCs w:val="22"/>
+        </w:rPr>
+        <w:t>根据芯片类型选择对应版本下载：</w:t>
+      </w:r>
+    </w:p>
+    <w:p>
+      <w:pPr>
+        <w:pStyle w:val="18"/>
+        <w:numPr>
+          <w:ilvl w:val="0"/>
+          <w:numId w:val="2"/>
+        </w:numPr>
+        <w:spacing w:before="55" w:after="55"/>
+      </w:pPr>
+      <w:r>
+        <w:rPr>
+          <w:rFonts w:ascii="Arial" w:hAnsi="Arial" w:eastAsia="Arial" w:cs="Arial"/>
+          <w:b w:val="0"/>
+          <w:bCs w:val="0"/>
+          <w:sz w:val="22"/>
+          <w:szCs w:val="22"/>
+        </w:rPr>
+        <w:t>Intel 芯片：点击「Mac with Intel Chip」下载</w:t>
+      </w:r>
+    </w:p>
+    <w:p>
+      <w:pPr>
+        <w:pStyle w:val="18"/>
+        <w:numPr>
+          <w:ilvl w:val="0"/>
+          <w:numId w:val="2"/>
+        </w:numPr>
+        <w:spacing w:before="55" w:after="55"/>
+      </w:pPr>
+      <w:r>
+        <w:rPr>
+          <w:rFonts w:ascii="Arial" w:hAnsi="Arial" w:eastAsia="Arial" w:cs="Arial"/>
+          <w:b w:val="0"/>
+          <w:bCs w:val="0"/>
+          <w:sz w:val="22"/>
+          <w:szCs w:val="22"/>
+        </w:rPr>
+        <w:t>Apple M1/M2/M3 芯片：点击「Mac with Apple Chip」下载</w:t>
+      </w:r>
+    </w:p>
+    <w:p>
+      <w:pPr>
+        <w:pStyle w:val="18"/>
+        <w:numPr>
+          <w:ilvl w:val="0"/>
+          <w:numId w:val="1"/>
+        </w:numPr>
+        <w:spacing w:before="70" w:after="70"/>
+      </w:pPr>
+      <w:r>
+        <w:rPr>
+          <w:rFonts w:ascii="Arial" w:hAnsi="Arial" w:eastAsia="Arial" w:cs="Arial"/>
+          <w:sz w:val="22"/>
+          <w:szCs w:val="22"/>
+        </w:rPr>
+        <w:t>文件名类似 Docker.dmg，大小约 600MB</w:t>
+      </w:r>
+    </w:p>
+    <w:p>
+      <w:pPr>
+        <w:spacing w:before="80" w:after="0"/>
+      </w:pPr>
+    </w:p>
+    <w:p>
+      <w:pPr>
+        <w:pStyle w:val="4"/>
+        <w:spacing w:before="220" w:after="100"/>
+      </w:pPr>
+      <w:r>
+        <w:rPr>
+          <w:rFonts w:ascii="Arial" w:hAnsi="Arial" w:eastAsia="Arial" w:cs="Arial"/>
+          <w:b/>
+          <w:bCs/>
+          <w:color w:val="1A5276"/>
+          <w:sz w:val="24"/>
+          <w:szCs w:val="24"/>
+        </w:rPr>
+        <w:t>第三步：安装</w:t>
+      </w:r>
+    </w:p>
+    <w:p>
+      <w:pPr>
+        <w:pStyle w:val="18"/>
+        <w:numPr>
+          <w:ilvl w:val="0"/>
+          <w:numId w:val="1"/>
+        </w:numPr>
+        <w:spacing w:before="70" w:after="70"/>
+      </w:pPr>
+      <w:r>
+        <w:rPr>
+          <w:rFonts w:ascii="Arial" w:hAnsi="Arial" w:eastAsia="Arial" w:cs="Arial"/>
+          <w:sz w:val="22"/>
+          <w:szCs w:val="22"/>
+        </w:rPr>
+        <w:t>下载完成后，双击 Docker.dmg 文件</w:t>
+      </w:r>
+    </w:p>
+    <w:p>
+      <w:pPr>
+        <w:pStyle w:val="18"/>
+        <w:numPr>
+          <w:ilvl w:val="0"/>
+          <w:numId w:val="1"/>
+        </w:numPr>
+        <w:spacing w:before="70" w:after="70"/>
+      </w:pPr>
+      <w:r>
+        <w:rPr>
+          <w:rFonts w:ascii="Arial" w:hAnsi="Arial" w:eastAsia="Arial" w:cs="Arial"/>
+          <w:sz w:val="22"/>
+          <w:szCs w:val="22"/>
+        </w:rPr>
+        <w:t>在弹出的窗口中，将 Docker 图标拖动到 Applications（应用程序）文件夹</w:t>
+      </w:r>
+    </w:p>
+    <w:p>
+      <w:pPr>
+        <w:pStyle w:val="18"/>
+        <w:numPr>
+          <w:ilvl w:val="0"/>
+          <w:numId w:val="1"/>
+        </w:numPr>
+        <w:spacing w:before="70" w:after="70"/>
+      </w:pPr>
+      <w:r>
+        <w:rPr>
+          <w:rFonts w:ascii="Arial" w:hAnsi="Arial" w:eastAsia="Arial" w:cs="Arial"/>
+          <w:sz w:val="22"/>
+          <w:szCs w:val="22"/>
+        </w:rPr>
+        <w:t>打开 Launchpad 或 Finder → 应用程序，找到 Docker 并双击启动</w:t>
+      </w:r>
+    </w:p>
+    <w:p>
+      <w:pPr>
+        <w:pStyle w:val="18"/>
+        <w:numPr>
+          <w:ilvl w:val="0"/>
+          <w:numId w:val="1"/>
+        </w:numPr>
+        <w:spacing w:before="70" w:after="70"/>
+      </w:pPr>
+      <w:r>
+        <w:rPr>
+          <w:rFonts w:ascii="Arial" w:hAnsi="Arial" w:eastAsia="Arial" w:cs="Arial"/>
+          <w:sz w:val="22"/>
+          <w:szCs w:val="22"/>
+        </w:rPr>
+        <w:t>首次启动会询问是否允许 Docker 进行修改，输入你的 Mac 登录密码并确认</w:t>
+      </w:r>
+    </w:p>
+    <w:p>
+      <w:pPr>
+        <w:pStyle w:val="18"/>
+        <w:numPr>
+          <w:ilvl w:val="0"/>
+          <w:numId w:val="1"/>
+        </w:numPr>
+        <w:spacing w:before="70" w:after="70"/>
+      </w:pPr>
+      <w:r>
+        <w:rPr>
+          <w:rFonts w:ascii="Arial" w:hAnsi="Arial" w:eastAsia="Arial" w:cs="Arial"/>
+          <w:sz w:val="22"/>
+          <w:szCs w:val="22"/>
+        </w:rPr>
+        <w:t>等待顶部菜单栏（屏幕最上方）出现鲸鱼图标，并且图标停止动画</w:t>
+      </w:r>
+    </w:p>
+    <w:p>
+      <w:pPr>
+        <w:spacing w:before="60" w:after="0"/>
+      </w:pPr>
+    </w:p>
+    <w:p>
+      <w:pPr>
+        <w:pStyle w:val="4"/>
+        <w:spacing w:before="220" w:after="100"/>
+      </w:pPr>
+      <w:r>
+        <w:rPr>
+          <w:rFonts w:ascii="Arial" w:hAnsi="Arial" w:eastAsia="Arial" w:cs="Arial"/>
+          <w:b/>
+          <w:bCs/>
+          <w:color w:val="1A5276"/>
+          <w:sz w:val="24"/>
+          <w:szCs w:val="24"/>
+        </w:rPr>
+        <w:t>第四步：验证安装</w:t>
       </w:r>
     </w:p>
     <w:p>
@@ -6341,45 +6779,7 @@
           <w:sz w:val="22"/>
           <w:szCs w:val="22"/>
         </w:rPr>
-        <w:t>macOS 的安装比 Windows 简单得多，不需要开启任何系统功能。</w:t>
-      </w:r>
-    </w:p>
-    <w:p>
-      <w:pPr>
-        <w:spacing w:before="80" w:after="0"/>
-      </w:pPr>
-    </w:p>
-    <w:p>
-      <w:pPr>
-        <w:pStyle w:val="4"/>
-        <w:spacing w:before="220" w:after="100"/>
-      </w:pPr>
-      <w:r>
-        <w:rPr>
-          <w:rFonts w:ascii="Arial" w:hAnsi="Arial" w:eastAsia="Arial" w:cs="Arial"/>
-          <w:b/>
-          <w:bCs/>
-          <w:color w:val="1A5276"/>
-          <w:sz w:val="24"/>
-          <w:szCs w:val="24"/>
-        </w:rPr>
-        <w:t>第一步：确认你的 Mac 芯片类型</w:t>
-      </w:r>
-    </w:p>
-    <w:p>
-      <w:pPr>
-        <w:spacing w:before="70" w:after="70"/>
-      </w:pPr>
-      <w:r>
-        <w:rPr>
-          <w:rFonts w:ascii="Arial" w:hAnsi="Arial" w:eastAsia="Arial" w:cs="Arial"/>
-          <w:b w:val="0"/>
-          <w:bCs w:val="0"/>
-          <w:color w:val="1C2833"/>
-          <w:sz w:val="22"/>
-          <w:szCs w:val="22"/>
-        </w:rPr>
-        <w:t>2020 年底以后的 Mac 使用 Apple Silicon（M1/M2/M3 芯片），需要下载对应版本。</w:t>
+        <w:t>打开「终端」（在 Launchpad 中搜索「终端」，或者在应用程序 → 实用工具中找到 Terminal）</w:t>
       </w:r>
     </w:p>
     <w:p>
@@ -6389,7 +6789,7 @@
     </w:p>
     <w:tbl>
       <w:tblPr>
-        <w:tblStyle w:val="11"/>
+        <w:tblStyle w:val="12"/>
         <w:tblW w:w="9360" w:type="dxa"/>
         <w:tblInd w:w="0" w:type="dxa"/>
         <w:tblBorders>
@@ -6433,11 +6833,63 @@
             <w:tcW w:w="9360" w:type="dxa"/>
             <w:tcBorders>
               <w:top w:val="single" w:color="CCCCCC" w:sz="0" w:space="0"/>
-              <w:left w:val="single" w:color="D35400" w:sz="10" w:space="0"/>
-              <w:bottom w:val="single" w:color="CCCCCC" w:sz="0" w:space="0"/>
-              <w:right w:val="single" w:color="CCCCCC" w:sz="0" w:space="0"/>
-            </w:tcBorders>
-            <w:shd w:val="clear" w:color="auto" w:fill="FEF9E7"/>
+              <w:left w:val="single" w:color="2874A6" w:sz="8" w:space="0"/>
+              <w:bottom w:val="single" w:color="CCCCCC" w:sz="0" w:space="0"/>
+              <w:right w:val="single" w:color="CCCCCC" w:sz="0" w:space="0"/>
+            </w:tcBorders>
+            <w:shd w:val="clear" w:color="auto" w:fill="D6EAF8"/>
+            <w:tcMar>
+              <w:top w:w="80" w:type="dxa"/>
+              <w:left w:w="180" w:type="dxa"/>
+              <w:bottom w:w="80" w:type="dxa"/>
+              <w:right w:w="160" w:type="dxa"/>
+            </w:tcMar>
+          </w:tcPr>
+          <w:p>
+            <w:pPr>
+              <w:spacing w:before="0" w:after="0"/>
+            </w:pPr>
+            <w:r>
+              <w:rPr>
+                <w:rFonts w:ascii="Arial" w:hAnsi="Arial" w:eastAsia="Arial" w:cs="Arial"/>
+                <w:b/>
+                <w:bCs/>
+                <w:color w:val="1A5276"/>
+                <w:sz w:val="20"/>
+                <w:szCs w:val="20"/>
+              </w:rPr>
+              <w:t>💻  在终端中验证</w:t>
+            </w:r>
+          </w:p>
+        </w:tc>
+      </w:tr>
+      <w:tr>
+        <w:tblPrEx>
+          <w:tblBorders>
+            <w:top w:val="single" w:color="auto" w:sz="4" w:space="0"/>
+            <w:left w:val="single" w:color="auto" w:sz="4" w:space="0"/>
+            <w:bottom w:val="single" w:color="auto" w:sz="4" w:space="0"/>
+            <w:right w:val="single" w:color="auto" w:sz="4" w:space="0"/>
+            <w:insideH w:val="single" w:color="auto" w:sz="4" w:space="0"/>
+            <w:insideV w:val="single" w:color="auto" w:sz="4" w:space="0"/>
+          </w:tblBorders>
+          <w:tblCellMar>
+            <w:top w:w="0" w:type="dxa"/>
+            <w:left w:w="10" w:type="dxa"/>
+            <w:bottom w:w="0" w:type="dxa"/>
+            <w:right w:w="10" w:type="dxa"/>
+          </w:tblCellMar>
+        </w:tblPrEx>
+        <w:tc>
+          <w:tcPr>
+            <w:tcW w:w="9360" w:type="dxa"/>
+            <w:tcBorders>
+              <w:top w:val="single" w:color="CCCCCC" w:sz="0" w:space="0"/>
+              <w:left w:val="single" w:color="2874A6" w:sz="8" w:space="0"/>
+              <w:bottom w:val="single" w:color="CCCCCC" w:sz="0" w:space="0"/>
+              <w:right w:val="single" w:color="CCCCCC" w:sz="0" w:space="0"/>
+            </w:tcBorders>
+            <w:shd w:val="clear" w:color="auto" w:fill="F2F3F4"/>
             <w:tcMar>
               <w:top w:w="100" w:type="dxa"/>
               <w:left w:w="200" w:type="dxa"/>
@@ -6447,78 +6899,30 @@
           </w:tcPr>
           <w:p>
             <w:pPr>
-              <w:spacing w:before="60" w:after="60"/>
-            </w:pPr>
-            <w:r>
-              <w:rPr>
-                <w:rFonts w:ascii="Arial" w:hAnsi="Arial" w:eastAsia="Arial" w:cs="Arial"/>
-                <w:b/>
-                <w:bCs/>
-                <w:color w:val="D35400"/>
-                <w:sz w:val="22"/>
-                <w:szCs w:val="22"/>
-              </w:rPr>
-              <w:t>💡  如何查看我的 Mac 用的是什么芯片？</w:t>
-            </w:r>
-          </w:p>
-          <w:p>
-            <w:pPr>
-              <w:spacing w:before="40" w:after="40"/>
-              <w:ind w:left="280"/>
-            </w:pPr>
-            <w:r>
-              <w:rPr>
-                <w:rFonts w:ascii="Arial" w:hAnsi="Arial" w:eastAsia="Arial" w:cs="Arial"/>
-                <w:color w:val="1C2833"/>
-                <w:sz w:val="21"/>
-                <w:szCs w:val="21"/>
-              </w:rPr>
-              <w:t>点击屏幕左上角的苹果标志（🍎）→ 关于本机</w:t>
-            </w:r>
-          </w:p>
-          <w:p>
-            <w:pPr>
-              <w:spacing w:before="40" w:after="40"/>
-              <w:ind w:left="280"/>
-            </w:pPr>
-            <w:r>
-              <w:rPr>
-                <w:rFonts w:ascii="Arial" w:hAnsi="Arial" w:eastAsia="Arial" w:cs="Arial"/>
-                <w:color w:val="1C2833"/>
-                <w:sz w:val="21"/>
-                <w:szCs w:val="21"/>
-              </w:rPr>
-              <w:t>在弹出窗口中，「处理器」或「芯片」一栏</w:t>
-            </w:r>
-          </w:p>
-          <w:p>
-            <w:pPr>
-              <w:spacing w:before="40" w:after="40"/>
-              <w:ind w:left="280"/>
-            </w:pPr>
-            <w:r>
-              <w:rPr>
-                <w:rFonts w:ascii="Arial" w:hAnsi="Arial" w:eastAsia="Arial" w:cs="Arial"/>
-                <w:color w:val="1C2833"/>
-                <w:sz w:val="21"/>
-                <w:szCs w:val="21"/>
-              </w:rPr>
-              <w:t xml:space="preserve">  · 显示 Intel 开头（如 Intel Core i7）→ 选 Intel 版本</w:t>
-            </w:r>
-          </w:p>
-          <w:p>
-            <w:pPr>
-              <w:spacing w:before="40" w:after="40"/>
-              <w:ind w:left="280"/>
-            </w:pPr>
-            <w:r>
-              <w:rPr>
-                <w:rFonts w:ascii="Arial" w:hAnsi="Arial" w:eastAsia="Arial" w:cs="Arial"/>
-                <w:color w:val="1C2833"/>
-                <w:sz w:val="21"/>
-                <w:szCs w:val="21"/>
-              </w:rPr>
-              <w:t xml:space="preserve">  · 显示 Apple M1 / M2 / M3 → 选 Apple Silicon 版本</w:t>
+              <w:spacing w:before="18" w:after="18"/>
+            </w:pPr>
+            <w:r>
+              <w:rPr>
+                <w:rFonts w:ascii="Courier New" w:hAnsi="Courier New" w:eastAsia="Courier New" w:cs="Courier New"/>
+                <w:color w:val="1B2631"/>
+                <w:sz w:val="19"/>
+                <w:szCs w:val="19"/>
+              </w:rPr>
+              <w:t>docker --version</w:t>
+            </w:r>
+          </w:p>
+          <w:p>
+            <w:pPr>
+              <w:spacing w:before="18" w:after="18"/>
+            </w:pPr>
+            <w:r>
+              <w:rPr>
+                <w:rFonts w:ascii="Courier New" w:hAnsi="Courier New" w:eastAsia="Courier New" w:cs="Courier New"/>
+                <w:color w:val="1B2631"/>
+                <w:sz w:val="19"/>
+                <w:szCs w:val="19"/>
+              </w:rPr>
+              <w:t>docker run hello-world</w:t>
             </w:r>
           </w:p>
         </w:tc>
@@ -6526,278 +6930,12 @@
     </w:tbl>
     <w:p>
       <w:pPr>
-        <w:spacing w:before="80" w:after="0"/>
-      </w:pPr>
-    </w:p>
-    <w:p>
-      <w:pPr>
-        <w:pStyle w:val="4"/>
-        <w:spacing w:before="220" w:after="100"/>
-      </w:pPr>
-      <w:r>
-        <w:rPr>
-          <w:rFonts w:ascii="Arial" w:hAnsi="Arial" w:eastAsia="Arial" w:cs="Arial"/>
-          <w:b/>
-          <w:bCs/>
-          <w:color w:val="1A5276"/>
-          <w:sz w:val="24"/>
-          <w:szCs w:val="24"/>
-        </w:rPr>
-        <w:t>第二步：下载 Docker Desktop</w:t>
-      </w:r>
-    </w:p>
-    <w:p>
-      <w:pPr>
-        <w:pStyle w:val="16"/>
-        <w:numPr>
-          <w:ilvl w:val="0"/>
-          <w:numId w:val="1"/>
-        </w:numPr>
-        <w:spacing w:before="70" w:after="70"/>
-      </w:pPr>
-      <w:r>
-        <w:rPr>
-          <w:rFonts w:ascii="Arial" w:hAnsi="Arial" w:eastAsia="Arial" w:cs="Arial"/>
-          <w:sz w:val="22"/>
-          <w:szCs w:val="22"/>
-        </w:rPr>
-        <w:t>打开浏览器，访问：https://www.docker.com/products/docker-desktop/</w:t>
-      </w:r>
-    </w:p>
-    <w:p>
-      <w:pPr>
-        <w:pStyle w:val="16"/>
-        <w:numPr>
-          <w:ilvl w:val="0"/>
-          <w:numId w:val="1"/>
-        </w:numPr>
-        <w:spacing w:before="70" w:after="70"/>
-      </w:pPr>
-      <w:r>
-        <w:rPr>
-          <w:rFonts w:ascii="Arial" w:hAnsi="Arial" w:eastAsia="Arial" w:cs="Arial"/>
-          <w:sz w:val="22"/>
-          <w:szCs w:val="22"/>
-        </w:rPr>
-        <w:t>根据芯片类型选择对应版本下载：</w:t>
-      </w:r>
-    </w:p>
-    <w:p>
-      <w:pPr>
-        <w:pStyle w:val="16"/>
-        <w:numPr>
-          <w:ilvl w:val="0"/>
-          <w:numId w:val="2"/>
-        </w:numPr>
-        <w:spacing w:before="55" w:after="55"/>
-      </w:pPr>
-      <w:r>
-        <w:rPr>
-          <w:rFonts w:ascii="Arial" w:hAnsi="Arial" w:eastAsia="Arial" w:cs="Arial"/>
-          <w:b w:val="0"/>
-          <w:bCs w:val="0"/>
-          <w:sz w:val="22"/>
-          <w:szCs w:val="22"/>
-        </w:rPr>
-        <w:t>Intel 芯片：点击「Mac with Intel Chip」下载</w:t>
-      </w:r>
-    </w:p>
-    <w:p>
-      <w:pPr>
-        <w:pStyle w:val="16"/>
-        <w:numPr>
-          <w:ilvl w:val="0"/>
-          <w:numId w:val="2"/>
-        </w:numPr>
-        <w:spacing w:before="55" w:after="55"/>
-      </w:pPr>
-      <w:r>
-        <w:rPr>
-          <w:rFonts w:ascii="Arial" w:hAnsi="Arial" w:eastAsia="Arial" w:cs="Arial"/>
-          <w:b w:val="0"/>
-          <w:bCs w:val="0"/>
-          <w:sz w:val="22"/>
-          <w:szCs w:val="22"/>
-        </w:rPr>
-        <w:t>Apple M1/M2/M3 芯片：点击「Mac with Apple Chip」下载</w:t>
-      </w:r>
-    </w:p>
-    <w:p>
-      <w:pPr>
-        <w:pStyle w:val="16"/>
-        <w:numPr>
-          <w:ilvl w:val="0"/>
-          <w:numId w:val="1"/>
-        </w:numPr>
-        <w:spacing w:before="70" w:after="70"/>
-      </w:pPr>
-      <w:r>
-        <w:rPr>
-          <w:rFonts w:ascii="Arial" w:hAnsi="Arial" w:eastAsia="Arial" w:cs="Arial"/>
-          <w:sz w:val="22"/>
-          <w:szCs w:val="22"/>
-        </w:rPr>
-        <w:t>文件名类似 Docker.dmg，大小约 600MB</w:t>
-      </w:r>
-    </w:p>
-    <w:p>
-      <w:pPr>
-        <w:spacing w:before="80" w:after="0"/>
-      </w:pPr>
-    </w:p>
-    <w:p>
-      <w:pPr>
-        <w:pStyle w:val="4"/>
-        <w:spacing w:before="220" w:after="100"/>
-      </w:pPr>
-      <w:r>
-        <w:rPr>
-          <w:rFonts w:ascii="Arial" w:hAnsi="Arial" w:eastAsia="Arial" w:cs="Arial"/>
-          <w:b/>
-          <w:bCs/>
-          <w:color w:val="1A5276"/>
-          <w:sz w:val="24"/>
-          <w:szCs w:val="24"/>
-        </w:rPr>
-        <w:t>第三步：安装</w:t>
-      </w:r>
-    </w:p>
-    <w:p>
-      <w:pPr>
-        <w:pStyle w:val="16"/>
-        <w:numPr>
-          <w:ilvl w:val="0"/>
-          <w:numId w:val="1"/>
-        </w:numPr>
-        <w:spacing w:before="70" w:after="70"/>
-      </w:pPr>
-      <w:r>
-        <w:rPr>
-          <w:rFonts w:ascii="Arial" w:hAnsi="Arial" w:eastAsia="Arial" w:cs="Arial"/>
-          <w:sz w:val="22"/>
-          <w:szCs w:val="22"/>
-        </w:rPr>
-        <w:t>下载完成后，双击 Docker.dmg 文件</w:t>
-      </w:r>
-    </w:p>
-    <w:p>
-      <w:pPr>
-        <w:pStyle w:val="16"/>
-        <w:numPr>
-          <w:ilvl w:val="0"/>
-          <w:numId w:val="1"/>
-        </w:numPr>
-        <w:spacing w:before="70" w:after="70"/>
-      </w:pPr>
-      <w:r>
-        <w:rPr>
-          <w:rFonts w:ascii="Arial" w:hAnsi="Arial" w:eastAsia="Arial" w:cs="Arial"/>
-          <w:sz w:val="22"/>
-          <w:szCs w:val="22"/>
-        </w:rPr>
-        <w:t>在弹出的窗口中，将 Docker 图标拖动到 Applications（应用程序）文件夹</w:t>
-      </w:r>
-    </w:p>
-    <w:p>
-      <w:pPr>
-        <w:pStyle w:val="16"/>
-        <w:numPr>
-          <w:ilvl w:val="0"/>
-          <w:numId w:val="1"/>
-        </w:numPr>
-        <w:spacing w:before="70" w:after="70"/>
-      </w:pPr>
-      <w:r>
-        <w:rPr>
-          <w:rFonts w:ascii="Arial" w:hAnsi="Arial" w:eastAsia="Arial" w:cs="Arial"/>
-          <w:sz w:val="22"/>
-          <w:szCs w:val="22"/>
-        </w:rPr>
-        <w:t>打开 Launchpad 或 Finder → 应用程序，找到 Docker 并双击启动</w:t>
-      </w:r>
-    </w:p>
-    <w:p>
-      <w:pPr>
-        <w:pStyle w:val="16"/>
-        <w:numPr>
-          <w:ilvl w:val="0"/>
-          <w:numId w:val="1"/>
-        </w:numPr>
-        <w:spacing w:before="70" w:after="70"/>
-      </w:pPr>
-      <w:r>
-        <w:rPr>
-          <w:rFonts w:ascii="Arial" w:hAnsi="Arial" w:eastAsia="Arial" w:cs="Arial"/>
-          <w:sz w:val="22"/>
-          <w:szCs w:val="22"/>
-        </w:rPr>
-        <w:t>首次启动会询问是否允许 Docker 进行修改，输入你的 Mac 登录密码并确认</w:t>
-      </w:r>
-    </w:p>
-    <w:p>
-      <w:pPr>
-        <w:pStyle w:val="16"/>
-        <w:numPr>
-          <w:ilvl w:val="0"/>
-          <w:numId w:val="1"/>
-        </w:numPr>
-        <w:spacing w:before="70" w:after="70"/>
-      </w:pPr>
-      <w:r>
-        <w:rPr>
-          <w:rFonts w:ascii="Arial" w:hAnsi="Arial" w:eastAsia="Arial" w:cs="Arial"/>
-          <w:sz w:val="22"/>
-          <w:szCs w:val="22"/>
-        </w:rPr>
-        <w:t>等待顶部菜单栏（屏幕最上方）出现鲸鱼图标，并且图标停止动画</w:t>
-      </w:r>
-    </w:p>
-    <w:p>
-      <w:pPr>
-        <w:spacing w:before="60" w:after="0"/>
-      </w:pPr>
-    </w:p>
-    <w:p>
-      <w:pPr>
-        <w:pStyle w:val="4"/>
-        <w:spacing w:before="220" w:after="100"/>
-      </w:pPr>
-      <w:r>
-        <w:rPr>
-          <w:rFonts w:ascii="Arial" w:hAnsi="Arial" w:eastAsia="Arial" w:cs="Arial"/>
-          <w:b/>
-          <w:bCs/>
-          <w:color w:val="1A5276"/>
-          <w:sz w:val="24"/>
-          <w:szCs w:val="24"/>
-        </w:rPr>
-        <w:t>第四步：验证安装</w:t>
-      </w:r>
-    </w:p>
-    <w:p>
-      <w:pPr>
-        <w:spacing w:before="70" w:after="70"/>
-      </w:pPr>
-      <w:r>
-        <w:rPr>
-          <w:rFonts w:ascii="Arial" w:hAnsi="Arial" w:eastAsia="Arial" w:cs="Arial"/>
-          <w:b w:val="0"/>
-          <w:bCs w:val="0"/>
-          <w:color w:val="1C2833"/>
-          <w:sz w:val="22"/>
-          <w:szCs w:val="22"/>
-        </w:rPr>
-        <w:t>打开「终端」（在 Launchpad 中搜索「终端」，或者在应用程序 → 实用工具中找到 Terminal）</w:t>
-      </w:r>
-    </w:p>
-    <w:p>
-      <w:pPr>
         <w:spacing w:before="60" w:after="0"/>
       </w:pPr>
     </w:p>
     <w:tbl>
       <w:tblPr>
-        <w:tblStyle w:val="11"/>
+        <w:tblStyle w:val="12"/>
         <w:tblW w:w="9360" w:type="dxa"/>
         <w:tblInd w:w="0" w:type="dxa"/>
         <w:tblBorders>
@@ -6841,63 +6979,11 @@
             <w:tcW w:w="9360" w:type="dxa"/>
             <w:tcBorders>
               <w:top w:val="single" w:color="CCCCCC" w:sz="0" w:space="0"/>
-              <w:left w:val="single" w:color="2874A6" w:sz="8" w:space="0"/>
-              <w:bottom w:val="single" w:color="CCCCCC" w:sz="0" w:space="0"/>
-              <w:right w:val="single" w:color="CCCCCC" w:sz="0" w:space="0"/>
-            </w:tcBorders>
-            <w:shd w:val="clear" w:color="auto" w:fill="D6EAF8"/>
-            <w:tcMar>
-              <w:top w:w="80" w:type="dxa"/>
-              <w:left w:w="180" w:type="dxa"/>
-              <w:bottom w:w="80" w:type="dxa"/>
-              <w:right w:w="160" w:type="dxa"/>
-            </w:tcMar>
-          </w:tcPr>
-          <w:p>
-            <w:pPr>
-              <w:spacing w:before="0" w:after="0"/>
-            </w:pPr>
-            <w:r>
-              <w:rPr>
-                <w:rFonts w:ascii="Arial" w:hAnsi="Arial" w:eastAsia="Arial" w:cs="Arial"/>
-                <w:b/>
-                <w:bCs/>
-                <w:color w:val="1A5276"/>
-                <w:sz w:val="20"/>
-                <w:szCs w:val="20"/>
-              </w:rPr>
-              <w:t>💻  在终端中验证</w:t>
-            </w:r>
-          </w:p>
-        </w:tc>
-      </w:tr>
-      <w:tr>
-        <w:tblPrEx>
-          <w:tblBorders>
-            <w:top w:val="single" w:color="auto" w:sz="4" w:space="0"/>
-            <w:left w:val="single" w:color="auto" w:sz="4" w:space="0"/>
-            <w:bottom w:val="single" w:color="auto" w:sz="4" w:space="0"/>
-            <w:right w:val="single" w:color="auto" w:sz="4" w:space="0"/>
-            <w:insideH w:val="single" w:color="auto" w:sz="4" w:space="0"/>
-            <w:insideV w:val="single" w:color="auto" w:sz="4" w:space="0"/>
-          </w:tblBorders>
-          <w:tblCellMar>
-            <w:top w:w="0" w:type="dxa"/>
-            <w:left w:w="10" w:type="dxa"/>
-            <w:bottom w:w="0" w:type="dxa"/>
-            <w:right w:w="10" w:type="dxa"/>
-          </w:tblCellMar>
-        </w:tblPrEx>
-        <w:tc>
-          <w:tcPr>
-            <w:tcW w:w="9360" w:type="dxa"/>
-            <w:tcBorders>
-              <w:top w:val="single" w:color="CCCCCC" w:sz="0" w:space="0"/>
-              <w:left w:val="single" w:color="2874A6" w:sz="8" w:space="0"/>
-              <w:bottom w:val="single" w:color="CCCCCC" w:sz="0" w:space="0"/>
-              <w:right w:val="single" w:color="CCCCCC" w:sz="0" w:space="0"/>
-            </w:tcBorders>
-            <w:shd w:val="clear" w:color="auto" w:fill="F2F3F4"/>
+              <w:left w:val="single" w:color="1ABC9C" w:sz="10" w:space="0"/>
+              <w:bottom w:val="single" w:color="CCCCCC" w:sz="0" w:space="0"/>
+              <w:right w:val="single" w:color="CCCCCC" w:sz="0" w:space="0"/>
+            </w:tcBorders>
+            <w:shd w:val="clear" w:color="auto" w:fill="E9F7EF"/>
             <w:tcMar>
               <w:top w:w="100" w:type="dxa"/>
               <w:left w:w="200" w:type="dxa"/>
@@ -6907,30 +6993,48 @@
           </w:tcPr>
           <w:p>
             <w:pPr>
-              <w:spacing w:before="18" w:after="18"/>
-            </w:pPr>
-            <w:r>
-              <w:rPr>
-                <w:rFonts w:ascii="Courier New" w:hAnsi="Courier New" w:eastAsia="Courier New" w:cs="Courier New"/>
-                <w:color w:val="1B2631"/>
-                <w:sz w:val="19"/>
-                <w:szCs w:val="19"/>
-              </w:rPr>
-              <w:t>docker --version</w:t>
-            </w:r>
-          </w:p>
-          <w:p>
-            <w:pPr>
-              <w:spacing w:before="18" w:after="18"/>
-            </w:pPr>
-            <w:r>
-              <w:rPr>
-                <w:rFonts w:ascii="Courier New" w:hAnsi="Courier New" w:eastAsia="Courier New" w:cs="Courier New"/>
-                <w:color w:val="1B2631"/>
-                <w:sz w:val="19"/>
-                <w:szCs w:val="19"/>
-              </w:rPr>
-              <w:t>docker run hello-world</w:t>
+              <w:spacing w:before="60" w:after="60"/>
+            </w:pPr>
+            <w:r>
+              <w:rPr>
+                <w:rFonts w:ascii="Arial" w:hAnsi="Arial" w:eastAsia="Arial" w:cs="Arial"/>
+                <w:b/>
+                <w:bCs/>
+                <w:color w:val="1ABC9C"/>
+                <w:sz w:val="22"/>
+                <w:szCs w:val="22"/>
+              </w:rPr>
+              <w:t>✅  成功标志</w:t>
+            </w:r>
+          </w:p>
+          <w:p>
+            <w:pPr>
+              <w:spacing w:before="40" w:after="40"/>
+              <w:ind w:left="280"/>
+            </w:pPr>
+            <w:r>
+              <w:rPr>
+                <w:rFonts w:ascii="Arial" w:hAnsi="Arial" w:eastAsia="Arial" w:cs="Arial"/>
+                <w:color w:val="1C2833"/>
+                <w:sz w:val="21"/>
+                <w:szCs w:val="21"/>
+              </w:rPr>
+              <w:t>docker --version 显示版本号（如 Docker version 25.0.3）</w:t>
+            </w:r>
+          </w:p>
+          <w:p>
+            <w:pPr>
+              <w:spacing w:before="40" w:after="40"/>
+              <w:ind w:left="280"/>
+            </w:pPr>
+            <w:r>
+              <w:rPr>
+                <w:rFonts w:ascii="Arial" w:hAnsi="Arial" w:eastAsia="Arial" w:cs="Arial"/>
+                <w:color w:val="1C2833"/>
+                <w:sz w:val="21"/>
+                <w:szCs w:val="21"/>
+              </w:rPr>
+              <w:t>docker run hello-world 最终显示「Hello from Docker!」</w:t>
             </w:r>
           </w:p>
         </w:tc>
@@ -6938,12 +7042,50 @@
     </w:tbl>
     <w:p>
       <w:pPr>
+        <w:spacing w:before="100" w:after="0"/>
+      </w:pPr>
+    </w:p>
+    <w:p>
+      <w:pPr>
+        <w:pStyle w:val="3"/>
+        <w:spacing w:before="300" w:after="120"/>
+      </w:pPr>
+      <w:r>
+        <w:rPr>
+          <w:rFonts w:ascii="Arial" w:hAnsi="Arial" w:eastAsia="Arial" w:cs="Arial"/>
+          <w:b/>
+          <w:bCs/>
+          <w:color w:val="2874A6"/>
+          <w:sz w:val="28"/>
+          <w:szCs w:val="28"/>
+        </w:rPr>
+        <w:t>2.4 Linux（Ubuntu）系统安装 Docker</w:t>
+      </w:r>
+    </w:p>
+    <w:p>
+      <w:pPr>
+        <w:spacing w:before="70" w:after="70"/>
+      </w:pPr>
+      <w:r>
+        <w:rPr>
+          <w:rFonts w:ascii="Arial" w:hAnsi="Arial" w:eastAsia="Arial" w:cs="Arial"/>
+          <w:b w:val="0"/>
+          <w:bCs w:val="0"/>
+          <w:color w:val="1C2833"/>
+          <w:sz w:val="22"/>
+          <w:szCs w:val="22"/>
+        </w:rPr>
+        <w:t>以下步骤适用于 Ubuntu 20.04 和 22.04，这是最常用的 Linux 版本。</w:t>
+      </w:r>
+    </w:p>
+    <w:p>
+      <w:pPr>
         <w:spacing w:before="60" w:after="0"/>
       </w:pPr>
     </w:p>
     <w:tbl>
       <w:tblPr>
-        <w:tblStyle w:val="11"/>
+        <w:tblStyle w:val="12"/>
         <w:tblW w:w="9360" w:type="dxa"/>
         <w:tblInd w:w="0" w:type="dxa"/>
         <w:tblBorders>
@@ -6987,11 +7129,11 @@
             <w:tcW w:w="9360" w:type="dxa"/>
             <w:tcBorders>
               <w:top w:val="single" w:color="CCCCCC" w:sz="0" w:space="0"/>
-              <w:left w:val="single" w:color="1ABC9C" w:sz="10" w:space="0"/>
-              <w:bottom w:val="single" w:color="CCCCCC" w:sz="0" w:space="0"/>
-              <w:right w:val="single" w:color="CCCCCC" w:sz="0" w:space="0"/>
-            </w:tcBorders>
-            <w:shd w:val="clear" w:color="auto" w:fill="E9F7EF"/>
+              <w:left w:val="single" w:color="D35400" w:sz="10" w:space="0"/>
+              <w:bottom w:val="single" w:color="CCCCCC" w:sz="0" w:space="0"/>
+              <w:right w:val="single" w:color="CCCCCC" w:sz="0" w:space="0"/>
+            </w:tcBorders>
+            <w:shd w:val="clear" w:color="auto" w:fill="FEF9E7"/>
             <w:tcMar>
               <w:top w:w="100" w:type="dxa"/>
               <w:left w:w="200" w:type="dxa"/>
@@ -7008,11 +7150,11 @@
                 <w:rFonts w:ascii="Arial" w:hAnsi="Arial" w:eastAsia="Arial" w:cs="Arial"/>
                 <w:b/>
                 <w:bCs/>
-                <w:color w:val="1ABC9C"/>
+                <w:color w:val="D35400"/>
                 <w:sz w:val="22"/>
                 <w:szCs w:val="22"/>
               </w:rPr>
-              <w:t>✅  成功标志</w:t>
+              <w:t>💡  Linux 操作提示</w:t>
             </w:r>
           </w:p>
           <w:p>
@@ -7027,7 +7169,7 @@
                 <w:sz w:val="21"/>
                 <w:szCs w:val="21"/>
               </w:rPr>
-              <w:t>docker --version 显示版本号（如 Docker version 25.0.3）</w:t>
+              <w:t>下面的命令需要在「终端」中输入，每输入一条命令后按回车执行</w:t>
             </w:r>
           </w:p>
           <w:p>
@@ -7042,7 +7184,22 @@
                 <w:sz w:val="21"/>
                 <w:szCs w:val="21"/>
               </w:rPr>
-              <w:t>docker run hello-world 最终显示「Hello from Docker!」</w:t>
+              <w:t>带有 sudo 的命令需要输入你的用户密码（输入时密码不会显示，这是正常的，输完直接按回车）</w:t>
+            </w:r>
+          </w:p>
+          <w:p>
+            <w:pPr>
+              <w:spacing w:before="40" w:after="40"/>
+              <w:ind w:left="280"/>
+            </w:pPr>
+            <w:r>
+              <w:rPr>
+                <w:rFonts w:ascii="Arial" w:hAnsi="Arial" w:eastAsia="Arial" w:cs="Arial"/>
+                <w:color w:val="1C2833"/>
+                <w:sz w:val="21"/>
+                <w:szCs w:val="21"/>
+              </w:rPr>
+              <w:t>如果系统询问「是否继续？(Y/n)」，输入 Y 后按回车</w:t>
             </w:r>
           </w:p>
         </w:tc>
@@ -7050,50 +7207,29 @@
     </w:tbl>
     <w:p>
       <w:pPr>
-        <w:spacing w:before="100" w:after="0"/>
-      </w:pPr>
-    </w:p>
-    <w:p>
-      <w:pPr>
-        <w:pStyle w:val="3"/>
-        <w:spacing w:before="300" w:after="120"/>
+        <w:spacing w:before="60" w:after="0"/>
+      </w:pPr>
+    </w:p>
+    <w:p>
+      <w:pPr>
+        <w:pStyle w:val="4"/>
+        <w:spacing w:before="220" w:after="100"/>
       </w:pPr>
       <w:r>
         <w:rPr>
           <w:rFonts w:ascii="Arial" w:hAnsi="Arial" w:eastAsia="Arial" w:cs="Arial"/>
           <w:b/>
           <w:bCs/>
-          <w:color w:val="2874A6"/>
-          <w:sz w:val="28"/>
-          <w:szCs w:val="28"/>
+          <w:color w:val="1A5276"/>
+          <w:sz w:val="24"/>
+          <w:szCs w:val="24"/>
         </w:rPr>
-        <w:t>2.4 Linux（Ubuntu）系统安装 Docker</w:t>
+        <w:t>第一步：更新系统并安装依赖</w:t>
       </w:r>
-    </w:p>
-    <w:p>
-      <w:pPr>
-        <w:spacing w:before="70" w:after="70"/>
-      </w:pPr>
-      <w:r>
-        <w:rPr>
-          <w:rFonts w:ascii="Arial" w:hAnsi="Arial" w:eastAsia="Arial" w:cs="Arial"/>
-          <w:b w:val="0"/>
-          <w:bCs w:val="0"/>
-          <w:color w:val="1C2833"/>
-          <w:sz w:val="22"/>
-          <w:szCs w:val="22"/>
-        </w:rPr>
-        <w:t>以下步骤适用于 Ubuntu 20.04 和 22.04，这是最常用的 Linux 版本。</w:t>
-      </w:r>
-    </w:p>
-    <w:p>
-      <w:pPr>
-        <w:spacing w:before="60" w:after="0"/>
-      </w:pPr>
     </w:p>
     <w:tbl>
       <w:tblPr>
-        <w:tblStyle w:val="11"/>
+        <w:tblStyle w:val="12"/>
         <w:tblW w:w="9360" w:type="dxa"/>
         <w:tblInd w:w="0" w:type="dxa"/>
         <w:tblBorders>
@@ -7137,11 +7273,63 @@
             <w:tcW w:w="9360" w:type="dxa"/>
             <w:tcBorders>
               <w:top w:val="single" w:color="CCCCCC" w:sz="0" w:space="0"/>
-              <w:left w:val="single" w:color="D35400" w:sz="10" w:space="0"/>
-              <w:bottom w:val="single" w:color="CCCCCC" w:sz="0" w:space="0"/>
-              <w:right w:val="single" w:color="CCCCCC" w:sz="0" w:space="0"/>
-            </w:tcBorders>
-            <w:shd w:val="clear" w:color="auto" w:fill="FEF9E7"/>
+              <w:left w:val="single" w:color="2874A6" w:sz="8" w:space="0"/>
+              <w:bottom w:val="single" w:color="CCCCCC" w:sz="0" w:space="0"/>
+              <w:right w:val="single" w:color="CCCCCC" w:sz="0" w:space="0"/>
+            </w:tcBorders>
+            <w:shd w:val="clear" w:color="auto" w:fill="D6EAF8"/>
+            <w:tcMar>
+              <w:top w:w="80" w:type="dxa"/>
+              <w:left w:w="180" w:type="dxa"/>
+              <w:bottom w:w="80" w:type="dxa"/>
+              <w:right w:w="160" w:type="dxa"/>
+            </w:tcMar>
+          </w:tcPr>
+          <w:p>
+            <w:pPr>
+              <w:spacing w:before="0" w:after="0"/>
+            </w:pPr>
+            <w:r>
+              <w:rPr>
+                <w:rFonts w:ascii="Arial" w:hAnsi="Arial" w:eastAsia="Arial" w:cs="Arial"/>
+                <w:b/>
+                <w:bCs/>
+                <w:color w:val="1A5276"/>
+                <w:sz w:val="20"/>
+                <w:szCs w:val="20"/>
+              </w:rPr>
+              <w:t>💻  更新系统（在终端中依次执行）</w:t>
+            </w:r>
+          </w:p>
+        </w:tc>
+      </w:tr>
+      <w:tr>
+        <w:tblPrEx>
+          <w:tblBorders>
+            <w:top w:val="single" w:color="auto" w:sz="4" w:space="0"/>
+            <w:left w:val="single" w:color="auto" w:sz="4" w:space="0"/>
+            <w:bottom w:val="single" w:color="auto" w:sz="4" w:space="0"/>
+            <w:right w:val="single" w:color="auto" w:sz="4" w:space="0"/>
+            <w:insideH w:val="single" w:color="auto" w:sz="4" w:space="0"/>
+            <w:insideV w:val="single" w:color="auto" w:sz="4" w:space="0"/>
+          </w:tblBorders>
+          <w:tblCellMar>
+            <w:top w:w="0" w:type="dxa"/>
+            <w:left w:w="10" w:type="dxa"/>
+            <w:bottom w:w="0" w:type="dxa"/>
+            <w:right w:w="10" w:type="dxa"/>
+          </w:tblCellMar>
+        </w:tblPrEx>
+        <w:tc>
+          <w:tcPr>
+            <w:tcW w:w="9360" w:type="dxa"/>
+            <w:tcBorders>
+              <w:top w:val="single" w:color="CCCCCC" w:sz="0" w:space="0"/>
+              <w:left w:val="single" w:color="2874A6" w:sz="8" w:space="0"/>
+              <w:bottom w:val="single" w:color="CCCCCC" w:sz="0" w:space="0"/>
+              <w:right w:val="single" w:color="CCCCCC" w:sz="0" w:space="0"/>
+            </w:tcBorders>
+            <w:shd w:val="clear" w:color="auto" w:fill="F2F3F4"/>
             <w:tcMar>
               <w:top w:w="100" w:type="dxa"/>
               <w:left w:w="200" w:type="dxa"/>
@@ -7151,63 +7339,63 @@
           </w:tcPr>
           <w:p>
             <w:pPr>
-              <w:spacing w:before="60" w:after="60"/>
-            </w:pPr>
-            <w:r>
-              <w:rPr>
-                <w:rFonts w:ascii="Arial" w:hAnsi="Arial" w:eastAsia="Arial" w:cs="Arial"/>
-                <w:b/>
-                <w:bCs/>
-                <w:color w:val="D35400"/>
-                <w:sz w:val="22"/>
-                <w:szCs w:val="22"/>
-              </w:rPr>
-              <w:t>💡  Linux 操作提示</w:t>
-            </w:r>
-          </w:p>
-          <w:p>
-            <w:pPr>
-              <w:spacing w:before="40" w:after="40"/>
-              <w:ind w:left="280"/>
-            </w:pPr>
-            <w:r>
-              <w:rPr>
-                <w:rFonts w:ascii="Arial" w:hAnsi="Arial" w:eastAsia="Arial" w:cs="Arial"/>
-                <w:color w:val="1C2833"/>
-                <w:sz w:val="21"/>
-                <w:szCs w:val="21"/>
-              </w:rPr>
-              <w:t>下面的命令需要在「终端」中输入，每输入一条命令后按回车执行</w:t>
-            </w:r>
-          </w:p>
-          <w:p>
-            <w:pPr>
-              <w:spacing w:before="40" w:after="40"/>
-              <w:ind w:left="280"/>
-            </w:pPr>
-            <w:r>
-              <w:rPr>
-                <w:rFonts w:ascii="Arial" w:hAnsi="Arial" w:eastAsia="Arial" w:cs="Arial"/>
-                <w:color w:val="1C2833"/>
-                <w:sz w:val="21"/>
-                <w:szCs w:val="21"/>
-              </w:rPr>
-              <w:t>带有 sudo 的命令需要输入你的用户密码（输入时密码不会显示，这是正常的，输完直接按回车）</w:t>
-            </w:r>
-          </w:p>
-          <w:p>
-            <w:pPr>
-              <w:spacing w:before="40" w:after="40"/>
-              <w:ind w:left="280"/>
-            </w:pPr>
-            <w:r>
-              <w:rPr>
-                <w:rFonts w:ascii="Arial" w:hAnsi="Arial" w:eastAsia="Arial" w:cs="Arial"/>
-                <w:color w:val="1C2833"/>
-                <w:sz w:val="21"/>
-                <w:szCs w:val="21"/>
-              </w:rPr>
-              <w:t>如果系统询问「是否继续？(Y/n)」，输入 Y 后按回车</w:t>
+              <w:spacing w:before="18" w:after="18"/>
+            </w:pPr>
+            <w:r>
+              <w:rPr>
+                <w:rFonts w:ascii="Courier New" w:hAnsi="Courier New" w:eastAsia="Courier New" w:cs="Courier New"/>
+                <w:color w:val="7D8B99"/>
+                <w:sz w:val="19"/>
+                <w:szCs w:val="19"/>
+              </w:rPr>
+              <w:t># 更新软件包列表</w:t>
+            </w:r>
+          </w:p>
+          <w:p>
+            <w:pPr>
+              <w:spacing w:before="18" w:after="18"/>
+            </w:pPr>
+            <w:r>
+              <w:rPr>
+                <w:rFonts w:ascii="Courier New" w:hAnsi="Courier New" w:eastAsia="Courier New" w:cs="Courier New"/>
+                <w:color w:val="1B2631"/>
+                <w:sz w:val="19"/>
+                <w:szCs w:val="19"/>
+              </w:rPr>
+              <w:t>sudo apt-get update</w:t>
+            </w:r>
+          </w:p>
+          <w:p>
+            <w:pPr>
+              <w:spacing w:before="18" w:after="18"/>
+            </w:pPr>
+          </w:p>
+          <w:p>
+            <w:pPr>
+              <w:spacing w:before="18" w:after="18"/>
+            </w:pPr>
+            <w:r>
+              <w:rPr>
+                <w:rFonts w:ascii="Courier New" w:hAnsi="Courier New" w:eastAsia="Courier New" w:cs="Courier New"/>
+                <w:color w:val="7D8B99"/>
+                <w:sz w:val="19"/>
+                <w:szCs w:val="19"/>
+              </w:rPr>
+              <w:t># 安装必要的依赖工具</w:t>
+            </w:r>
+          </w:p>
+          <w:p>
+            <w:pPr>
+              <w:spacing w:before="18" w:after="18"/>
+            </w:pPr>
+            <w:r>
+              <w:rPr>
+                <w:rFonts w:ascii="Courier New" w:hAnsi="Courier New" w:eastAsia="Courier New" w:cs="Courier New"/>
+                <w:color w:val="1B2631"/>
+                <w:sz w:val="19"/>
+                <w:szCs w:val="19"/>
+              </w:rPr>
+              <w:t>sudo apt-get install -y ca-certificates curl gnupg lsb-release</w:t>
             </w:r>
           </w:p>
         </w:tc>
@@ -7215,7 +7403,7 @@
     </w:tbl>
     <w:p>
       <w:pPr>
-        <w:spacing w:before="60" w:after="0"/>
+        <w:spacing w:before="80" w:after="0"/>
       </w:pPr>
     </w:p>
     <w:p>
@@ -7232,12 +7420,12 @@
           <w:sz w:val="24"/>
           <w:szCs w:val="24"/>
         </w:rPr>
-        <w:t>第一步：更新系统并安装依赖</w:t>
+        <w:t>第二步：添加 Docker 官方软件源</w:t>
       </w:r>
     </w:p>
     <w:tbl>
       <w:tblPr>
-        <w:tblStyle w:val="11"/>
+        <w:tblStyle w:val="12"/>
         <w:tblW w:w="9360" w:type="dxa"/>
         <w:tblInd w:w="0" w:type="dxa"/>
         <w:tblBorders>
@@ -7306,7 +7494,7 @@
                 <w:sz w:val="20"/>
                 <w:szCs w:val="20"/>
               </w:rPr>
-              <w:t>💻  更新系统（在终端中依次执行）</w:t>
+              <w:t>💻  添加软件源</w:t>
             </w:r>
           </w:p>
         </w:tc>
@@ -7356,7 +7544,7 @@
                 <w:sz w:val="19"/>
                 <w:szCs w:val="19"/>
               </w:rPr>
-              <w:t># 更新软件包列表</w:t>
+              <w:t># 创建密钥目录</w:t>
             </w:r>
           </w:p>
           <w:p>
@@ -7370,7 +7558,7 @@
                 <w:sz w:val="19"/>
                 <w:szCs w:val="19"/>
               </w:rPr>
-              <w:t>sudo apt-get update</w:t>
+              <w:t>sudo install -m 0755 -d /etc/apt/keyrings</w:t>
             </w:r>
           </w:p>
           <w:p>
@@ -7389,7 +7577,7 @@
                 <w:sz w:val="19"/>
                 <w:szCs w:val="19"/>
               </w:rPr>
-              <w:t># 安装必要的依赖工具</w:t>
+              <w:t># 下载 Docker 官方 GPG 密钥（用于验证软件包真实性）</w:t>
             </w:r>
           </w:p>
           <w:p>
@@ -7403,7 +7591,54 @@
                 <w:sz w:val="19"/>
                 <w:szCs w:val="19"/>
               </w:rPr>
-              <w:t>sudo apt-get install -y ca-certificates curl gnupg lsb-release</w:t>
+              <w:t>curl -fsSL https://download.docker.com/linux/ubuntu/gpg | sudo gpg --dearmor -o /etc/apt/keyrings/docker.gpg</w:t>
+            </w:r>
+          </w:p>
+          <w:p>
+            <w:pPr>
+              <w:spacing w:before="18" w:after="18"/>
+            </w:pPr>
+            <w:r>
+              <w:rPr>
+                <w:rFonts w:ascii="Courier New" w:hAnsi="Courier New" w:eastAsia="Courier New" w:cs="Courier New"/>
+                <w:color w:val="1B2631"/>
+                <w:sz w:val="19"/>
+                <w:szCs w:val="19"/>
+              </w:rPr>
+              <w:t>sudo chmod a+r /etc/apt/keyrings/docker.gpg</w:t>
+            </w:r>
+          </w:p>
+          <w:p>
+            <w:pPr>
+              <w:spacing w:before="18" w:after="18"/>
+            </w:pPr>
+          </w:p>
+          <w:p>
+            <w:pPr>
+              <w:spacing w:before="18" w:after="18"/>
+            </w:pPr>
+            <w:r>
+              <w:rPr>
+                <w:rFonts w:ascii="Courier New" w:hAnsi="Courier New" w:eastAsia="Courier New" w:cs="Courier New"/>
+                <w:color w:val="7D8B99"/>
+                <w:sz w:val="19"/>
+                <w:szCs w:val="19"/>
+              </w:rPr>
+              <w:t># 添加 Docker 软件仓库</w:t>
+            </w:r>
+          </w:p>
+          <w:p>
+            <w:pPr>
+              <w:spacing w:before="18" w:after="18"/>
+            </w:pPr>
+            <w:r>
+              <w:rPr>
+                <w:rFonts w:ascii="Courier New" w:hAnsi="Courier New" w:eastAsia="Courier New" w:cs="Courier New"/>
+                <w:color w:val="1B2631"/>
+                <w:sz w:val="19"/>
+                <w:szCs w:val="19"/>
+              </w:rPr>
+              <w:t>echo "deb [arch=$(dpkg --print-architecture) signed-by=/etc/apt/keyrings/docker.gpg] https://download.docker.com/linux/ubuntu $(. /etc/os-release &amp;&amp; echo "$VERSION_CODENAME") stable" | sudo tee /etc/apt/sources.list.d/docker.list &gt; /dev/null</w:t>
             </w:r>
           </w:p>
         </w:tc>
@@ -7428,12 +7663,12 @@
           <w:sz w:val="24"/>
           <w:szCs w:val="24"/>
         </w:rPr>
-        <w:t>第二步：添加 Docker 官方软件源</w:t>
+        <w:t>第三步：安装 Docker</w:t>
       </w:r>
     </w:p>
     <w:tbl>
       <w:tblPr>
-        <w:tblStyle w:val="11"/>
+        <w:tblStyle w:val="12"/>
         <w:tblW w:w="9360" w:type="dxa"/>
         <w:tblInd w:w="0" w:type="dxa"/>
         <w:tblBorders>
@@ -7502,7 +7737,7 @@
                 <w:sz w:val="20"/>
                 <w:szCs w:val="20"/>
               </w:rPr>
-              <w:t>💻  添加软件源</w:t>
+              <w:t>💻  安装 Docker</w:t>
             </w:r>
           </w:p>
         </w:tc>
@@ -7552,7 +7787,7 @@
                 <w:sz w:val="19"/>
                 <w:szCs w:val="19"/>
               </w:rPr>
-              <w:t># 创建密钥目录</w:t>
+              <w:t># 再次更新软件包列表（使 Docker 仓库生效）</w:t>
             </w:r>
           </w:p>
           <w:p>
@@ -7566,7 +7801,7 @@
                 <w:sz w:val="19"/>
                 <w:szCs w:val="19"/>
               </w:rPr>
-              <w:t>sudo install -m 0755 -d /etc/apt/keyrings</w:t>
+              <w:t>sudo apt-get update</w:t>
             </w:r>
           </w:p>
           <w:p>
@@ -7585,7 +7820,7 @@
                 <w:sz w:val="19"/>
                 <w:szCs w:val="19"/>
               </w:rPr>
-              <w:t># 下载 Docker 官方 GPG 密钥（用于验证软件包真实性）</w:t>
+              <w:t># 安装 Docker 引擎及相关组件</w:t>
             </w:r>
           </w:p>
           <w:p>
@@ -7599,54 +7834,7 @@
                 <w:sz w:val="19"/>
                 <w:szCs w:val="19"/>
               </w:rPr>
-              <w:t>curl -fsSL https://download.docker.com/linux/ubuntu/gpg | sudo gpg --dearmor -o /etc/apt/keyrings/docker.gpg</w:t>
-            </w:r>
-          </w:p>
-          <w:p>
-            <w:pPr>
-              <w:spacing w:before="18" w:after="18"/>
-            </w:pPr>
-            <w:r>
-              <w:rPr>
-                <w:rFonts w:ascii="Courier New" w:hAnsi="Courier New" w:eastAsia="Courier New" w:cs="Courier New"/>
-                <w:color w:val="1B2631"/>
-                <w:sz w:val="19"/>
-                <w:szCs w:val="19"/>
-              </w:rPr>
-              <w:t>sudo chmod a+r /etc/apt/keyrings/docker.gpg</w:t>
-            </w:r>
-          </w:p>
-          <w:p>
-            <w:pPr>
-              <w:spacing w:before="18" w:after="18"/>
-            </w:pPr>
-          </w:p>
-          <w:p>
-            <w:pPr>
-              <w:spacing w:before="18" w:after="18"/>
-            </w:pPr>
-            <w:r>
-              <w:rPr>
-                <w:rFonts w:ascii="Courier New" w:hAnsi="Courier New" w:eastAsia="Courier New" w:cs="Courier New"/>
-                <w:color w:val="7D8B99"/>
-                <w:sz w:val="19"/>
-                <w:szCs w:val="19"/>
-              </w:rPr>
-              <w:t># 添加 Docker 软件仓库</w:t>
-            </w:r>
-          </w:p>
-          <w:p>
-            <w:pPr>
-              <w:spacing w:before="18" w:after="18"/>
-            </w:pPr>
-            <w:r>
-              <w:rPr>
-                <w:rFonts w:ascii="Courier New" w:hAnsi="Courier New" w:eastAsia="Courier New" w:cs="Courier New"/>
-                <w:color w:val="1B2631"/>
-                <w:sz w:val="19"/>
-                <w:szCs w:val="19"/>
-              </w:rPr>
-              <w:t>echo "deb [arch=$(dpkg --print-architecture) signed-by=/etc/apt/keyrings/docker.gpg] https://download.docker.com/linux/ubuntu $(. /etc/os-release &amp;&amp; echo "$VERSION_CODENAME") stable" | sudo tee /etc/apt/sources.list.d/docker.list &gt; /dev/null</w:t>
+              <w:t>sudo apt-get install -y docker-ce docker-ce-cli containerd.io docker-buildx-plugin docker-compose-plugin</w:t>
             </w:r>
           </w:p>
         </w:tc>
@@ -7671,12 +7859,223 @@
           <w:sz w:val="24"/>
           <w:szCs w:val="24"/>
         </w:rPr>
-        <w:t>第三步：安装 Docker</w:t>
+        <w:t>第四步：设置当前用户权限（重要！）</w:t>
       </w:r>
+    </w:p>
+    <w:p>
+      <w:pPr>
+        <w:spacing w:before="70" w:after="70"/>
+      </w:pPr>
+      <w:r>
+        <w:rPr>
+          <w:rFonts w:ascii="Arial" w:hAnsi="Arial" w:eastAsia="Arial" w:cs="Arial"/>
+          <w:b w:val="0"/>
+          <w:bCs w:val="0"/>
+          <w:color w:val="1C2833"/>
+          <w:sz w:val="22"/>
+          <w:szCs w:val="22"/>
+        </w:rPr>
+        <w:t>默认情况下，运行 Docker 命令需要 sudo 权限。以下设置让你可以不加 sudo 直接使用 Docker：</w:t>
+      </w:r>
+    </w:p>
+    <w:p>
+      <w:pPr>
+        <w:spacing w:before="60" w:after="0"/>
+      </w:pPr>
     </w:p>
     <w:tbl>
       <w:tblPr>
-        <w:tblStyle w:val="11"/>
+        <w:tblStyle w:val="12"/>
+        <w:tblW w:w="9360" w:type="dxa"/>
+        <w:tblInd w:w="0" w:type="dxa"/>
+        <w:tblBorders>
+          <w:top w:val="single" w:color="auto" w:sz="4" w:space="0"/>
+          <w:left w:val="single" w:color="auto" w:sz="4" w:space="0"/>
+          <w:bottom w:val="single" w:color="auto" w:sz="4" w:space="0"/>
+          <w:right w:val="single" w:color="auto" w:sz="4" w:space="0"/>
+          <w:insideH w:val="single" w:color="auto" w:sz="4" w:space="0"/>
+          <w:insideV w:val="single" w:color="auto" w:sz="4" w:space="0"/>
+        </w:tblBorders>
+        <w:tblLayout w:type="autofit"/>
+        <w:tblCellMar>
+          <w:top w:w="0" w:type="dxa"/>
+          <w:left w:w="10" w:type="dxa"/>
+          <w:bottom w:w="0" w:type="dxa"/>
+          <w:right w:w="10" w:type="dxa"/>
+        </w:tblCellMar>
+      </w:tblPr>
+      <w:tblGrid>
+        <w:gridCol w:w="9360"/>
+      </w:tblGrid>
+      <w:tr>
+        <w:tblPrEx>
+          <w:tblBorders>
+            <w:top w:val="single" w:color="auto" w:sz="4" w:space="0"/>
+            <w:left w:val="single" w:color="auto" w:sz="4" w:space="0"/>
+            <w:bottom w:val="single" w:color="auto" w:sz="4" w:space="0"/>
+            <w:right w:val="single" w:color="auto" w:sz="4" w:space="0"/>
+            <w:insideH w:val="single" w:color="auto" w:sz="4" w:space="0"/>
+            <w:insideV w:val="single" w:color="auto" w:sz="4" w:space="0"/>
+          </w:tblBorders>
+        </w:tblPrEx>
+        <w:tc>
+          <w:tcPr>
+            <w:tcW w:w="9360" w:type="dxa"/>
+            <w:tcBorders>
+              <w:top w:val="single" w:color="CCCCCC" w:sz="0" w:space="0"/>
+              <w:left w:val="single" w:color="2874A6" w:sz="8" w:space="0"/>
+              <w:bottom w:val="single" w:color="CCCCCC" w:sz="0" w:space="0"/>
+              <w:right w:val="single" w:color="CCCCCC" w:sz="0" w:space="0"/>
+            </w:tcBorders>
+            <w:shd w:val="clear" w:color="auto" w:fill="D6EAF8"/>
+            <w:tcMar>
+              <w:top w:w="80" w:type="dxa"/>
+              <w:left w:w="180" w:type="dxa"/>
+              <w:bottom w:w="80" w:type="dxa"/>
+              <w:right w:w="160" w:type="dxa"/>
+            </w:tcMar>
+          </w:tcPr>
+          <w:p>
+            <w:pPr>
+              <w:spacing w:before="0" w:after="0"/>
+            </w:pPr>
+            <w:r>
+              <w:rPr>
+                <w:rFonts w:ascii="Arial" w:hAnsi="Arial" w:eastAsia="Arial" w:cs="Arial"/>
+                <w:b/>
+                <w:bCs/>
+                <w:color w:val="1A5276"/>
+                <w:sz w:val="20"/>
+                <w:szCs w:val="20"/>
+              </w:rPr>
+              <w:t>💻  配置用户权限</w:t>
+            </w:r>
+          </w:p>
+        </w:tc>
+      </w:tr>
+      <w:tr>
+        <w:tblPrEx>
+          <w:tblBorders>
+            <w:top w:val="single" w:color="auto" w:sz="4" w:space="0"/>
+            <w:left w:val="single" w:color="auto" w:sz="4" w:space="0"/>
+            <w:bottom w:val="single" w:color="auto" w:sz="4" w:space="0"/>
+            <w:right w:val="single" w:color="auto" w:sz="4" w:space="0"/>
+            <w:insideH w:val="single" w:color="auto" w:sz="4" w:space="0"/>
+            <w:insideV w:val="single" w:color="auto" w:sz="4" w:space="0"/>
+          </w:tblBorders>
+          <w:tblCellMar>
+            <w:top w:w="0" w:type="dxa"/>
+            <w:left w:w="10" w:type="dxa"/>
+            <w:bottom w:w="0" w:type="dxa"/>
+            <w:right w:w="10" w:type="dxa"/>
+          </w:tblCellMar>
+        </w:tblPrEx>
+        <w:tc>
+          <w:tcPr>
+            <w:tcW w:w="9360" w:type="dxa"/>
+            <w:tcBorders>
+              <w:top w:val="single" w:color="CCCCCC" w:sz="0" w:space="0"/>
+              <w:left w:val="single" w:color="2874A6" w:sz="8" w:space="0"/>
+              <w:bottom w:val="single" w:color="CCCCCC" w:sz="0" w:space="0"/>
+              <w:right w:val="single" w:color="CCCCCC" w:sz="0" w:space="0"/>
+            </w:tcBorders>
+            <w:shd w:val="clear" w:color="auto" w:fill="F2F3F4"/>
+            <w:tcMar>
+              <w:top w:w="100" w:type="dxa"/>
+              <w:left w:w="200" w:type="dxa"/>
+              <w:bottom w:w="100" w:type="dxa"/>
+              <w:right w:w="160" w:type="dxa"/>
+            </w:tcMar>
+          </w:tcPr>
+          <w:p>
+            <w:pPr>
+              <w:spacing w:before="18" w:after="18"/>
+            </w:pPr>
+            <w:r>
+              <w:rPr>
+                <w:rFonts w:ascii="Courier New" w:hAnsi="Courier New" w:eastAsia="Courier New" w:cs="Courier New"/>
+                <w:color w:val="7D8B99"/>
+                <w:sz w:val="19"/>
+                <w:szCs w:val="19"/>
+              </w:rPr>
+              <w:t># 将当前用户加入 docker 用户组</w:t>
+            </w:r>
+          </w:p>
+          <w:p>
+            <w:pPr>
+              <w:spacing w:before="18" w:after="18"/>
+            </w:pPr>
+            <w:r>
+              <w:rPr>
+                <w:rFonts w:ascii="Courier New" w:hAnsi="Courier New" w:eastAsia="Courier New" w:cs="Courier New"/>
+                <w:color w:val="1B2631"/>
+                <w:sz w:val="19"/>
+                <w:szCs w:val="19"/>
+              </w:rPr>
+              <w:t>sudo usermod -aG docker $USER</w:t>
+            </w:r>
+          </w:p>
+          <w:p>
+            <w:pPr>
+              <w:spacing w:before="18" w:after="18"/>
+            </w:pPr>
+          </w:p>
+          <w:p>
+            <w:pPr>
+              <w:spacing w:before="18" w:after="18"/>
+            </w:pPr>
+            <w:r>
+              <w:rPr>
+                <w:rFonts w:ascii="Courier New" w:hAnsi="Courier New" w:eastAsia="Courier New" w:cs="Courier New"/>
+                <w:color w:val="7D8B99"/>
+                <w:sz w:val="19"/>
+                <w:szCs w:val="19"/>
+              </w:rPr>
+              <w:t># 使权限设置立即生效（或者重新登录也可以）</w:t>
+            </w:r>
+          </w:p>
+          <w:p>
+            <w:pPr>
+              <w:spacing w:before="18" w:after="18"/>
+            </w:pPr>
+            <w:r>
+              <w:rPr>
+                <w:rFonts w:ascii="Courier New" w:hAnsi="Courier New" w:eastAsia="Courier New" w:cs="Courier New"/>
+                <w:color w:val="1B2631"/>
+                <w:sz w:val="19"/>
+                <w:szCs w:val="19"/>
+              </w:rPr>
+              <w:t>newgrp docker</w:t>
+            </w:r>
+          </w:p>
+        </w:tc>
+      </w:tr>
+    </w:tbl>
+    <w:p>
+      <w:pPr>
+        <w:spacing w:before="80" w:after="0"/>
+      </w:pPr>
+    </w:p>
+    <w:p>
+      <w:pPr>
+        <w:pStyle w:val="4"/>
+        <w:spacing w:before="220" w:after="100"/>
+      </w:pPr>
+      <w:r>
+        <w:rPr>
+          <w:rFonts w:ascii="Arial" w:hAnsi="Arial" w:eastAsia="Arial" w:cs="Arial"/>
+          <w:b/>
+          <w:bCs/>
+          <w:color w:val="1A5276"/>
+          <w:sz w:val="24"/>
+          <w:szCs w:val="24"/>
+        </w:rPr>
+        <w:t>第五步：设置 Docker 开机自启并验证</w:t>
+      </w:r>
+    </w:p>
+    <w:tbl>
+      <w:tblPr>
+        <w:tblStyle w:val="12"/>
         <w:tblW w:w="9360" w:type="dxa"/>
         <w:tblInd w:w="0" w:type="dxa"/>
         <w:tblBorders>
@@ -7745,7 +8144,7 @@
                 <w:sz w:val="20"/>
                 <w:szCs w:val="20"/>
               </w:rPr>
-              <w:t>💻  安装 Docker</w:t>
+              <w:t>💻  启动服务并验证</w:t>
             </w:r>
           </w:p>
         </w:tc>
@@ -7795,7 +8194,7 @@
                 <w:sz w:val="19"/>
                 <w:szCs w:val="19"/>
               </w:rPr>
-              <w:t># 再次更新软件包列表（使 Docker 仓库生效）</w:t>
+              <w:t># 设置 Docker 服务开机自动启动</w:t>
             </w:r>
           </w:p>
           <w:p>
@@ -7809,7 +8208,21 @@
                 <w:sz w:val="19"/>
                 <w:szCs w:val="19"/>
               </w:rPr>
-              <w:t>sudo apt-get update</w:t>
+              <w:t>sudo systemctl enable docker</w:t>
+            </w:r>
+          </w:p>
+          <w:p>
+            <w:pPr>
+              <w:spacing w:before="18" w:after="18"/>
+            </w:pPr>
+            <w:r>
+              <w:rPr>
+                <w:rFonts w:ascii="Courier New" w:hAnsi="Courier New" w:eastAsia="Courier New" w:cs="Courier New"/>
+                <w:color w:val="1B2631"/>
+                <w:sz w:val="19"/>
+                <w:szCs w:val="19"/>
+              </w:rPr>
+              <w:t>sudo systemctl start docker</w:t>
             </w:r>
           </w:p>
           <w:p>
@@ -7828,7 +8241,7 @@
                 <w:sz w:val="19"/>
                 <w:szCs w:val="19"/>
               </w:rPr>
-              <w:t># 安装 Docker 引擎及相关组件</w:t>
+              <w:t># 验证安装</w:t>
             </w:r>
           </w:p>
           <w:p>
@@ -7842,21 +8255,35 @@
                 <w:sz w:val="19"/>
                 <w:szCs w:val="19"/>
               </w:rPr>
-              <w:t>sudo apt-get install -y docker-ce docker-ce-cli containerd.io docker-buildx-plugin docker-compose-plugin</w:t>
+              <w:t>docker --version</w:t>
+            </w:r>
+          </w:p>
+          <w:p>
+            <w:pPr>
+              <w:spacing w:before="18" w:after="18"/>
+            </w:pPr>
+            <w:r>
+              <w:rPr>
+                <w:rFonts w:ascii="Courier New" w:hAnsi="Courier New" w:eastAsia="Courier New" w:cs="Courier New"/>
+                <w:color w:val="1B2631"/>
+                <w:sz w:val="19"/>
+                <w:szCs w:val="19"/>
+              </w:rPr>
+              <w:t>docker run hello-world</w:t>
             </w:r>
           </w:p>
         </w:tc>
       </w:tr>
     </w:tbl>
     <w:p>
-      <w:pPr>
-        <w:spacing w:before="80" w:after="0"/>
-      </w:pPr>
-    </w:p>
-    <w:p>
-      <w:pPr>
-        <w:pStyle w:val="4"/>
-        <w:spacing w:before="220" w:after="100"/>
+      <w:r>
+        <w:br w:type="page"/>
+      </w:r>
+    </w:p>
+    <w:p>
+      <w:pPr>
+        <w:pStyle w:val="2"/>
+        <w:spacing w:before="400" w:after="160"/>
       </w:pPr>
       <w:r>
         <w:rPr>
@@ -7864,10 +8291,27 @@
           <w:b/>
           <w:bCs/>
           <w:color w:val="1A5276"/>
-          <w:sz w:val="24"/>
-          <w:szCs w:val="24"/>
+          <w:sz w:val="36"/>
+          <w:szCs w:val="36"/>
         </w:rPr>
-        <w:t>第四步：设置当前用户权限（重要！）</w:t>
+        <w:t>第三章：Docker 基本使用</w:t>
+      </w:r>
+    </w:p>
+    <w:p>
+      <w:pPr>
+        <w:pStyle w:val="3"/>
+        <w:spacing w:before="300" w:after="120"/>
+      </w:pPr>
+      <w:r>
+        <w:rPr>
+          <w:rFonts w:ascii="Arial" w:hAnsi="Arial" w:eastAsia="Arial" w:cs="Arial"/>
+          <w:b/>
+          <w:bCs/>
+          <w:color w:val="2874A6"/>
+          <w:sz w:val="28"/>
+          <w:szCs w:val="28"/>
+        </w:rPr>
+        <w:t>3.1 三个核心概念</w:t>
       </w:r>
     </w:p>
     <w:p>
@@ -7883,17 +8327,475 @@
           <w:sz w:val="22"/>
           <w:szCs w:val="22"/>
         </w:rPr>
-        <w:t>默认情况下，运行 Docker 命令需要 sudo 权限。以下设置让你可以不加 sudo 直接使用 Docker：</w:t>
+        <w:t>在学习命令之前，先理解三个最重要的概念，这样遇到问题时才知道是哪个环节出了问题：</w:t>
       </w:r>
     </w:p>
     <w:p>
       <w:pPr>
-        <w:spacing w:before="60" w:after="0"/>
+        <w:spacing w:before="80" w:after="0"/>
       </w:pPr>
     </w:p>
     <w:tbl>
       <w:tblPr>
-        <w:tblStyle w:val="11"/>
+        <w:tblStyle w:val="12"/>
+        <w:tblW w:w="9360" w:type="dxa"/>
+        <w:tblInd w:w="0" w:type="dxa"/>
+        <w:tblBorders>
+          <w:top w:val="single" w:color="auto" w:sz="4" w:space="0"/>
+          <w:left w:val="single" w:color="auto" w:sz="4" w:space="0"/>
+          <w:bottom w:val="single" w:color="auto" w:sz="4" w:space="0"/>
+          <w:right w:val="single" w:color="auto" w:sz="4" w:space="0"/>
+          <w:insideH w:val="single" w:color="auto" w:sz="4" w:space="0"/>
+          <w:insideV w:val="single" w:color="auto" w:sz="4" w:space="0"/>
+        </w:tblBorders>
+        <w:tblLayout w:type="autofit"/>
+        <w:tblCellMar>
+          <w:top w:w="0" w:type="dxa"/>
+          <w:left w:w="10" w:type="dxa"/>
+          <w:bottom w:w="0" w:type="dxa"/>
+          <w:right w:w="10" w:type="dxa"/>
+        </w:tblCellMar>
+      </w:tblPr>
+      <w:tblGrid>
+        <w:gridCol w:w="1400"/>
+        <w:gridCol w:w="2400"/>
+        <w:gridCol w:w="5560"/>
+      </w:tblGrid>
+      <w:tr>
+        <w:tblPrEx>
+          <w:tblBorders>
+            <w:top w:val="single" w:color="auto" w:sz="4" w:space="0"/>
+            <w:left w:val="single" w:color="auto" w:sz="4" w:space="0"/>
+            <w:bottom w:val="single" w:color="auto" w:sz="4" w:space="0"/>
+            <w:right w:val="single" w:color="auto" w:sz="4" w:space="0"/>
+            <w:insideH w:val="single" w:color="auto" w:sz="4" w:space="0"/>
+            <w:insideV w:val="single" w:color="auto" w:sz="4" w:space="0"/>
+          </w:tblBorders>
+        </w:tblPrEx>
+        <w:tc>
+          <w:tcPr>
+            <w:tcW w:w="1400" w:type="dxa"/>
+            <w:tcBorders>
+              <w:top w:val="single" w:color="CCCCCC" w:sz="0" w:space="0"/>
+              <w:left w:val="single" w:color="CCCCCC" w:sz="0" w:space="0"/>
+              <w:bottom w:val="single" w:color="CCCCCC" w:sz="0" w:space="0"/>
+              <w:right w:val="single" w:color="CCCCCC" w:sz="0" w:space="0"/>
+            </w:tcBorders>
+            <w:shd w:val="clear" w:color="auto" w:fill="154360"/>
+            <w:tcMar>
+              <w:top w:w="100" w:type="dxa"/>
+              <w:left w:w="120" w:type="dxa"/>
+              <w:bottom w:w="100" w:type="dxa"/>
+              <w:right w:w="120" w:type="dxa"/>
+            </w:tcMar>
+          </w:tcPr>
+          <w:p>
+            <w:r>
+              <w:rPr>
+                <w:rFonts w:ascii="Arial" w:hAnsi="Arial" w:eastAsia="Arial" w:cs="Arial"/>
+                <w:b/>
+                <w:bCs/>
+                <w:color w:val="FFFFFF"/>
+                <w:sz w:val="22"/>
+                <w:szCs w:val="22"/>
+              </w:rPr>
+              <w:t>概念</w:t>
+            </w:r>
+          </w:p>
+        </w:tc>
+        <w:tc>
+          <w:tcPr>
+            <w:tcW w:w="2400" w:type="dxa"/>
+            <w:tcBorders>
+              <w:top w:val="single" w:color="CCCCCC" w:sz="0" w:space="0"/>
+              <w:left w:val="single" w:color="CCCCCC" w:sz="0" w:space="0"/>
+              <w:bottom w:val="single" w:color="CCCCCC" w:sz="0" w:space="0"/>
+              <w:right w:val="single" w:color="CCCCCC" w:sz="0" w:space="0"/>
+            </w:tcBorders>
+            <w:shd w:val="clear" w:color="auto" w:fill="154360"/>
+            <w:tcMar>
+              <w:top w:w="100" w:type="dxa"/>
+              <w:left w:w="120" w:type="dxa"/>
+              <w:bottom w:w="100" w:type="dxa"/>
+              <w:right w:w="120" w:type="dxa"/>
+            </w:tcMar>
+          </w:tcPr>
+          <w:p>
+            <w:r>
+              <w:rPr>
+                <w:rFonts w:ascii="Arial" w:hAnsi="Arial" w:eastAsia="Arial" w:cs="Arial"/>
+                <w:b/>
+                <w:bCs/>
+                <w:color w:val="FFFFFF"/>
+                <w:sz w:val="22"/>
+                <w:szCs w:val="22"/>
+              </w:rPr>
+              <w:t>生活类比</w:t>
+            </w:r>
+          </w:p>
+        </w:tc>
+        <w:tc>
+          <w:tcPr>
+            <w:tcW w:w="5560" w:type="dxa"/>
+            <w:tcBorders>
+              <w:top w:val="single" w:color="CCCCCC" w:sz="0" w:space="0"/>
+              <w:left w:val="single" w:color="CCCCCC" w:sz="0" w:space="0"/>
+              <w:bottom w:val="single" w:color="CCCCCC" w:sz="0" w:space="0"/>
+              <w:right w:val="single" w:color="CCCCCC" w:sz="0" w:space="0"/>
+            </w:tcBorders>
+            <w:shd w:val="clear" w:color="auto" w:fill="154360"/>
+            <w:tcMar>
+              <w:top w:w="100" w:type="dxa"/>
+              <w:left w:w="120" w:type="dxa"/>
+              <w:bottom w:w="100" w:type="dxa"/>
+              <w:right w:w="120" w:type="dxa"/>
+            </w:tcMar>
+          </w:tcPr>
+          <w:p>
+            <w:r>
+              <w:rPr>
+                <w:rFonts w:ascii="Arial" w:hAnsi="Arial" w:eastAsia="Arial" w:cs="Arial"/>
+                <w:b/>
+                <w:bCs/>
+                <w:color w:val="FFFFFF"/>
+                <w:sz w:val="22"/>
+                <w:szCs w:val="22"/>
+              </w:rPr>
+              <w:t>技术解释</w:t>
+            </w:r>
+          </w:p>
+        </w:tc>
+      </w:tr>
+      <w:tr>
+        <w:tblPrEx>
+          <w:tblBorders>
+            <w:top w:val="single" w:color="auto" w:sz="4" w:space="0"/>
+            <w:left w:val="single" w:color="auto" w:sz="4" w:space="0"/>
+            <w:bottom w:val="single" w:color="auto" w:sz="4" w:space="0"/>
+            <w:right w:val="single" w:color="auto" w:sz="4" w:space="0"/>
+            <w:insideH w:val="single" w:color="auto" w:sz="4" w:space="0"/>
+            <w:insideV w:val="single" w:color="auto" w:sz="4" w:space="0"/>
+          </w:tblBorders>
+          <w:tblCellMar>
+            <w:top w:w="0" w:type="dxa"/>
+            <w:left w:w="10" w:type="dxa"/>
+            <w:bottom w:w="0" w:type="dxa"/>
+            <w:right w:w="10" w:type="dxa"/>
+          </w:tblCellMar>
+        </w:tblPrEx>
+        <w:tc>
+          <w:tcPr>
+            <w:tcW w:w="1400" w:type="dxa"/>
+            <w:tcBorders>
+              <w:top w:val="single" w:color="CCCCCC" w:sz="0" w:space="0"/>
+              <w:left w:val="single" w:color="CCCCCC" w:sz="0" w:space="0"/>
+              <w:bottom w:val="single" w:color="CCCCCC" w:sz="0" w:space="0"/>
+              <w:right w:val="single" w:color="CCCCCC" w:sz="0" w:space="0"/>
+            </w:tcBorders>
+            <w:shd w:val="clear" w:color="auto" w:fill="EBF5FB"/>
+            <w:tcMar>
+              <w:top w:w="80" w:type="dxa"/>
+              <w:left w:w="120" w:type="dxa"/>
+              <w:bottom w:w="80" w:type="dxa"/>
+              <w:right w:w="120" w:type="dxa"/>
+            </w:tcMar>
+          </w:tcPr>
+          <w:p>
+            <w:r>
+              <w:rPr>
+                <w:rFonts w:ascii="Arial" w:hAnsi="Arial" w:eastAsia="Arial" w:cs="Arial"/>
+                <w:b/>
+                <w:bCs/>
+                <w:color w:val="1A5276"/>
+                <w:sz w:val="21"/>
+                <w:szCs w:val="21"/>
+              </w:rPr>
+              <w:t>镜像
+Image</w:t>
+            </w:r>
+          </w:p>
+        </w:tc>
+        <w:tc>
+          <w:tcPr>
+            <w:tcW w:w="2400" w:type="dxa"/>
+            <w:tcBorders>
+              <w:top w:val="single" w:color="CCCCCC" w:sz="0" w:space="0"/>
+              <w:left w:val="single" w:color="CCCCCC" w:sz="0" w:space="0"/>
+              <w:bottom w:val="single" w:color="CCCCCC" w:sz="0" w:space="0"/>
+              <w:right w:val="single" w:color="CCCCCC" w:sz="0" w:space="0"/>
+            </w:tcBorders>
+            <w:shd w:val="clear" w:color="auto" w:fill="FEF9E7"/>
+            <w:tcMar>
+              <w:top w:w="80" w:type="dxa"/>
+              <w:left w:w="120" w:type="dxa"/>
+              <w:bottom w:w="80" w:type="dxa"/>
+              <w:right w:w="120" w:type="dxa"/>
+            </w:tcMar>
+          </w:tcPr>
+          <w:p>
+            <w:r>
+              <w:rPr>
+                <w:rFonts w:ascii="Arial" w:hAnsi="Arial" w:eastAsia="Arial" w:cs="Arial"/>
+                <w:i/>
+                <w:iCs/>
+                <w:sz w:val="21"/>
+                <w:szCs w:val="21"/>
+              </w:rPr>
+              <w:t>安装光盘 / APP 安装包</w:t>
+            </w:r>
+          </w:p>
+        </w:tc>
+        <w:tc>
+          <w:tcPr>
+            <w:tcW w:w="5560" w:type="dxa"/>
+            <w:tcBorders>
+              <w:top w:val="single" w:color="CCCCCC" w:sz="0" w:space="0"/>
+              <w:left w:val="single" w:color="CCCCCC" w:sz="0" w:space="0"/>
+              <w:bottom w:val="single" w:color="CCCCCC" w:sz="0" w:space="0"/>
+              <w:right w:val="single" w:color="CCCCCC" w:sz="0" w:space="0"/>
+            </w:tcBorders>
+            <w:tcMar>
+              <w:top w:w="80" w:type="dxa"/>
+              <w:left w:w="120" w:type="dxa"/>
+              <w:bottom w:w="80" w:type="dxa"/>
+              <w:right w:w="120" w:type="dxa"/>
+            </w:tcMar>
+          </w:tcPr>
+          <w:p>
+            <w:r>
+              <w:rPr>
+                <w:rFonts w:ascii="Arial" w:hAnsi="Arial" w:eastAsia="Arial" w:cs="Arial"/>
+                <w:sz w:val="21"/>
+                <w:szCs w:val="21"/>
+              </w:rPr>
+              <w:t>包含程序及其所有依赖的只读模板。可以把它想象成「出厂时的配置」，每次用它可以创建新容器。</w:t>
+            </w:r>
+          </w:p>
+        </w:tc>
+      </w:tr>
+      <w:tr>
+        <w:tblPrEx>
+          <w:tblBorders>
+            <w:top w:val="single" w:color="auto" w:sz="4" w:space="0"/>
+            <w:left w:val="single" w:color="auto" w:sz="4" w:space="0"/>
+            <w:bottom w:val="single" w:color="auto" w:sz="4" w:space="0"/>
+            <w:right w:val="single" w:color="auto" w:sz="4" w:space="0"/>
+            <w:insideH w:val="single" w:color="auto" w:sz="4" w:space="0"/>
+            <w:insideV w:val="single" w:color="auto" w:sz="4" w:space="0"/>
+          </w:tblBorders>
+          <w:tblCellMar>
+            <w:top w:w="0" w:type="dxa"/>
+            <w:left w:w="10" w:type="dxa"/>
+            <w:bottom w:w="0" w:type="dxa"/>
+            <w:right w:w="10" w:type="dxa"/>
+          </w:tblCellMar>
+        </w:tblPrEx>
+        <w:tc>
+          <w:tcPr>
+            <w:tcW w:w="1400" w:type="dxa"/>
+            <w:tcBorders>
+              <w:top w:val="single" w:color="CCCCCC" w:sz="0" w:space="0"/>
+              <w:left w:val="single" w:color="CCCCCC" w:sz="0" w:space="0"/>
+              <w:bottom w:val="single" w:color="CCCCCC" w:sz="0" w:space="0"/>
+              <w:right w:val="single" w:color="CCCCCC" w:sz="0" w:space="0"/>
+            </w:tcBorders>
+            <w:shd w:val="clear" w:color="auto" w:fill="EBF5FB"/>
+            <w:tcMar>
+              <w:top w:w="80" w:type="dxa"/>
+              <w:left w:w="120" w:type="dxa"/>
+              <w:bottom w:w="80" w:type="dxa"/>
+              <w:right w:w="120" w:type="dxa"/>
+            </w:tcMar>
+          </w:tcPr>
+          <w:p>
+            <w:r>
+              <w:rPr>
+                <w:rFonts w:ascii="Arial" w:hAnsi="Arial" w:eastAsia="Arial" w:cs="Arial"/>
+                <w:b/>
+                <w:bCs/>
+                <w:color w:val="1A5276"/>
+                <w:sz w:val="21"/>
+                <w:szCs w:val="21"/>
+              </w:rPr>
+              <w:t>容器
+Container</w:t>
+            </w:r>
+          </w:p>
+        </w:tc>
+        <w:tc>
+          <w:tcPr>
+            <w:tcW w:w="2400" w:type="dxa"/>
+            <w:tcBorders>
+              <w:top w:val="single" w:color="CCCCCC" w:sz="0" w:space="0"/>
+              <w:left w:val="single" w:color="CCCCCC" w:sz="0" w:space="0"/>
+              <w:bottom w:val="single" w:color="CCCCCC" w:sz="0" w:space="0"/>
+              <w:right w:val="single" w:color="CCCCCC" w:sz="0" w:space="0"/>
+            </w:tcBorders>
+            <w:shd w:val="clear" w:color="auto" w:fill="FEF9E7"/>
+            <w:tcMar>
+              <w:top w:w="80" w:type="dxa"/>
+              <w:left w:w="120" w:type="dxa"/>
+              <w:bottom w:w="80" w:type="dxa"/>
+              <w:right w:w="120" w:type="dxa"/>
+            </w:tcMar>
+          </w:tcPr>
+          <w:p>
+            <w:r>
+              <w:rPr>
+                <w:rFonts w:ascii="Arial" w:hAnsi="Arial" w:eastAsia="Arial" w:cs="Arial"/>
+                <w:i/>
+                <w:iCs/>
+                <w:sz w:val="21"/>
+                <w:szCs w:val="21"/>
+              </w:rPr>
+              <w:t>安装好的、正在运行的 APP</w:t>
+            </w:r>
+          </w:p>
+        </w:tc>
+        <w:tc>
+          <w:tcPr>
+            <w:tcW w:w="5560" w:type="dxa"/>
+            <w:tcBorders>
+              <w:top w:val="single" w:color="CCCCCC" w:sz="0" w:space="0"/>
+              <w:left w:val="single" w:color="CCCCCC" w:sz="0" w:space="0"/>
+              <w:bottom w:val="single" w:color="CCCCCC" w:sz="0" w:space="0"/>
+              <w:right w:val="single" w:color="CCCCCC" w:sz="0" w:space="0"/>
+            </w:tcBorders>
+            <w:tcMar>
+              <w:top w:w="80" w:type="dxa"/>
+              <w:left w:w="120" w:type="dxa"/>
+              <w:bottom w:w="80" w:type="dxa"/>
+              <w:right w:w="120" w:type="dxa"/>
+            </w:tcMar>
+          </w:tcPr>
+          <w:p>
+            <w:r>
+              <w:rPr>
+                <w:rFonts w:ascii="Arial" w:hAnsi="Arial" w:eastAsia="Arial" w:cs="Arial"/>
+                <w:sz w:val="21"/>
+                <w:szCs w:val="21"/>
+              </w:rPr>
+              <w:t>镜像的运行实例。一个镜像可以创建多个容器。容器可以启动、停止、删除，就像打开/关闭/卸载 APP 一样。</w:t>
+            </w:r>
+          </w:p>
+        </w:tc>
+      </w:tr>
+      <w:tr>
+        <w:tblPrEx>
+          <w:tblBorders>
+            <w:top w:val="single" w:color="auto" w:sz="4" w:space="0"/>
+            <w:left w:val="single" w:color="auto" w:sz="4" w:space="0"/>
+            <w:bottom w:val="single" w:color="auto" w:sz="4" w:space="0"/>
+            <w:right w:val="single" w:color="auto" w:sz="4" w:space="0"/>
+            <w:insideH w:val="single" w:color="auto" w:sz="4" w:space="0"/>
+            <w:insideV w:val="single" w:color="auto" w:sz="4" w:space="0"/>
+          </w:tblBorders>
+          <w:tblCellMar>
+            <w:top w:w="0" w:type="dxa"/>
+            <w:left w:w="10" w:type="dxa"/>
+            <w:bottom w:w="0" w:type="dxa"/>
+            <w:right w:w="10" w:type="dxa"/>
+          </w:tblCellMar>
+        </w:tblPrEx>
+        <w:tc>
+          <w:tcPr>
+            <w:tcW w:w="1400" w:type="dxa"/>
+            <w:tcBorders>
+              <w:top w:val="single" w:color="CCCCCC" w:sz="0" w:space="0"/>
+              <w:left w:val="single" w:color="CCCCCC" w:sz="0" w:space="0"/>
+              <w:bottom w:val="single" w:color="CCCCCC" w:sz="0" w:space="0"/>
+              <w:right w:val="single" w:color="CCCCCC" w:sz="0" w:space="0"/>
+            </w:tcBorders>
+            <w:shd w:val="clear" w:color="auto" w:fill="EBF5FB"/>
+            <w:tcMar>
+              <w:top w:w="80" w:type="dxa"/>
+              <w:left w:w="120" w:type="dxa"/>
+              <w:bottom w:w="80" w:type="dxa"/>
+              <w:right w:w="120" w:type="dxa"/>
+            </w:tcMar>
+          </w:tcPr>
+          <w:p>
+            <w:r>
+              <w:rPr>
+                <w:rFonts w:ascii="Arial" w:hAnsi="Arial" w:eastAsia="Arial" w:cs="Arial"/>
+                <w:b/>
+                <w:bCs/>
+                <w:color w:val="1A5276"/>
+                <w:sz w:val="21"/>
+                <w:szCs w:val="21"/>
+              </w:rPr>
+              <w:t>仓库
+Registry</w:t>
+            </w:r>
+          </w:p>
+        </w:tc>
+        <w:tc>
+          <w:tcPr>
+            <w:tcW w:w="2400" w:type="dxa"/>
+            <w:tcBorders>
+              <w:top w:val="single" w:color="CCCCCC" w:sz="0" w:space="0"/>
+              <w:left w:val="single" w:color="CCCCCC" w:sz="0" w:space="0"/>
+              <w:bottom w:val="single" w:color="CCCCCC" w:sz="0" w:space="0"/>
+              <w:right w:val="single" w:color="CCCCCC" w:sz="0" w:space="0"/>
+            </w:tcBorders>
+            <w:shd w:val="clear" w:color="auto" w:fill="FEF9E7"/>
+            <w:tcMar>
+              <w:top w:w="80" w:type="dxa"/>
+              <w:left w:w="120" w:type="dxa"/>
+              <w:bottom w:w="80" w:type="dxa"/>
+              <w:right w:w="120" w:type="dxa"/>
+            </w:tcMar>
+          </w:tcPr>
+          <w:p>
+            <w:r>
+              <w:rPr>
+                <w:rFonts w:ascii="Arial" w:hAnsi="Arial" w:eastAsia="Arial" w:cs="Arial"/>
+                <w:i/>
+                <w:iCs/>
+                <w:sz w:val="21"/>
+                <w:szCs w:val="21"/>
+              </w:rPr>
+              <w:t>应用商店（App Store）</w:t>
+            </w:r>
+          </w:p>
+        </w:tc>
+        <w:tc>
+          <w:tcPr>
+            <w:tcW w:w="5560" w:type="dxa"/>
+            <w:tcBorders>
+              <w:top w:val="single" w:color="CCCCCC" w:sz="0" w:space="0"/>
+              <w:left w:val="single" w:color="CCCCCC" w:sz="0" w:space="0"/>
+              <w:bottom w:val="single" w:color="CCCCCC" w:sz="0" w:space="0"/>
+              <w:right w:val="single" w:color="CCCCCC" w:sz="0" w:space="0"/>
+            </w:tcBorders>
+            <w:tcMar>
+              <w:top w:w="80" w:type="dxa"/>
+              <w:left w:w="120" w:type="dxa"/>
+              <w:bottom w:w="80" w:type="dxa"/>
+              <w:right w:w="120" w:type="dxa"/>
+            </w:tcMar>
+          </w:tcPr>
+          <w:p>
+            <w:r>
+              <w:rPr>
+                <w:rFonts w:ascii="Arial" w:hAnsi="Arial" w:eastAsia="Arial" w:cs="Arial"/>
+                <w:sz w:val="21"/>
+                <w:szCs w:val="21"/>
+              </w:rPr>
+              <w:t>存放镜像的地方。最大的公开仓库是 Docker Hub（hub.docker.com），里面有几百万个现成的镜像，可以直接下载使用。</w:t>
+            </w:r>
+          </w:p>
+        </w:tc>
+      </w:tr>
+    </w:tbl>
+    <w:p>
+      <w:pPr>
+        <w:spacing w:before="100" w:after="0"/>
+      </w:pPr>
+    </w:p>
+    <w:tbl>
+      <w:tblPr>
+        <w:tblStyle w:val="12"/>
         <w:tblW w:w="9360" w:type="dxa"/>
         <w:tblInd w:w="0" w:type="dxa"/>
         <w:tblBorders>
@@ -7937,63 +8839,11 @@
             <w:tcW w:w="9360" w:type="dxa"/>
             <w:tcBorders>
               <w:top w:val="single" w:color="CCCCCC" w:sz="0" w:space="0"/>
-              <w:left w:val="single" w:color="2874A6" w:sz="8" w:space="0"/>
-              <w:bottom w:val="single" w:color="CCCCCC" w:sz="0" w:space="0"/>
-              <w:right w:val="single" w:color="CCCCCC" w:sz="0" w:space="0"/>
-            </w:tcBorders>
-            <w:shd w:val="clear" w:color="auto" w:fill="D6EAF8"/>
-            <w:tcMar>
-              <w:top w:w="80" w:type="dxa"/>
-              <w:left w:w="180" w:type="dxa"/>
-              <w:bottom w:w="80" w:type="dxa"/>
-              <w:right w:w="160" w:type="dxa"/>
-            </w:tcMar>
-          </w:tcPr>
-          <w:p>
-            <w:pPr>
-              <w:spacing w:before="0" w:after="0"/>
-            </w:pPr>
-            <w:r>
-              <w:rPr>
-                <w:rFonts w:ascii="Arial" w:hAnsi="Arial" w:eastAsia="Arial" w:cs="Arial"/>
-                <w:b/>
-                <w:bCs/>
-                <w:color w:val="1A5276"/>
-                <w:sz w:val="20"/>
-                <w:szCs w:val="20"/>
-              </w:rPr>
-              <w:t>💻  配置用户权限</w:t>
-            </w:r>
-          </w:p>
-        </w:tc>
-      </w:tr>
-      <w:tr>
-        <w:tblPrEx>
-          <w:tblBorders>
-            <w:top w:val="single" w:color="auto" w:sz="4" w:space="0"/>
-            <w:left w:val="single" w:color="auto" w:sz="4" w:space="0"/>
-            <w:bottom w:val="single" w:color="auto" w:sz="4" w:space="0"/>
-            <w:right w:val="single" w:color="auto" w:sz="4" w:space="0"/>
-            <w:insideH w:val="single" w:color="auto" w:sz="4" w:space="0"/>
-            <w:insideV w:val="single" w:color="auto" w:sz="4" w:space="0"/>
-          </w:tblBorders>
-          <w:tblCellMar>
-            <w:top w:w="0" w:type="dxa"/>
-            <w:left w:w="10" w:type="dxa"/>
-            <w:bottom w:w="0" w:type="dxa"/>
-            <w:right w:w="10" w:type="dxa"/>
-          </w:tblCellMar>
-        </w:tblPrEx>
-        <w:tc>
-          <w:tcPr>
-            <w:tcW w:w="9360" w:type="dxa"/>
-            <w:tcBorders>
-              <w:top w:val="single" w:color="CCCCCC" w:sz="0" w:space="0"/>
-              <w:left w:val="single" w:color="2874A6" w:sz="8" w:space="0"/>
-              <w:bottom w:val="single" w:color="CCCCCC" w:sz="0" w:space="0"/>
-              <w:right w:val="single" w:color="CCCCCC" w:sz="0" w:space="0"/>
-            </w:tcBorders>
-            <w:shd w:val="clear" w:color="auto" w:fill="F2F3F4"/>
+              <w:left w:val="single" w:color="D35400" w:sz="10" w:space="0"/>
+              <w:bottom w:val="single" w:color="CCCCCC" w:sz="0" w:space="0"/>
+              <w:right w:val="single" w:color="CCCCCC" w:sz="0" w:space="0"/>
+            </w:tcBorders>
+            <w:shd w:val="clear" w:color="auto" w:fill="FEF9E7"/>
             <w:tcMar>
               <w:top w:w="100" w:type="dxa"/>
               <w:left w:w="200" w:type="dxa"/>
@@ -8003,63 +8853,69 @@
           </w:tcPr>
           <w:p>
             <w:pPr>
-              <w:spacing w:before="18" w:after="18"/>
-            </w:pPr>
-            <w:r>
-              <w:rPr>
-                <w:rFonts w:ascii="Courier New" w:hAnsi="Courier New" w:eastAsia="Courier New" w:cs="Courier New"/>
-                <w:color w:val="7D8B99"/>
-                <w:sz w:val="19"/>
-                <w:szCs w:val="19"/>
-              </w:rPr>
-              <w:t># 将当前用户加入 docker 用户组</w:t>
-            </w:r>
-          </w:p>
-          <w:p>
-            <w:pPr>
-              <w:spacing w:before="18" w:after="18"/>
-            </w:pPr>
-            <w:r>
-              <w:rPr>
-                <w:rFonts w:ascii="Courier New" w:hAnsi="Courier New" w:eastAsia="Courier New" w:cs="Courier New"/>
-                <w:color w:val="1B2631"/>
-                <w:sz w:val="19"/>
-                <w:szCs w:val="19"/>
-              </w:rPr>
-              <w:t>sudo usermod -aG docker $USER</w:t>
-            </w:r>
-          </w:p>
-          <w:p>
-            <w:pPr>
-              <w:spacing w:before="18" w:after="18"/>
-            </w:pPr>
-          </w:p>
-          <w:p>
-            <w:pPr>
-              <w:spacing w:before="18" w:after="18"/>
-            </w:pPr>
-            <w:r>
-              <w:rPr>
-                <w:rFonts w:ascii="Courier New" w:hAnsi="Courier New" w:eastAsia="Courier New" w:cs="Courier New"/>
-                <w:color w:val="7D8B99"/>
-                <w:sz w:val="19"/>
-                <w:szCs w:val="19"/>
-              </w:rPr>
-              <w:t># 使权限设置立即生效（或者重新登录也可以）</w:t>
-            </w:r>
-          </w:p>
-          <w:p>
-            <w:pPr>
-              <w:spacing w:before="18" w:after="18"/>
-            </w:pPr>
-            <w:r>
-              <w:rPr>
-                <w:rFonts w:ascii="Courier New" w:hAnsi="Courier New" w:eastAsia="Courier New" w:cs="Courier New"/>
-                <w:color w:val="1B2631"/>
-                <w:sz w:val="19"/>
-                <w:szCs w:val="19"/>
-              </w:rPr>
-              <w:t>newgrp docker</w:t>
+              <w:spacing w:before="60" w:after="60"/>
+            </w:pPr>
+            <w:r>
+              <w:rPr>
+                <w:rFonts w:ascii="Arial" w:hAnsi="Arial" w:eastAsia="Arial" w:cs="Arial"/>
+                <w:b/>
+                <w:bCs/>
+                <w:color w:val="D35400"/>
+                <w:sz w:val="22"/>
+                <w:szCs w:val="22"/>
+              </w:rPr>
+              <w:t>💡  镜像和容器的关系举例</w:t>
+            </w:r>
+          </w:p>
+          <w:p>
+            <w:pPr>
+              <w:spacing w:before="40" w:after="40"/>
+              <w:ind w:left="280"/>
+            </w:pPr>
+            <w:r>
+              <w:rPr>
+                <w:rFonts w:ascii="Arial" w:hAnsi="Arial" w:eastAsia="Arial" w:cs="Arial"/>
+                <w:color w:val="1C2833"/>
+                <w:sz w:val="21"/>
+                <w:szCs w:val="21"/>
+              </w:rPr>
+              <w:t>Docker 镜像  ≈  一个 APP 安装包（.exe 文件）</w:t>
+            </w:r>
+          </w:p>
+          <w:p>
+            <w:pPr>
+              <w:spacing w:before="40" w:after="40"/>
+              <w:ind w:left="280"/>
+            </w:pPr>
+            <w:r>
+              <w:rPr>
+                <w:rFonts w:ascii="Arial" w:hAnsi="Arial" w:eastAsia="Arial" w:cs="Arial"/>
+                <w:color w:val="1C2833"/>
+                <w:sz w:val="21"/>
+                <w:szCs w:val="21"/>
+              </w:rPr>
+              <w:t>Docker 容器  ≈  安装并打开了这个 APP 之后，正在运行的程序</w:t>
+            </w:r>
+          </w:p>
+          <w:p>
+            <w:pPr>
+              <w:spacing w:before="40" w:after="40"/>
+              <w:ind w:left="280"/>
+            </w:pPr>
+          </w:p>
+          <w:p>
+            <w:pPr>
+              <w:spacing w:before="40" w:after="40"/>
+              <w:ind w:left="280"/>
+            </w:pPr>
+            <w:r>
+              <w:rPr>
+                <w:rFonts w:ascii="Arial" w:hAnsi="Arial" w:eastAsia="Arial" w:cs="Arial"/>
+                <w:color w:val="1C2833"/>
+                <w:sz w:val="21"/>
+                <w:szCs w:val="21"/>
+              </w:rPr>
+              <w:t>就像你可以用同一个安装包安装多次，同一个镜像也可以创建多个容器（比如运行两个不同配置的 OpenClaw 实例）</w:t>
             </w:r>
           </w:p>
         </w:tc>
@@ -8067,7 +8923,45 @@
     </w:tbl>
     <w:p>
       <w:pPr>
-        <w:spacing w:before="80" w:after="0"/>
+        <w:spacing w:before="100" w:after="0"/>
+      </w:pPr>
+    </w:p>
+    <w:p>
+      <w:pPr>
+        <w:pStyle w:val="3"/>
+        <w:spacing w:before="300" w:after="120"/>
+      </w:pPr>
+      <w:r>
+        <w:rPr>
+          <w:rFonts w:ascii="Arial" w:hAnsi="Arial" w:eastAsia="Arial" w:cs="Arial"/>
+          <w:b/>
+          <w:bCs/>
+          <w:color w:val="2874A6"/>
+          <w:sz w:val="28"/>
+          <w:szCs w:val="28"/>
+        </w:rPr>
+        <w:t>3.2 常用命令速查手册</w:t>
+      </w:r>
+    </w:p>
+    <w:p>
+      <w:pPr>
+        <w:spacing w:before="70" w:after="70"/>
+      </w:pPr>
+      <w:r>
+        <w:rPr>
+          <w:rFonts w:ascii="Arial" w:hAnsi="Arial" w:eastAsia="Arial" w:cs="Arial"/>
+          <w:b w:val="0"/>
+          <w:bCs w:val="0"/>
+          <w:color w:val="1C2833"/>
+          <w:sz w:val="22"/>
+          <w:szCs w:val="22"/>
+        </w:rPr>
+        <w:t>下面是日常使用中最常用的 Docker 命令，每个命令都配有说明。</w:t>
+      </w:r>
+    </w:p>
+    <w:p>
+      <w:pPr>
+        <w:spacing w:before="60" w:after="0"/>
       </w:pPr>
     </w:p>
     <w:p>
@@ -8084,12 +8978,12 @@
           <w:sz w:val="24"/>
           <w:szCs w:val="24"/>
         </w:rPr>
-        <w:t>第五步：设置 Docker 开机自启并验证</w:t>
+        <w:t>镜像相关命令</w:t>
       </w:r>
     </w:p>
     <w:tbl>
       <w:tblPr>
-        <w:tblStyle w:val="11"/>
+        <w:tblStyle w:val="12"/>
         <w:tblW w:w="9360" w:type="dxa"/>
         <w:tblInd w:w="0" w:type="dxa"/>
         <w:tblBorders>
@@ -8158,7 +9052,7 @@
                 <w:sz w:val="20"/>
                 <w:szCs w:val="20"/>
               </w:rPr>
-              <w:t>💻  启动服务并验证</w:t>
+              <w:t>💻  镜像命令</w:t>
             </w:r>
           </w:p>
         </w:tc>
@@ -8208,7 +9102,7 @@
                 <w:sz w:val="19"/>
                 <w:szCs w:val="19"/>
               </w:rPr>
-              <w:t># 设置 Docker 服务开机自动启动</w:t>
+              <w:t># 从仓库下载镜像（如果不写标签，默认下载最新版 :latest）</w:t>
             </w:r>
           </w:p>
           <w:p>
@@ -8222,7 +9116,7 @@
                 <w:sz w:val="19"/>
                 <w:szCs w:val="19"/>
               </w:rPr>
-              <w:t>sudo systemctl enable docker</w:t>
+              <w:t>docker pull 镜像名称:版本号</w:t>
             </w:r>
           </w:p>
           <w:p>
@@ -8236,7 +9130,7 @@
                 <w:sz w:val="19"/>
                 <w:szCs w:val="19"/>
               </w:rPr>
-              <w:t>sudo systemctl start docker</w:t>
+              <w:t>docker pull openclaw/openclaw:latest    # 例：下载最新版 OpenClaw</w:t>
             </w:r>
           </w:p>
           <w:p>
@@ -8255,7 +9149,7 @@
                 <w:sz w:val="19"/>
                 <w:szCs w:val="19"/>
               </w:rPr>
-              <w:t># 验证安装</w:t>
+              <w:t># 查看本地已下载的所有镜像</w:t>
             </w:r>
           </w:p>
           <w:p>
@@ -8269,7 +9163,26 @@
                 <w:sz w:val="19"/>
                 <w:szCs w:val="19"/>
               </w:rPr>
-              <w:t>docker --version</w:t>
+              <w:t>docker images</w:t>
+            </w:r>
+          </w:p>
+          <w:p>
+            <w:pPr>
+              <w:spacing w:before="18" w:after="18"/>
+            </w:pPr>
+          </w:p>
+          <w:p>
+            <w:pPr>
+              <w:spacing w:before="18" w:after="18"/>
+            </w:pPr>
+            <w:r>
+              <w:rPr>
+                <w:rFonts w:ascii="Courier New" w:hAnsi="Courier New" w:eastAsia="Courier New" w:cs="Courier New"/>
+                <w:color w:val="7D8B99"/>
+                <w:sz w:val="19"/>
+                <w:szCs w:val="19"/>
+              </w:rPr>
+              <w:t># 删除一个本地镜像</w:t>
             </w:r>
           </w:p>
           <w:p>
@@ -8283,21 +9196,87 @@
                 <w:sz w:val="19"/>
                 <w:szCs w:val="19"/>
               </w:rPr>
-              <w:t>docker run hello-world</w:t>
+              <w:t>docker rmi 镜像名称</w:t>
+            </w:r>
+          </w:p>
+          <w:p>
+            <w:pPr>
+              <w:spacing w:before="18" w:after="18"/>
+            </w:pPr>
+          </w:p>
+          <w:p>
+            <w:pPr>
+              <w:spacing w:before="18" w:after="18"/>
+            </w:pPr>
+            <w:r>
+              <w:rPr>
+                <w:rFonts w:ascii="Courier New" w:hAnsi="Courier New" w:eastAsia="Courier New" w:cs="Courier New"/>
+                <w:color w:val="7D8B99"/>
+                <w:sz w:val="19"/>
+                <w:szCs w:val="19"/>
+              </w:rPr>
+              <w:t># 清理所有没在使用的镜像（释放磁盘空间）</w:t>
+            </w:r>
+          </w:p>
+          <w:p>
+            <w:pPr>
+              <w:spacing w:before="18" w:after="18"/>
+            </w:pPr>
+            <w:r>
+              <w:rPr>
+                <w:rFonts w:ascii="Courier New" w:hAnsi="Courier New" w:eastAsia="Courier New" w:cs="Courier New"/>
+                <w:color w:val="1B2631"/>
+                <w:sz w:val="19"/>
+                <w:szCs w:val="19"/>
+              </w:rPr>
+              <w:t>docker image prune -a</w:t>
+            </w:r>
+          </w:p>
+          <w:p>
+            <w:pPr>
+              <w:spacing w:before="18" w:after="18"/>
+            </w:pPr>
+          </w:p>
+          <w:p>
+            <w:pPr>
+              <w:spacing w:before="18" w:after="18"/>
+            </w:pPr>
+            <w:r>
+              <w:rPr>
+                <w:rFonts w:ascii="Courier New" w:hAnsi="Courier New" w:eastAsia="Courier New" w:cs="Courier New"/>
+                <w:color w:val="7D8B99"/>
+                <w:sz w:val="19"/>
+                <w:szCs w:val="19"/>
+              </w:rPr>
+              <w:t># 搜索 Docker Hub 上的镜像</w:t>
+            </w:r>
+          </w:p>
+          <w:p>
+            <w:pPr>
+              <w:spacing w:before="18" w:after="18"/>
+            </w:pPr>
+            <w:r>
+              <w:rPr>
+                <w:rFonts w:ascii="Courier New" w:hAnsi="Courier New" w:eastAsia="Courier New" w:cs="Courier New"/>
+                <w:color w:val="1B2631"/>
+                <w:sz w:val="19"/>
+                <w:szCs w:val="19"/>
+              </w:rPr>
+              <w:t>docker search 关键词</w:t>
             </w:r>
           </w:p>
         </w:tc>
       </w:tr>
     </w:tbl>
     <w:p>
-      <w:r>
-        <w:br w:type="page"/>
-      </w:r>
-    </w:p>
-    <w:p>
-      <w:pPr>
-        <w:pStyle w:val="2"/>
-        <w:spacing w:before="400" w:after="160"/>
+      <w:pPr>
+        <w:spacing w:before="80" w:after="0"/>
+      </w:pPr>
+    </w:p>
+    <w:p>
+      <w:pPr>
+        <w:pStyle w:val="4"/>
+        <w:spacing w:before="220" w:after="100"/>
       </w:pPr>
       <w:r>
         <w:rPr>
@@ -8305,517 +9284,15 @@
           <w:b/>
           <w:bCs/>
           <w:color w:val="1A5276"/>
-          <w:sz w:val="36"/>
-          <w:szCs w:val="36"/>
+          <w:sz w:val="24"/>
+          <w:szCs w:val="24"/>
         </w:rPr>
-        <w:t>第三章：Docker 基本使用</w:t>
+        <w:t>容器相关命令</w:t>
       </w:r>
-    </w:p>
-    <w:p>
-      <w:pPr>
-        <w:pStyle w:val="3"/>
-        <w:spacing w:before="300" w:after="120"/>
-      </w:pPr>
-      <w:r>
-        <w:rPr>
-          <w:rFonts w:ascii="Arial" w:hAnsi="Arial" w:eastAsia="Arial" w:cs="Arial"/>
-          <w:b/>
-          <w:bCs/>
-          <w:color w:val="2874A6"/>
-          <w:sz w:val="28"/>
-          <w:szCs w:val="28"/>
-        </w:rPr>
-        <w:t>3.1 三个核心概念</w:t>
-      </w:r>
-    </w:p>
-    <w:p>
-      <w:pPr>
-        <w:spacing w:before="70" w:after="70"/>
-      </w:pPr>
-      <w:r>
-        <w:rPr>
-          <w:rFonts w:ascii="Arial" w:hAnsi="Arial" w:eastAsia="Arial" w:cs="Arial"/>
-          <w:b w:val="0"/>
-          <w:bCs w:val="0"/>
-          <w:color w:val="1C2833"/>
-          <w:sz w:val="22"/>
-          <w:szCs w:val="22"/>
-        </w:rPr>
-        <w:t>在学习命令之前，先理解三个最重要的概念，这样遇到问题时才知道是哪个环节出了问题：</w:t>
-      </w:r>
-    </w:p>
-    <w:p>
-      <w:pPr>
-        <w:spacing w:before="80" w:after="0"/>
-      </w:pPr>
     </w:p>
     <w:tbl>
       <w:tblPr>
-        <w:tblStyle w:val="11"/>
-        <w:tblW w:w="9360" w:type="dxa"/>
-        <w:tblInd w:w="0" w:type="dxa"/>
-        <w:tblBorders>
-          <w:top w:val="single" w:color="auto" w:sz="4" w:space="0"/>
-          <w:left w:val="single" w:color="auto" w:sz="4" w:space="0"/>
-          <w:bottom w:val="single" w:color="auto" w:sz="4" w:space="0"/>
-          <w:right w:val="single" w:color="auto" w:sz="4" w:space="0"/>
-          <w:insideH w:val="single" w:color="auto" w:sz="4" w:space="0"/>
-          <w:insideV w:val="single" w:color="auto" w:sz="4" w:space="0"/>
-        </w:tblBorders>
-        <w:tblLayout w:type="autofit"/>
-        <w:tblCellMar>
-          <w:top w:w="0" w:type="dxa"/>
-          <w:left w:w="10" w:type="dxa"/>
-          <w:bottom w:w="0" w:type="dxa"/>
-          <w:right w:w="10" w:type="dxa"/>
-        </w:tblCellMar>
-      </w:tblPr>
-      <w:tblGrid>
-        <w:gridCol w:w="1400"/>
-        <w:gridCol w:w="2400"/>
-        <w:gridCol w:w="5560"/>
-      </w:tblGrid>
-      <w:tr>
-        <w:tblPrEx>
-          <w:tblBorders>
-            <w:top w:val="single" w:color="auto" w:sz="4" w:space="0"/>
-            <w:left w:val="single" w:color="auto" w:sz="4" w:space="0"/>
-            <w:bottom w:val="single" w:color="auto" w:sz="4" w:space="0"/>
-            <w:right w:val="single" w:color="auto" w:sz="4" w:space="0"/>
-            <w:insideH w:val="single" w:color="auto" w:sz="4" w:space="0"/>
-            <w:insideV w:val="single" w:color="auto" w:sz="4" w:space="0"/>
-          </w:tblBorders>
-          <w:tblCellMar>
-            <w:top w:w="0" w:type="dxa"/>
-            <w:left w:w="10" w:type="dxa"/>
-            <w:bottom w:w="0" w:type="dxa"/>
-            <w:right w:w="10" w:type="dxa"/>
-          </w:tblCellMar>
-        </w:tblPrEx>
-        <w:tc>
-          <w:tcPr>
-            <w:tcW w:w="1400" w:type="dxa"/>
-            <w:tcBorders>
-              <w:top w:val="single" w:color="CCCCCC" w:sz="0" w:space="0"/>
-              <w:left w:val="single" w:color="CCCCCC" w:sz="0" w:space="0"/>
-              <w:bottom w:val="single" w:color="CCCCCC" w:sz="0" w:space="0"/>
-              <w:right w:val="single" w:color="CCCCCC" w:sz="0" w:space="0"/>
-            </w:tcBorders>
-            <w:shd w:val="clear" w:color="auto" w:fill="154360"/>
-            <w:tcMar>
-              <w:top w:w="100" w:type="dxa"/>
-              <w:left w:w="120" w:type="dxa"/>
-              <w:bottom w:w="100" w:type="dxa"/>
-              <w:right w:w="120" w:type="dxa"/>
-            </w:tcMar>
-          </w:tcPr>
-          <w:p>
-            <w:r>
-              <w:rPr>
-                <w:rFonts w:ascii="Arial" w:hAnsi="Arial" w:eastAsia="Arial" w:cs="Arial"/>
-                <w:b/>
-                <w:bCs/>
-                <w:color w:val="FFFFFF"/>
-                <w:sz w:val="22"/>
-                <w:szCs w:val="22"/>
-              </w:rPr>
-              <w:t>概念</w:t>
-            </w:r>
-          </w:p>
-        </w:tc>
-        <w:tc>
-          <w:tcPr>
-            <w:tcW w:w="2400" w:type="dxa"/>
-            <w:tcBorders>
-              <w:top w:val="single" w:color="CCCCCC" w:sz="0" w:space="0"/>
-              <w:left w:val="single" w:color="CCCCCC" w:sz="0" w:space="0"/>
-              <w:bottom w:val="single" w:color="CCCCCC" w:sz="0" w:space="0"/>
-              <w:right w:val="single" w:color="CCCCCC" w:sz="0" w:space="0"/>
-            </w:tcBorders>
-            <w:shd w:val="clear" w:color="auto" w:fill="154360"/>
-            <w:tcMar>
-              <w:top w:w="100" w:type="dxa"/>
-              <w:left w:w="120" w:type="dxa"/>
-              <w:bottom w:w="100" w:type="dxa"/>
-              <w:right w:w="120" w:type="dxa"/>
-            </w:tcMar>
-          </w:tcPr>
-          <w:p>
-            <w:r>
-              <w:rPr>
-                <w:rFonts w:ascii="Arial" w:hAnsi="Arial" w:eastAsia="Arial" w:cs="Arial"/>
-                <w:b/>
-                <w:bCs/>
-                <w:color w:val="FFFFFF"/>
-                <w:sz w:val="22"/>
-                <w:szCs w:val="22"/>
-              </w:rPr>
-              <w:t>生活类比</w:t>
-            </w:r>
-          </w:p>
-        </w:tc>
-        <w:tc>
-          <w:tcPr>
-            <w:tcW w:w="5560" w:type="dxa"/>
-            <w:tcBorders>
-              <w:top w:val="single" w:color="CCCCCC" w:sz="0" w:space="0"/>
-              <w:left w:val="single" w:color="CCCCCC" w:sz="0" w:space="0"/>
-              <w:bottom w:val="single" w:color="CCCCCC" w:sz="0" w:space="0"/>
-              <w:right w:val="single" w:color="CCCCCC" w:sz="0" w:space="0"/>
-            </w:tcBorders>
-            <w:shd w:val="clear" w:color="auto" w:fill="154360"/>
-            <w:tcMar>
-              <w:top w:w="100" w:type="dxa"/>
-              <w:left w:w="120" w:type="dxa"/>
-              <w:bottom w:w="100" w:type="dxa"/>
-              <w:right w:w="120" w:type="dxa"/>
-            </w:tcMar>
-          </w:tcPr>
-          <w:p>
-            <w:r>
-              <w:rPr>
-                <w:rFonts w:ascii="Arial" w:hAnsi="Arial" w:eastAsia="Arial" w:cs="Arial"/>
-                <w:b/>
-                <w:bCs/>
-                <w:color w:val="FFFFFF"/>
-                <w:sz w:val="22"/>
-                <w:szCs w:val="22"/>
-              </w:rPr>
-              <w:t>技术解释</w:t>
-            </w:r>
-          </w:p>
-        </w:tc>
-      </w:tr>
-      <w:tr>
-        <w:tblPrEx>
-          <w:tblBorders>
-            <w:top w:val="single" w:color="auto" w:sz="4" w:space="0"/>
-            <w:left w:val="single" w:color="auto" w:sz="4" w:space="0"/>
-            <w:bottom w:val="single" w:color="auto" w:sz="4" w:space="0"/>
-            <w:right w:val="single" w:color="auto" w:sz="4" w:space="0"/>
-            <w:insideH w:val="single" w:color="auto" w:sz="4" w:space="0"/>
-            <w:insideV w:val="single" w:color="auto" w:sz="4" w:space="0"/>
-          </w:tblBorders>
-          <w:tblCellMar>
-            <w:top w:w="0" w:type="dxa"/>
-            <w:left w:w="10" w:type="dxa"/>
-            <w:bottom w:w="0" w:type="dxa"/>
-            <w:right w:w="10" w:type="dxa"/>
-          </w:tblCellMar>
-        </w:tblPrEx>
-        <w:tc>
-          <w:tcPr>
-            <w:tcW w:w="1400" w:type="dxa"/>
-            <w:tcBorders>
-              <w:top w:val="single" w:color="CCCCCC" w:sz="0" w:space="0"/>
-              <w:left w:val="single" w:color="CCCCCC" w:sz="0" w:space="0"/>
-              <w:bottom w:val="single" w:color="CCCCCC" w:sz="0" w:space="0"/>
-              <w:right w:val="single" w:color="CCCCCC" w:sz="0" w:space="0"/>
-            </w:tcBorders>
-            <w:shd w:val="clear" w:color="auto" w:fill="EBF5FB"/>
-            <w:tcMar>
-              <w:top w:w="80" w:type="dxa"/>
-              <w:left w:w="120" w:type="dxa"/>
-              <w:bottom w:w="80" w:type="dxa"/>
-              <w:right w:w="120" w:type="dxa"/>
-            </w:tcMar>
-          </w:tcPr>
-          <w:p>
-            <w:r>
-              <w:rPr>
-                <w:rFonts w:ascii="Arial" w:hAnsi="Arial" w:eastAsia="Arial" w:cs="Arial"/>
-                <w:b/>
-                <w:bCs/>
-                <w:color w:val="1A5276"/>
-                <w:sz w:val="21"/>
-                <w:szCs w:val="21"/>
-              </w:rPr>
-              <w:t>镜像
-Image</w:t>
-            </w:r>
-          </w:p>
-        </w:tc>
-        <w:tc>
-          <w:tcPr>
-            <w:tcW w:w="2400" w:type="dxa"/>
-            <w:tcBorders>
-              <w:top w:val="single" w:color="CCCCCC" w:sz="0" w:space="0"/>
-              <w:left w:val="single" w:color="CCCCCC" w:sz="0" w:space="0"/>
-              <w:bottom w:val="single" w:color="CCCCCC" w:sz="0" w:space="0"/>
-              <w:right w:val="single" w:color="CCCCCC" w:sz="0" w:space="0"/>
-            </w:tcBorders>
-            <w:shd w:val="clear" w:color="auto" w:fill="FEF9E7"/>
-            <w:tcMar>
-              <w:top w:w="80" w:type="dxa"/>
-              <w:left w:w="120" w:type="dxa"/>
-              <w:bottom w:w="80" w:type="dxa"/>
-              <w:right w:w="120" w:type="dxa"/>
-            </w:tcMar>
-          </w:tcPr>
-          <w:p>
-            <w:r>
-              <w:rPr>
-                <w:rFonts w:ascii="Arial" w:hAnsi="Arial" w:eastAsia="Arial" w:cs="Arial"/>
-                <w:i/>
-                <w:iCs/>
-                <w:sz w:val="21"/>
-                <w:szCs w:val="21"/>
-              </w:rPr>
-              <w:t>安装光盘 / APP 安装包</w:t>
-            </w:r>
-          </w:p>
-        </w:tc>
-        <w:tc>
-          <w:tcPr>
-            <w:tcW w:w="5560" w:type="dxa"/>
-            <w:tcBorders>
-              <w:top w:val="single" w:color="CCCCCC" w:sz="0" w:space="0"/>
-              <w:left w:val="single" w:color="CCCCCC" w:sz="0" w:space="0"/>
-              <w:bottom w:val="single" w:color="CCCCCC" w:sz="0" w:space="0"/>
-              <w:right w:val="single" w:color="CCCCCC" w:sz="0" w:space="0"/>
-            </w:tcBorders>
-            <w:tcMar>
-              <w:top w:w="80" w:type="dxa"/>
-              <w:left w:w="120" w:type="dxa"/>
-              <w:bottom w:w="80" w:type="dxa"/>
-              <w:right w:w="120" w:type="dxa"/>
-            </w:tcMar>
-          </w:tcPr>
-          <w:p>
-            <w:r>
-              <w:rPr>
-                <w:rFonts w:ascii="Arial" w:hAnsi="Arial" w:eastAsia="Arial" w:cs="Arial"/>
-                <w:sz w:val="21"/>
-                <w:szCs w:val="21"/>
-              </w:rPr>
-              <w:t>包含程序及其所有依赖的只读模板。可以把它想象成「出厂时的配置」，每次用它可以创建新容器。</w:t>
-            </w:r>
-          </w:p>
-        </w:tc>
-      </w:tr>
-      <w:tr>
-        <w:tblPrEx>
-          <w:tblBorders>
-            <w:top w:val="single" w:color="auto" w:sz="4" w:space="0"/>
-            <w:left w:val="single" w:color="auto" w:sz="4" w:space="0"/>
-            <w:bottom w:val="single" w:color="auto" w:sz="4" w:space="0"/>
-            <w:right w:val="single" w:color="auto" w:sz="4" w:space="0"/>
-            <w:insideH w:val="single" w:color="auto" w:sz="4" w:space="0"/>
-            <w:insideV w:val="single" w:color="auto" w:sz="4" w:space="0"/>
-          </w:tblBorders>
-          <w:tblCellMar>
-            <w:top w:w="0" w:type="dxa"/>
-            <w:left w:w="10" w:type="dxa"/>
-            <w:bottom w:w="0" w:type="dxa"/>
-            <w:right w:w="10" w:type="dxa"/>
-          </w:tblCellMar>
-        </w:tblPrEx>
-        <w:tc>
-          <w:tcPr>
-            <w:tcW w:w="1400" w:type="dxa"/>
-            <w:tcBorders>
-              <w:top w:val="single" w:color="CCCCCC" w:sz="0" w:space="0"/>
-              <w:left w:val="single" w:color="CCCCCC" w:sz="0" w:space="0"/>
-              <w:bottom w:val="single" w:color="CCCCCC" w:sz="0" w:space="0"/>
-              <w:right w:val="single" w:color="CCCCCC" w:sz="0" w:space="0"/>
-            </w:tcBorders>
-            <w:shd w:val="clear" w:color="auto" w:fill="EBF5FB"/>
-            <w:tcMar>
-              <w:top w:w="80" w:type="dxa"/>
-              <w:left w:w="120" w:type="dxa"/>
-              <w:bottom w:w="80" w:type="dxa"/>
-              <w:right w:w="120" w:type="dxa"/>
-            </w:tcMar>
-          </w:tcPr>
-          <w:p>
-            <w:r>
-              <w:rPr>
-                <w:rFonts w:ascii="Arial" w:hAnsi="Arial" w:eastAsia="Arial" w:cs="Arial"/>
-                <w:b/>
-                <w:bCs/>
-                <w:color w:val="1A5276"/>
-                <w:sz w:val="21"/>
-                <w:szCs w:val="21"/>
-              </w:rPr>
-              <w:t>容器
-Container</w:t>
-            </w:r>
-          </w:p>
-        </w:tc>
-        <w:tc>
-          <w:tcPr>
-            <w:tcW w:w="2400" w:type="dxa"/>
-            <w:tcBorders>
-              <w:top w:val="single" w:color="CCCCCC" w:sz="0" w:space="0"/>
-              <w:left w:val="single" w:color="CCCCCC" w:sz="0" w:space="0"/>
-              <w:bottom w:val="single" w:color="CCCCCC" w:sz="0" w:space="0"/>
-              <w:right w:val="single" w:color="CCCCCC" w:sz="0" w:space="0"/>
-            </w:tcBorders>
-            <w:shd w:val="clear" w:color="auto" w:fill="FEF9E7"/>
-            <w:tcMar>
-              <w:top w:w="80" w:type="dxa"/>
-              <w:left w:w="120" w:type="dxa"/>
-              <w:bottom w:w="80" w:type="dxa"/>
-              <w:right w:w="120" w:type="dxa"/>
-            </w:tcMar>
-          </w:tcPr>
-          <w:p>
-            <w:r>
-              <w:rPr>
-                <w:rFonts w:ascii="Arial" w:hAnsi="Arial" w:eastAsia="Arial" w:cs="Arial"/>
-                <w:i/>
-                <w:iCs/>
-                <w:sz w:val="21"/>
-                <w:szCs w:val="21"/>
-              </w:rPr>
-              <w:t>安装好的、正在运行的 APP</w:t>
-            </w:r>
-          </w:p>
-        </w:tc>
-        <w:tc>
-          <w:tcPr>
-            <w:tcW w:w="5560" w:type="dxa"/>
-            <w:tcBorders>
-              <w:top w:val="single" w:color="CCCCCC" w:sz="0" w:space="0"/>
-              <w:left w:val="single" w:color="CCCCCC" w:sz="0" w:space="0"/>
-              <w:bottom w:val="single" w:color="CCCCCC" w:sz="0" w:space="0"/>
-              <w:right w:val="single" w:color="CCCCCC" w:sz="0" w:space="0"/>
-            </w:tcBorders>
-            <w:tcMar>
-              <w:top w:w="80" w:type="dxa"/>
-              <w:left w:w="120" w:type="dxa"/>
-              <w:bottom w:w="80" w:type="dxa"/>
-              <w:right w:w="120" w:type="dxa"/>
-            </w:tcMar>
-          </w:tcPr>
-          <w:p>
-            <w:r>
-              <w:rPr>
-                <w:rFonts w:ascii="Arial" w:hAnsi="Arial" w:eastAsia="Arial" w:cs="Arial"/>
-                <w:sz w:val="21"/>
-                <w:szCs w:val="21"/>
-              </w:rPr>
-              <w:t>镜像的运行实例。一个镜像可以创建多个容器。容器可以启动、停止、删除，就像打开/关闭/卸载 APP 一样。</w:t>
-            </w:r>
-          </w:p>
-        </w:tc>
-      </w:tr>
-      <w:tr>
-        <w:tblPrEx>
-          <w:tblBorders>
-            <w:top w:val="single" w:color="auto" w:sz="4" w:space="0"/>
-            <w:left w:val="single" w:color="auto" w:sz="4" w:space="0"/>
-            <w:bottom w:val="single" w:color="auto" w:sz="4" w:space="0"/>
-            <w:right w:val="single" w:color="auto" w:sz="4" w:space="0"/>
-            <w:insideH w:val="single" w:color="auto" w:sz="4" w:space="0"/>
-            <w:insideV w:val="single" w:color="auto" w:sz="4" w:space="0"/>
-          </w:tblBorders>
-          <w:tblCellMar>
-            <w:top w:w="0" w:type="dxa"/>
-            <w:left w:w="10" w:type="dxa"/>
-            <w:bottom w:w="0" w:type="dxa"/>
-            <w:right w:w="10" w:type="dxa"/>
-          </w:tblCellMar>
-        </w:tblPrEx>
-        <w:tc>
-          <w:tcPr>
-            <w:tcW w:w="1400" w:type="dxa"/>
-            <w:tcBorders>
-              <w:top w:val="single" w:color="CCCCCC" w:sz="0" w:space="0"/>
-              <w:left w:val="single" w:color="CCCCCC" w:sz="0" w:space="0"/>
-              <w:bottom w:val="single" w:color="CCCCCC" w:sz="0" w:space="0"/>
-              <w:right w:val="single" w:color="CCCCCC" w:sz="0" w:space="0"/>
-            </w:tcBorders>
-            <w:shd w:val="clear" w:color="auto" w:fill="EBF5FB"/>
-            <w:tcMar>
-              <w:top w:w="80" w:type="dxa"/>
-              <w:left w:w="120" w:type="dxa"/>
-              <w:bottom w:w="80" w:type="dxa"/>
-              <w:right w:w="120" w:type="dxa"/>
-            </w:tcMar>
-          </w:tcPr>
-          <w:p>
-            <w:r>
-              <w:rPr>
-                <w:rFonts w:ascii="Arial" w:hAnsi="Arial" w:eastAsia="Arial" w:cs="Arial"/>
-                <w:b/>
-                <w:bCs/>
-                <w:color w:val="1A5276"/>
-                <w:sz w:val="21"/>
-                <w:szCs w:val="21"/>
-              </w:rPr>
-              <w:t>仓库
-Registry</w:t>
-            </w:r>
-          </w:p>
-        </w:tc>
-        <w:tc>
-          <w:tcPr>
-            <w:tcW w:w="2400" w:type="dxa"/>
-            <w:tcBorders>
-              <w:top w:val="single" w:color="CCCCCC" w:sz="0" w:space="0"/>
-              <w:left w:val="single" w:color="CCCCCC" w:sz="0" w:space="0"/>
-              <w:bottom w:val="single" w:color="CCCCCC" w:sz="0" w:space="0"/>
-              <w:right w:val="single" w:color="CCCCCC" w:sz="0" w:space="0"/>
-            </w:tcBorders>
-            <w:shd w:val="clear" w:color="auto" w:fill="FEF9E7"/>
-            <w:tcMar>
-              <w:top w:w="80" w:type="dxa"/>
-              <w:left w:w="120" w:type="dxa"/>
-              <w:bottom w:w="80" w:type="dxa"/>
-              <w:right w:w="120" w:type="dxa"/>
-            </w:tcMar>
-          </w:tcPr>
-          <w:p>
-            <w:r>
-              <w:rPr>
-                <w:rFonts w:ascii="Arial" w:hAnsi="Arial" w:eastAsia="Arial" w:cs="Arial"/>
-                <w:i/>
-                <w:iCs/>
-                <w:sz w:val="21"/>
-                <w:szCs w:val="21"/>
-              </w:rPr>
-              <w:t>应用商店（App Store）</w:t>
-            </w:r>
-          </w:p>
-        </w:tc>
-        <w:tc>
-          <w:tcPr>
-            <w:tcW w:w="5560" w:type="dxa"/>
-            <w:tcBorders>
-              <w:top w:val="single" w:color="CCCCCC" w:sz="0" w:space="0"/>
-              <w:left w:val="single" w:color="CCCCCC" w:sz="0" w:space="0"/>
-              <w:bottom w:val="single" w:color="CCCCCC" w:sz="0" w:space="0"/>
-              <w:right w:val="single" w:color="CCCCCC" w:sz="0" w:space="0"/>
-            </w:tcBorders>
-            <w:tcMar>
-              <w:top w:w="80" w:type="dxa"/>
-              <w:left w:w="120" w:type="dxa"/>
-              <w:bottom w:w="80" w:type="dxa"/>
-              <w:right w:w="120" w:type="dxa"/>
-            </w:tcMar>
-          </w:tcPr>
-          <w:p>
-            <w:r>
-              <w:rPr>
-                <w:rFonts w:ascii="Arial" w:hAnsi="Arial" w:eastAsia="Arial" w:cs="Arial"/>
-                <w:sz w:val="21"/>
-                <w:szCs w:val="21"/>
-              </w:rPr>
-              <w:t>存放镜像的地方。最大的公开仓库是 Docker Hub（hub.docker.com），里面有几百万个现成的镜像，可以直接下载使用。</w:t>
-            </w:r>
-          </w:p>
-        </w:tc>
-      </w:tr>
-    </w:tbl>
-    <w:p>
-      <w:pPr>
-        <w:spacing w:before="100" w:after="0"/>
-      </w:pPr>
-    </w:p>
-    <w:tbl>
-      <w:tblPr>
-        <w:tblStyle w:val="11"/>
+        <w:tblStyle w:val="12"/>
         <w:tblW w:w="9360" w:type="dxa"/>
         <w:tblInd w:w="0" w:type="dxa"/>
         <w:tblBorders>
@@ -8859,194 +9336,6 @@
             <w:tcW w:w="9360" w:type="dxa"/>
             <w:tcBorders>
               <w:top w:val="single" w:color="CCCCCC" w:sz="0" w:space="0"/>
-              <w:left w:val="single" w:color="D35400" w:sz="10" w:space="0"/>
-              <w:bottom w:val="single" w:color="CCCCCC" w:sz="0" w:space="0"/>
-              <w:right w:val="single" w:color="CCCCCC" w:sz="0" w:space="0"/>
-            </w:tcBorders>
-            <w:shd w:val="clear" w:color="auto" w:fill="FEF9E7"/>
-            <w:tcMar>
-              <w:top w:w="100" w:type="dxa"/>
-              <w:left w:w="200" w:type="dxa"/>
-              <w:bottom w:w="100" w:type="dxa"/>
-              <w:right w:w="160" w:type="dxa"/>
-            </w:tcMar>
-          </w:tcPr>
-          <w:p>
-            <w:pPr>
-              <w:spacing w:before="60" w:after="60"/>
-            </w:pPr>
-            <w:r>
-              <w:rPr>
-                <w:rFonts w:ascii="Arial" w:hAnsi="Arial" w:eastAsia="Arial" w:cs="Arial"/>
-                <w:b/>
-                <w:bCs/>
-                <w:color w:val="D35400"/>
-                <w:sz w:val="22"/>
-                <w:szCs w:val="22"/>
-              </w:rPr>
-              <w:t>💡  镜像和容器的关系举例</w:t>
-            </w:r>
-          </w:p>
-          <w:p>
-            <w:pPr>
-              <w:spacing w:before="40" w:after="40"/>
-              <w:ind w:left="280"/>
-            </w:pPr>
-            <w:r>
-              <w:rPr>
-                <w:rFonts w:ascii="Arial" w:hAnsi="Arial" w:eastAsia="Arial" w:cs="Arial"/>
-                <w:color w:val="1C2833"/>
-                <w:sz w:val="21"/>
-                <w:szCs w:val="21"/>
-              </w:rPr>
-              <w:t>Docker 镜像  ≈  一个 APP 安装包（.exe 文件）</w:t>
-            </w:r>
-          </w:p>
-          <w:p>
-            <w:pPr>
-              <w:spacing w:before="40" w:after="40"/>
-              <w:ind w:left="280"/>
-            </w:pPr>
-            <w:r>
-              <w:rPr>
-                <w:rFonts w:ascii="Arial" w:hAnsi="Arial" w:eastAsia="Arial" w:cs="Arial"/>
-                <w:color w:val="1C2833"/>
-                <w:sz w:val="21"/>
-                <w:szCs w:val="21"/>
-              </w:rPr>
-              <w:t>Docker 容器  ≈  安装并打开了这个 APP 之后，正在运行的程序</w:t>
-            </w:r>
-          </w:p>
-          <w:p>
-            <w:pPr>
-              <w:spacing w:before="40" w:after="40"/>
-              <w:ind w:left="280"/>
-            </w:pPr>
-          </w:p>
-          <w:p>
-            <w:pPr>
-              <w:spacing w:before="40" w:after="40"/>
-              <w:ind w:left="280"/>
-            </w:pPr>
-            <w:r>
-              <w:rPr>
-                <w:rFonts w:ascii="Arial" w:hAnsi="Arial" w:eastAsia="Arial" w:cs="Arial"/>
-                <w:color w:val="1C2833"/>
-                <w:sz w:val="21"/>
-                <w:szCs w:val="21"/>
-              </w:rPr>
-              <w:t>就像你可以用同一个安装包安装多次，同一个镜像也可以创建多个容器（比如运行两个不同配置的 OpenClaw 实例）</w:t>
-            </w:r>
-          </w:p>
-        </w:tc>
-      </w:tr>
-    </w:tbl>
-    <w:p>
-      <w:pPr>
-        <w:spacing w:before="100" w:after="0"/>
-      </w:pPr>
-    </w:p>
-    <w:p>
-      <w:pPr>
-        <w:pStyle w:val="3"/>
-        <w:spacing w:before="300" w:after="120"/>
-      </w:pPr>
-      <w:r>
-        <w:rPr>
-          <w:rFonts w:ascii="Arial" w:hAnsi="Arial" w:eastAsia="Arial" w:cs="Arial"/>
-          <w:b/>
-          <w:bCs/>
-          <w:color w:val="2874A6"/>
-          <w:sz w:val="28"/>
-          <w:szCs w:val="28"/>
-        </w:rPr>
-        <w:t>3.2 常用命令速查手册</w:t>
-      </w:r>
-    </w:p>
-    <w:p>
-      <w:pPr>
-        <w:spacing w:before="70" w:after="70"/>
-      </w:pPr>
-      <w:r>
-        <w:rPr>
-          <w:rFonts w:ascii="Arial" w:hAnsi="Arial" w:eastAsia="Arial" w:cs="Arial"/>
-          <w:b w:val="0"/>
-          <w:bCs w:val="0"/>
-          <w:color w:val="1C2833"/>
-          <w:sz w:val="22"/>
-          <w:szCs w:val="22"/>
-        </w:rPr>
-        <w:t>下面是日常使用中最常用的 Docker 命令，每个命令都配有说明。</w:t>
-      </w:r>
-    </w:p>
-    <w:p>
-      <w:pPr>
-        <w:spacing w:before="60" w:after="0"/>
-      </w:pPr>
-    </w:p>
-    <w:p>
-      <w:pPr>
-        <w:pStyle w:val="4"/>
-        <w:spacing w:before="220" w:after="100"/>
-      </w:pPr>
-      <w:r>
-        <w:rPr>
-          <w:rFonts w:ascii="Arial" w:hAnsi="Arial" w:eastAsia="Arial" w:cs="Arial"/>
-          <w:b/>
-          <w:bCs/>
-          <w:color w:val="1A5276"/>
-          <w:sz w:val="24"/>
-          <w:szCs w:val="24"/>
-        </w:rPr>
-        <w:t>镜像相关命令</w:t>
-      </w:r>
-    </w:p>
-    <w:tbl>
-      <w:tblPr>
-        <w:tblStyle w:val="11"/>
-        <w:tblW w:w="9360" w:type="dxa"/>
-        <w:tblInd w:w="0" w:type="dxa"/>
-        <w:tblBorders>
-          <w:top w:val="single" w:color="auto" w:sz="4" w:space="0"/>
-          <w:left w:val="single" w:color="auto" w:sz="4" w:space="0"/>
-          <w:bottom w:val="single" w:color="auto" w:sz="4" w:space="0"/>
-          <w:right w:val="single" w:color="auto" w:sz="4" w:space="0"/>
-          <w:insideH w:val="single" w:color="auto" w:sz="4" w:space="0"/>
-          <w:insideV w:val="single" w:color="auto" w:sz="4" w:space="0"/>
-        </w:tblBorders>
-        <w:tblLayout w:type="autofit"/>
-        <w:tblCellMar>
-          <w:top w:w="0" w:type="dxa"/>
-          <w:left w:w="10" w:type="dxa"/>
-          <w:bottom w:w="0" w:type="dxa"/>
-          <w:right w:w="10" w:type="dxa"/>
-        </w:tblCellMar>
-      </w:tblPr>
-      <w:tblGrid>
-        <w:gridCol w:w="9360"/>
-      </w:tblGrid>
-      <w:tr>
-        <w:tblPrEx>
-          <w:tblBorders>
-            <w:top w:val="single" w:color="auto" w:sz="4" w:space="0"/>
-            <w:left w:val="single" w:color="auto" w:sz="4" w:space="0"/>
-            <w:bottom w:val="single" w:color="auto" w:sz="4" w:space="0"/>
-            <w:right w:val="single" w:color="auto" w:sz="4" w:space="0"/>
-            <w:insideH w:val="single" w:color="auto" w:sz="4" w:space="0"/>
-            <w:insideV w:val="single" w:color="auto" w:sz="4" w:space="0"/>
-          </w:tblBorders>
-          <w:tblCellMar>
-            <w:top w:w="0" w:type="dxa"/>
-            <w:left w:w="10" w:type="dxa"/>
-            <w:bottom w:w="0" w:type="dxa"/>
-            <w:right w:w="10" w:type="dxa"/>
-          </w:tblCellMar>
-        </w:tblPrEx>
-        <w:tc>
-          <w:tcPr>
-            <w:tcW w:w="9360" w:type="dxa"/>
-            <w:tcBorders>
-              <w:top w:val="single" w:color="CCCCCC" w:sz="0" w:space="0"/>
               <w:left w:val="single" w:color="2874A6" w:sz="8" w:space="0"/>
               <w:bottom w:val="single" w:color="CCCCCC" w:sz="0" w:space="0"/>
               <w:right w:val="single" w:color="CCCCCC" w:sz="0" w:space="0"/>
@@ -9072,7 +9361,7 @@
                 <w:sz w:val="20"/>
                 <w:szCs w:val="20"/>
               </w:rPr>
-              <w:t>💻  镜像命令</w:t>
+              <w:t>💻  容器命令</w:t>
             </w:r>
           </w:p>
         </w:tc>
@@ -9122,315 +9411,6 @@
                 <w:sz w:val="19"/>
                 <w:szCs w:val="19"/>
               </w:rPr>
-              <w:t># 从仓库下载镜像（如果不写标签，默认下载最新版 :latest）</w:t>
-            </w:r>
-          </w:p>
-          <w:p>
-            <w:pPr>
-              <w:spacing w:before="18" w:after="18"/>
-            </w:pPr>
-            <w:r>
-              <w:rPr>
-                <w:rFonts w:ascii="Courier New" w:hAnsi="Courier New" w:eastAsia="Courier New" w:cs="Courier New"/>
-                <w:color w:val="1B2631"/>
-                <w:sz w:val="19"/>
-                <w:szCs w:val="19"/>
-              </w:rPr>
-              <w:t>docker pull 镜像名称:版本号</w:t>
-            </w:r>
-          </w:p>
-          <w:p>
-            <w:pPr>
-              <w:spacing w:before="18" w:after="18"/>
-            </w:pPr>
-            <w:r>
-              <w:rPr>
-                <w:rFonts w:ascii="Courier New" w:hAnsi="Courier New" w:eastAsia="Courier New" w:cs="Courier New"/>
-                <w:color w:val="1B2631"/>
-                <w:sz w:val="19"/>
-                <w:szCs w:val="19"/>
-              </w:rPr>
-              <w:t>docker pull openclaw/openclaw:latest    # 例：下载最新版 OpenClaw</w:t>
-            </w:r>
-          </w:p>
-          <w:p>
-            <w:pPr>
-              <w:spacing w:before="18" w:after="18"/>
-            </w:pPr>
-          </w:p>
-          <w:p>
-            <w:pPr>
-              <w:spacing w:before="18" w:after="18"/>
-            </w:pPr>
-            <w:r>
-              <w:rPr>
-                <w:rFonts w:ascii="Courier New" w:hAnsi="Courier New" w:eastAsia="Courier New" w:cs="Courier New"/>
-                <w:color w:val="7D8B99"/>
-                <w:sz w:val="19"/>
-                <w:szCs w:val="19"/>
-              </w:rPr>
-              <w:t># 查看本地已下载的所有镜像</w:t>
-            </w:r>
-          </w:p>
-          <w:p>
-            <w:pPr>
-              <w:spacing w:before="18" w:after="18"/>
-            </w:pPr>
-            <w:r>
-              <w:rPr>
-                <w:rFonts w:ascii="Courier New" w:hAnsi="Courier New" w:eastAsia="Courier New" w:cs="Courier New"/>
-                <w:color w:val="1B2631"/>
-                <w:sz w:val="19"/>
-                <w:szCs w:val="19"/>
-              </w:rPr>
-              <w:t>docker images</w:t>
-            </w:r>
-          </w:p>
-          <w:p>
-            <w:pPr>
-              <w:spacing w:before="18" w:after="18"/>
-            </w:pPr>
-          </w:p>
-          <w:p>
-            <w:pPr>
-              <w:spacing w:before="18" w:after="18"/>
-            </w:pPr>
-            <w:r>
-              <w:rPr>
-                <w:rFonts w:ascii="Courier New" w:hAnsi="Courier New" w:eastAsia="Courier New" w:cs="Courier New"/>
-                <w:color w:val="7D8B99"/>
-                <w:sz w:val="19"/>
-                <w:szCs w:val="19"/>
-              </w:rPr>
-              <w:t># 删除一个本地镜像</w:t>
-            </w:r>
-          </w:p>
-          <w:p>
-            <w:pPr>
-              <w:spacing w:before="18" w:after="18"/>
-            </w:pPr>
-            <w:r>
-              <w:rPr>
-                <w:rFonts w:ascii="Courier New" w:hAnsi="Courier New" w:eastAsia="Courier New" w:cs="Courier New"/>
-                <w:color w:val="1B2631"/>
-                <w:sz w:val="19"/>
-                <w:szCs w:val="19"/>
-              </w:rPr>
-              <w:t>docker rmi 镜像名称</w:t>
-            </w:r>
-          </w:p>
-          <w:p>
-            <w:pPr>
-              <w:spacing w:before="18" w:after="18"/>
-            </w:pPr>
-          </w:p>
-          <w:p>
-            <w:pPr>
-              <w:spacing w:before="18" w:after="18"/>
-            </w:pPr>
-            <w:r>
-              <w:rPr>
-                <w:rFonts w:ascii="Courier New" w:hAnsi="Courier New" w:eastAsia="Courier New" w:cs="Courier New"/>
-                <w:color w:val="7D8B99"/>
-                <w:sz w:val="19"/>
-                <w:szCs w:val="19"/>
-              </w:rPr>
-              <w:t># 清理所有没在使用的镜像（释放磁盘空间）</w:t>
-            </w:r>
-          </w:p>
-          <w:p>
-            <w:pPr>
-              <w:spacing w:before="18" w:after="18"/>
-            </w:pPr>
-            <w:r>
-              <w:rPr>
-                <w:rFonts w:ascii="Courier New" w:hAnsi="Courier New" w:eastAsia="Courier New" w:cs="Courier New"/>
-                <w:color w:val="1B2631"/>
-                <w:sz w:val="19"/>
-                <w:szCs w:val="19"/>
-              </w:rPr>
-              <w:t>docker image prune -a</w:t>
-            </w:r>
-          </w:p>
-          <w:p>
-            <w:pPr>
-              <w:spacing w:before="18" w:after="18"/>
-            </w:pPr>
-          </w:p>
-          <w:p>
-            <w:pPr>
-              <w:spacing w:before="18" w:after="18"/>
-            </w:pPr>
-            <w:r>
-              <w:rPr>
-                <w:rFonts w:ascii="Courier New" w:hAnsi="Courier New" w:eastAsia="Courier New" w:cs="Courier New"/>
-                <w:color w:val="7D8B99"/>
-                <w:sz w:val="19"/>
-                <w:szCs w:val="19"/>
-              </w:rPr>
-              <w:t># 搜索 Docker Hub 上的镜像</w:t>
-            </w:r>
-          </w:p>
-          <w:p>
-            <w:pPr>
-              <w:spacing w:before="18" w:after="18"/>
-            </w:pPr>
-            <w:r>
-              <w:rPr>
-                <w:rFonts w:ascii="Courier New" w:hAnsi="Courier New" w:eastAsia="Courier New" w:cs="Courier New"/>
-                <w:color w:val="1B2631"/>
-                <w:sz w:val="19"/>
-                <w:szCs w:val="19"/>
-              </w:rPr>
-              <w:t>docker search 关键词</w:t>
-            </w:r>
-          </w:p>
-        </w:tc>
-      </w:tr>
-    </w:tbl>
-    <w:p>
-      <w:pPr>
-        <w:spacing w:before="80" w:after="0"/>
-      </w:pPr>
-    </w:p>
-    <w:p>
-      <w:pPr>
-        <w:pStyle w:val="4"/>
-        <w:spacing w:before="220" w:after="100"/>
-      </w:pPr>
-      <w:r>
-        <w:rPr>
-          <w:rFonts w:ascii="Arial" w:hAnsi="Arial" w:eastAsia="Arial" w:cs="Arial"/>
-          <w:b/>
-          <w:bCs/>
-          <w:color w:val="1A5276"/>
-          <w:sz w:val="24"/>
-          <w:szCs w:val="24"/>
-        </w:rPr>
-        <w:t>容器相关命令</w:t>
-      </w:r>
-    </w:p>
-    <w:tbl>
-      <w:tblPr>
-        <w:tblStyle w:val="11"/>
-        <w:tblW w:w="9360" w:type="dxa"/>
-        <w:tblInd w:w="0" w:type="dxa"/>
-        <w:tblBorders>
-          <w:top w:val="single" w:color="auto" w:sz="4" w:space="0"/>
-          <w:left w:val="single" w:color="auto" w:sz="4" w:space="0"/>
-          <w:bottom w:val="single" w:color="auto" w:sz="4" w:space="0"/>
-          <w:right w:val="single" w:color="auto" w:sz="4" w:space="0"/>
-          <w:insideH w:val="single" w:color="auto" w:sz="4" w:space="0"/>
-          <w:insideV w:val="single" w:color="auto" w:sz="4" w:space="0"/>
-        </w:tblBorders>
-        <w:tblLayout w:type="autofit"/>
-        <w:tblCellMar>
-          <w:top w:w="0" w:type="dxa"/>
-          <w:left w:w="10" w:type="dxa"/>
-          <w:bottom w:w="0" w:type="dxa"/>
-          <w:right w:w="10" w:type="dxa"/>
-        </w:tblCellMar>
-      </w:tblPr>
-      <w:tblGrid>
-        <w:gridCol w:w="9360"/>
-      </w:tblGrid>
-      <w:tr>
-        <w:tblPrEx>
-          <w:tblBorders>
-            <w:top w:val="single" w:color="auto" w:sz="4" w:space="0"/>
-            <w:left w:val="single" w:color="auto" w:sz="4" w:space="0"/>
-            <w:bottom w:val="single" w:color="auto" w:sz="4" w:space="0"/>
-            <w:right w:val="single" w:color="auto" w:sz="4" w:space="0"/>
-            <w:insideH w:val="single" w:color="auto" w:sz="4" w:space="0"/>
-            <w:insideV w:val="single" w:color="auto" w:sz="4" w:space="0"/>
-          </w:tblBorders>
-          <w:tblCellMar>
-            <w:top w:w="0" w:type="dxa"/>
-            <w:left w:w="10" w:type="dxa"/>
-            <w:bottom w:w="0" w:type="dxa"/>
-            <w:right w:w="10" w:type="dxa"/>
-          </w:tblCellMar>
-        </w:tblPrEx>
-        <w:tc>
-          <w:tcPr>
-            <w:tcW w:w="9360" w:type="dxa"/>
-            <w:tcBorders>
-              <w:top w:val="single" w:color="CCCCCC" w:sz="0" w:space="0"/>
-              <w:left w:val="single" w:color="2874A6" w:sz="8" w:space="0"/>
-              <w:bottom w:val="single" w:color="CCCCCC" w:sz="0" w:space="0"/>
-              <w:right w:val="single" w:color="CCCCCC" w:sz="0" w:space="0"/>
-            </w:tcBorders>
-            <w:shd w:val="clear" w:color="auto" w:fill="D6EAF8"/>
-            <w:tcMar>
-              <w:top w:w="80" w:type="dxa"/>
-              <w:left w:w="180" w:type="dxa"/>
-              <w:bottom w:w="80" w:type="dxa"/>
-              <w:right w:w="160" w:type="dxa"/>
-            </w:tcMar>
-          </w:tcPr>
-          <w:p>
-            <w:pPr>
-              <w:spacing w:before="0" w:after="0"/>
-            </w:pPr>
-            <w:r>
-              <w:rPr>
-                <w:rFonts w:ascii="Arial" w:hAnsi="Arial" w:eastAsia="Arial" w:cs="Arial"/>
-                <w:b/>
-                <w:bCs/>
-                <w:color w:val="1A5276"/>
-                <w:sz w:val="20"/>
-                <w:szCs w:val="20"/>
-              </w:rPr>
-              <w:t>💻  容器命令</w:t>
-            </w:r>
-          </w:p>
-        </w:tc>
-      </w:tr>
-      <w:tr>
-        <w:tblPrEx>
-          <w:tblBorders>
-            <w:top w:val="single" w:color="auto" w:sz="4" w:space="0"/>
-            <w:left w:val="single" w:color="auto" w:sz="4" w:space="0"/>
-            <w:bottom w:val="single" w:color="auto" w:sz="4" w:space="0"/>
-            <w:right w:val="single" w:color="auto" w:sz="4" w:space="0"/>
-            <w:insideH w:val="single" w:color="auto" w:sz="4" w:space="0"/>
-            <w:insideV w:val="single" w:color="auto" w:sz="4" w:space="0"/>
-          </w:tblBorders>
-          <w:tblCellMar>
-            <w:top w:w="0" w:type="dxa"/>
-            <w:left w:w="10" w:type="dxa"/>
-            <w:bottom w:w="0" w:type="dxa"/>
-            <w:right w:w="10" w:type="dxa"/>
-          </w:tblCellMar>
-        </w:tblPrEx>
-        <w:tc>
-          <w:tcPr>
-            <w:tcW w:w="9360" w:type="dxa"/>
-            <w:tcBorders>
-              <w:top w:val="single" w:color="CCCCCC" w:sz="0" w:space="0"/>
-              <w:left w:val="single" w:color="2874A6" w:sz="8" w:space="0"/>
-              <w:bottom w:val="single" w:color="CCCCCC" w:sz="0" w:space="0"/>
-              <w:right w:val="single" w:color="CCCCCC" w:sz="0" w:space="0"/>
-            </w:tcBorders>
-            <w:shd w:val="clear" w:color="auto" w:fill="F2F3F4"/>
-            <w:tcMar>
-              <w:top w:w="100" w:type="dxa"/>
-              <w:left w:w="200" w:type="dxa"/>
-              <w:bottom w:w="100" w:type="dxa"/>
-              <w:right w:w="160" w:type="dxa"/>
-            </w:tcMar>
-          </w:tcPr>
-          <w:p>
-            <w:pPr>
-              <w:spacing w:before="18" w:after="18"/>
-            </w:pPr>
-            <w:r>
-              <w:rPr>
-                <w:rFonts w:ascii="Courier New" w:hAnsi="Courier New" w:eastAsia="Courier New" w:cs="Courier New"/>
-                <w:color w:val="7D8B99"/>
-                <w:sz w:val="19"/>
-                <w:szCs w:val="19"/>
-              </w:rPr>
               <w:t># 创建并启动容器（最常用，各参数说明见下方表格）</w:t>
             </w:r>
           </w:p>
@@ -9838,7 +9818,7 @@
     </w:p>
     <w:tbl>
       <w:tblPr>
-        <w:tblStyle w:val="11"/>
+        <w:tblStyle w:val="12"/>
         <w:tblW w:w="9360" w:type="dxa"/>
         <w:tblInd w:w="0" w:type="dxa"/>
         <w:tblBorders>
@@ -10603,7 +10583,7 @@
     </w:p>
     <w:tbl>
       <w:tblPr>
-        <w:tblStyle w:val="11"/>
+        <w:tblStyle w:val="12"/>
         <w:tblW w:w="9360" w:type="dxa"/>
         <w:tblInd w:w="0" w:type="dxa"/>
         <w:tblBorders>
@@ -10766,7 +10746,7 @@
     </w:p>
     <w:tbl>
       <w:tblPr>
-        <w:tblStyle w:val="11"/>
+        <w:tblStyle w:val="12"/>
         <w:tblW w:w="9360" w:type="dxa"/>
         <w:tblInd w:w="0" w:type="dxa"/>
         <w:tblBorders>
@@ -11217,7 +11197,7 @@
     </w:p>
     <w:p>
       <w:pPr>
-        <w:pStyle w:val="16"/>
+        <w:pStyle w:val="18"/>
         <w:numPr>
           <w:ilvl w:val="0"/>
           <w:numId w:val="2"/>
@@ -11237,7 +11217,7 @@
     </w:p>
     <w:p>
       <w:pPr>
-        <w:pStyle w:val="16"/>
+        <w:pStyle w:val="18"/>
         <w:numPr>
           <w:ilvl w:val="0"/>
           <w:numId w:val="2"/>
@@ -11257,7 +11237,7 @@
     </w:p>
     <w:p>
       <w:pPr>
-        <w:pStyle w:val="16"/>
+        <w:pStyle w:val="18"/>
         <w:numPr>
           <w:ilvl w:val="0"/>
           <w:numId w:val="2"/>
@@ -11277,7 +11257,7 @@
     </w:p>
     <w:p>
       <w:pPr>
-        <w:pStyle w:val="16"/>
+        <w:pStyle w:val="18"/>
         <w:numPr>
           <w:ilvl w:val="0"/>
           <w:numId w:val="2"/>
@@ -11357,7 +11337,7 @@
     </w:p>
     <w:p>
       <w:pPr>
-        <w:pStyle w:val="16"/>
+        <w:pStyle w:val="18"/>
         <w:numPr>
           <w:ilvl w:val="0"/>
           <w:numId w:val="1"/>
@@ -11375,7 +11355,7 @@
     </w:p>
     <w:p>
       <w:pPr>
-        <w:pStyle w:val="16"/>
+        <w:pStyle w:val="18"/>
         <w:numPr>
           <w:ilvl w:val="0"/>
           <w:numId w:val="1"/>
@@ -11398,7 +11378,7 @@
     </w:p>
     <w:tbl>
       <w:tblPr>
-        <w:tblStyle w:val="11"/>
+        <w:tblStyle w:val="12"/>
         <w:tblW w:w="9360" w:type="dxa"/>
         <w:tblInd w:w="0" w:type="dxa"/>
         <w:tblBorders>
@@ -11711,7 +11691,7 @@
     </w:p>
     <w:tbl>
       <w:tblPr>
-        <w:tblStyle w:val="11"/>
+        <w:tblStyle w:val="12"/>
         <w:tblW w:w="9360" w:type="dxa"/>
         <w:tblInd w:w="0" w:type="dxa"/>
         <w:tblBorders>
@@ -11923,7 +11903,7 @@
     </w:p>
     <w:tbl>
       <w:tblPr>
-        <w:tblStyle w:val="11"/>
+        <w:tblStyle w:val="12"/>
         <w:tblW w:w="9360" w:type="dxa"/>
         <w:tblInd w:w="0" w:type="dxa"/>
         <w:tblBorders>
@@ -12103,7 +12083,7 @@
     </w:p>
     <w:tbl>
       <w:tblPr>
-        <w:tblStyle w:val="11"/>
+        <w:tblStyle w:val="12"/>
         <w:tblW w:w="9360" w:type="dxa"/>
         <w:tblInd w:w="0" w:type="dxa"/>
         <w:tblBorders>
@@ -12263,7 +12243,7 @@
     </w:p>
     <w:p>
       <w:pPr>
-        <w:pStyle w:val="16"/>
+        <w:pStyle w:val="18"/>
         <w:numPr>
           <w:ilvl w:val="0"/>
           <w:numId w:val="1"/>
@@ -12281,7 +12261,7 @@
     </w:p>
     <w:p>
       <w:pPr>
-        <w:pStyle w:val="16"/>
+        <w:pStyle w:val="18"/>
         <w:numPr>
           <w:ilvl w:val="0"/>
           <w:numId w:val="1"/>
@@ -12304,7 +12284,7 @@
     </w:p>
     <w:tbl>
       <w:tblPr>
-        <w:tblStyle w:val="11"/>
+        <w:tblStyle w:val="12"/>
         <w:tblW w:w="9360" w:type="dxa"/>
         <w:tblInd w:w="0" w:type="dxa"/>
         <w:tblBorders>
@@ -12446,7 +12426,7 @@
     </w:p>
     <w:p>
       <w:pPr>
-        <w:pStyle w:val="16"/>
+        <w:pStyle w:val="18"/>
         <w:numPr>
           <w:ilvl w:val="0"/>
           <w:numId w:val="1"/>
@@ -12480,7 +12460,7 @@
     </w:p>
     <w:tbl>
       <w:tblPr>
-        <w:tblStyle w:val="11"/>
+        <w:tblStyle w:val="12"/>
         <w:tblW w:w="9360" w:type="dxa"/>
         <w:tblInd w:w="0" w:type="dxa"/>
         <w:tblBorders>
@@ -12656,7 +12636,7 @@
     </w:p>
     <w:tbl>
       <w:tblPr>
-        <w:tblStyle w:val="11"/>
+        <w:tblStyle w:val="12"/>
         <w:tblW w:w="9360" w:type="dxa"/>
         <w:tblInd w:w="0" w:type="dxa"/>
         <w:tblBorders>
@@ -13033,12 +13013,54 @@
                 <w:sz w:val="19"/>
                 <w:szCs w:val="19"/>
               </w:rPr>
-              <w:t># 应用对外访问端口（如果8080被占用，改成8090等其他数字）</w:t>
-            </w:r>
-          </w:p>
-          <w:p>
-            <w:pPr>
-              <w:spacing w:before="18" w:after="18"/>
+              <w:t># 应用对外访问端口（如果</w:t>
+            </w:r>
+            <w:r>
+              <w:rPr>
+                <w:rFonts w:hint="eastAsia" w:ascii="Courier New" w:hAnsi="Courier New" w:eastAsia="宋体" w:cs="Courier New"/>
+                <w:color w:val="7D8B99"/>
+                <w:sz w:val="19"/>
+                <w:szCs w:val="19"/>
+                <w:lang w:val="en-US" w:eastAsia="zh-CN"/>
+              </w:rPr>
+              <w:t>8080</w:t>
+            </w:r>
+            <w:r>
+              <w:rPr>
+                <w:rFonts w:ascii="Courier New" w:hAnsi="Courier New" w:eastAsia="Courier New" w:cs="Courier New"/>
+                <w:color w:val="7D8B99"/>
+                <w:sz w:val="19"/>
+                <w:szCs w:val="19"/>
+              </w:rPr>
+              <w:t>被占用，改成</w:t>
+            </w:r>
+            <w:r>
+              <w:rPr>
+                <w:rFonts w:hint="eastAsia" w:ascii="Courier New" w:hAnsi="Courier New" w:eastAsia="宋体" w:cs="Courier New"/>
+                <w:color w:val="7D8B99"/>
+                <w:sz w:val="19"/>
+                <w:szCs w:val="19"/>
+                <w:lang w:val="en-US" w:eastAsia="zh-CN"/>
+              </w:rPr>
+              <w:t>18789</w:t>
+            </w:r>
+            <w:r>
+              <w:rPr>
+                <w:rFonts w:ascii="Courier New" w:hAnsi="Courier New" w:eastAsia="Courier New" w:cs="Courier New"/>
+                <w:color w:val="7D8B99"/>
+                <w:sz w:val="19"/>
+                <w:szCs w:val="19"/>
+              </w:rPr>
+              <w:t>等其他数字）</w:t>
+            </w:r>
+          </w:p>
+          <w:p>
+            <w:pPr>
+              <w:spacing w:before="18" w:after="18"/>
+              <w:rPr>
+                <w:rFonts w:hint="default" w:eastAsia="宋体"/>
+                <w:lang w:val="en-US" w:eastAsia="zh-CN"/>
+              </w:rPr>
             </w:pPr>
             <w:r>
               <w:rPr>
@@ -13047,7 +13069,17 @@
                 <w:sz w:val="19"/>
                 <w:szCs w:val="19"/>
               </w:rPr>
-              <w:t>APP_PORT=8080</w:t>
+              <w:t>APP_PORT=</w:t>
+            </w:r>
+            <w:r>
+              <w:rPr>
+                <w:rFonts w:hint="eastAsia" w:ascii="Courier New" w:hAnsi="Courier New" w:eastAsia="宋体" w:cs="Courier New"/>
+                <w:color w:val="1B2631"/>
+                <w:sz w:val="19"/>
+                <w:szCs w:val="19"/>
+                <w:lang w:val="en-US" w:eastAsia="zh-CN"/>
+              </w:rPr>
+              <w:t>18789</w:t>
             </w:r>
           </w:p>
           <w:p>
@@ -13253,7 +13285,7 @@
     </w:p>
     <w:tbl>
       <w:tblPr>
-        <w:tblStyle w:val="11"/>
+        <w:tblStyle w:val="12"/>
         <w:tblW w:w="9360" w:type="dxa"/>
         <w:tblInd w:w="0" w:type="dxa"/>
         <w:tblBorders>
@@ -13395,7 +13427,7 @@
     </w:p>
     <w:tbl>
       <w:tblPr>
-        <w:tblStyle w:val="11"/>
+        <w:tblStyle w:val="12"/>
         <w:tblW w:w="9360" w:type="dxa"/>
         <w:tblInd w:w="0" w:type="dxa"/>
         <w:tblBorders>
@@ -13678,7 +13710,45 @@
                 <w:sz w:val="19"/>
                 <w:szCs w:val="19"/>
               </w:rPr>
-              <w:t xml:space="preserve">      - "${APP_PORT:-8080}:8080"      # 映射端口（读取.env中的APP_PORT）</w:t>
+              <w:t xml:space="preserve">      - "${APP_PORT:-</w:t>
+            </w:r>
+            <w:r>
+              <w:rPr>
+                <w:rFonts w:hint="eastAsia" w:ascii="Courier New" w:hAnsi="Courier New" w:eastAsia="宋体" w:cs="Courier New"/>
+                <w:color w:val="1B2631"/>
+                <w:sz w:val="19"/>
+                <w:szCs w:val="19"/>
+                <w:lang w:val="en-US" w:eastAsia="zh-CN"/>
+              </w:rPr>
+              <w:t>18789</w:t>
+            </w:r>
+            <w:r>
+              <w:rPr>
+                <w:rFonts w:ascii="Courier New" w:hAnsi="Courier New" w:eastAsia="Courier New" w:cs="Courier New"/>
+                <w:color w:val="1B2631"/>
+                <w:sz w:val="19"/>
+                <w:szCs w:val="19"/>
+              </w:rPr>
+              <w:t>}:</w:t>
+            </w:r>
+            <w:r>
+              <w:rPr>
+                <w:rFonts w:hint="eastAsia" w:ascii="Courier New" w:hAnsi="Courier New" w:eastAsia="宋体" w:cs="Courier New"/>
+                <w:color w:val="1B2631"/>
+                <w:sz w:val="19"/>
+                <w:szCs w:val="19"/>
+                <w:lang w:val="en-US" w:eastAsia="zh-CN"/>
+              </w:rPr>
+              <w:t>18789</w:t>
+            </w:r>
+            <w:r>
+              <w:rPr>
+                <w:rFonts w:ascii="Courier New" w:hAnsi="Courier New" w:eastAsia="Courier New" w:cs="Courier New"/>
+                <w:color w:val="1B2631"/>
+                <w:sz w:val="19"/>
+                <w:szCs w:val="19"/>
+              </w:rPr>
+              <w:t>"      # 映射端口（读取.env中的APP_PORT）</w:t>
             </w:r>
           </w:p>
           <w:p>
@@ -14732,7 +14802,7 @@
     </w:p>
     <w:tbl>
       <w:tblPr>
-        <w:tblStyle w:val="11"/>
+        <w:tblStyle w:val="12"/>
         <w:tblW w:w="9360" w:type="dxa"/>
         <w:tblInd w:w="0" w:type="dxa"/>
         <w:tblBorders>
@@ -14897,7 +14967,7 @@
     </w:p>
     <w:tbl>
       <w:tblPr>
-        <w:tblStyle w:val="11"/>
+        <w:tblStyle w:val="12"/>
         <w:tblW w:w="9360" w:type="dxa"/>
         <w:tblInd w:w="0" w:type="dxa"/>
         <w:tblBorders>
@@ -14977,7 +15047,7 @@
     </w:p>
     <w:tbl>
       <w:tblPr>
-        <w:tblStyle w:val="11"/>
+        <w:tblStyle w:val="12"/>
         <w:tblW w:w="9360" w:type="dxa"/>
         <w:tblInd w:w="0" w:type="dxa"/>
         <w:tblBorders>
@@ -15121,7 +15191,7 @@
     </w:p>
     <w:tbl>
       <w:tblPr>
-        <w:tblStyle w:val="11"/>
+        <w:tblStyle w:val="12"/>
         <w:tblW w:w="9360" w:type="dxa"/>
         <w:tblInd w:w="0" w:type="dxa"/>
         <w:tblBorders>
@@ -15222,7 +15292,7 @@
     </w:p>
     <w:tbl>
       <w:tblPr>
-        <w:tblStyle w:val="11"/>
+        <w:tblStyle w:val="12"/>
         <w:tblW w:w="9360" w:type="dxa"/>
         <w:tblInd w:w="0" w:type="dxa"/>
         <w:tblBorders>
@@ -15375,7 +15445,7 @@
     </w:p>
     <w:tbl>
       <w:tblPr>
-        <w:tblStyle w:val="11"/>
+        <w:tblStyle w:val="12"/>
         <w:tblW w:w="9360" w:type="dxa"/>
         <w:tblInd w:w="0" w:type="dxa"/>
         <w:tblBorders>
@@ -15490,7 +15560,7 @@
     </w:p>
     <w:tbl>
       <w:tblPr>
-        <w:tblStyle w:val="11"/>
+        <w:tblStyle w:val="12"/>
         <w:tblW w:w="9360" w:type="dxa"/>
         <w:tblInd w:w="0" w:type="dxa"/>
         <w:tblBorders>
@@ -15650,7 +15720,7 @@
     </w:p>
     <w:tbl>
       <w:tblPr>
-        <w:tblStyle w:val="11"/>
+        <w:tblStyle w:val="12"/>
         <w:tblW w:w="9360" w:type="dxa"/>
         <w:tblInd w:w="0" w:type="dxa"/>
         <w:tblBorders>
@@ -15709,20 +15779,33 @@
           <w:p>
             <w:pPr>
               <w:spacing w:before="18" w:after="18"/>
-            </w:pPr>
-            <w:r>
-              <w:rPr>
-                <w:rFonts w:ascii="Courier New" w:hAnsi="Courier New" w:eastAsia="Courier New" w:cs="Courier New"/>
+              <w:rPr>
+                <w:rFonts w:hint="default" w:ascii="Courier New" w:hAnsi="Courier New" w:eastAsia="宋体" w:cs="Courier New"/>
                 <w:color w:val="1B2631"/>
                 <w:sz w:val="19"/>
                 <w:szCs w:val="19"/>
-              </w:rPr>
-              <w:t>http://localhost:8080</w:t>
-            </w:r>
-          </w:p>
-          <w:p>
-            <w:pPr>
-              <w:spacing w:before="18" w:after="18"/>
+                <w:lang w:val="en-US" w:eastAsia="zh-CN"/>
+              </w:rPr>
+            </w:pPr>
+            <w:r>
+              <w:rPr>
+                <w:rFonts w:hint="eastAsia" w:ascii="Courier New" w:hAnsi="Courier New" w:eastAsia="宋体" w:cs="Courier New"/>
+                <w:color w:val="1B2631"/>
+                <w:sz w:val="19"/>
+                <w:szCs w:val="19"/>
+                <w:lang w:val="en-US" w:eastAsia="zh-CN"/>
+              </w:rPr>
+              <w:t>http://localhost:18789</w:t>
+            </w:r>
+          </w:p>
+          <w:p>
+            <w:pPr>
+              <w:spacing w:before="18" w:after="18"/>
+              <w:ind w:left="0" w:leftChars="0" w:firstLine="0" w:firstLineChars="0"/>
+              <w:rPr>
+                <w:rFonts w:hint="default" w:eastAsia="宋体"/>
+                <w:lang w:val="en-US" w:eastAsia="zh-CN"/>
+              </w:rPr>
             </w:pPr>
           </w:p>
           <w:p>
@@ -15742,16 +15825,247 @@
           <w:p>
             <w:pPr>
               <w:spacing w:before="18" w:after="18"/>
-            </w:pPr>
-            <w:r>
               <w:rPr>
                 <w:rFonts w:ascii="Courier New" w:hAnsi="Courier New" w:eastAsia="Courier New" w:cs="Courier New"/>
                 <w:color w:val="7D8B99"/>
                 <w:sz w:val="19"/>
                 <w:szCs w:val="19"/>
               </w:rPr>
-              <w:t># 例如：http://localhost:8090</w:t>
-            </w:r>
+            </w:pPr>
+            <w:r>
+              <w:rPr>
+                <w:rFonts w:ascii="Courier New" w:hAnsi="Courier New" w:eastAsia="Courier New" w:cs="Courier New"/>
+                <w:color w:val="7D8B99"/>
+                <w:sz w:val="19"/>
+                <w:szCs w:val="19"/>
+              </w:rPr>
+              <w:t># 例如：</w:t>
+            </w:r>
+            <w:r>
+              <w:rPr>
+                <w:rFonts w:ascii="Courier New" w:hAnsi="Courier New" w:eastAsia="Courier New" w:cs="Courier New"/>
+                <w:color w:val="7D8B99"/>
+                <w:sz w:val="19"/>
+                <w:szCs w:val="19"/>
+              </w:rPr>
+              <w:fldChar w:fldCharType="begin"/>
+            </w:r>
+            <w:r>
+              <w:rPr>
+                <w:rFonts w:ascii="Courier New" w:hAnsi="Courier New" w:eastAsia="Courier New" w:cs="Courier New"/>
+                <w:color w:val="7D8B99"/>
+                <w:sz w:val="19"/>
+                <w:szCs w:val="19"/>
+              </w:rPr>
+              <w:instrText xml:space="preserve"> HYPERLINK "http://localhost:8090" </w:instrText>
+            </w:r>
+            <w:r>
+              <w:rPr>
+                <w:rFonts w:ascii="Courier New" w:hAnsi="Courier New" w:eastAsia="Courier New" w:cs="Courier New"/>
+                <w:color w:val="7D8B99"/>
+                <w:sz w:val="19"/>
+                <w:szCs w:val="19"/>
+              </w:rPr>
+              <w:fldChar w:fldCharType="separate"/>
+            </w:r>
+            <w:r>
+              <w:rPr>
+                <w:rStyle w:val="15"/>
+                <w:rFonts w:ascii="Courier New" w:hAnsi="Courier New" w:eastAsia="Courier New" w:cs="Courier New"/>
+                <w:sz w:val="19"/>
+                <w:szCs w:val="19"/>
+              </w:rPr>
+              <w:t>http://localhost:8090</w:t>
+            </w:r>
+            <w:r>
+              <w:rPr>
+                <w:rFonts w:ascii="Courier New" w:hAnsi="Courier New" w:eastAsia="Courier New" w:cs="Courier New"/>
+                <w:color w:val="7D8B99"/>
+                <w:sz w:val="19"/>
+                <w:szCs w:val="19"/>
+              </w:rPr>
+              <w:fldChar w:fldCharType="end"/>
+            </w:r>
+          </w:p>
+          <w:p>
+            <w:pPr>
+              <w:spacing w:before="18" w:after="18"/>
+              <w:rPr>
+                <w:rFonts w:hint="eastAsia" w:ascii="Courier New" w:hAnsi="Courier New" w:eastAsia="宋体" w:cs="Courier New"/>
+                <w:color w:val="7D8B99"/>
+                <w:sz w:val="19"/>
+                <w:szCs w:val="19"/>
+                <w:lang w:val="en-US" w:eastAsia="zh-CN"/>
+              </w:rPr>
+            </w:pPr>
+            <w:r>
+              <w:rPr>
+                <w:rFonts w:hint="eastAsia" w:ascii="Courier New" w:hAnsi="Courier New" w:eastAsia="宋体" w:cs="Courier New"/>
+                <w:color w:val="7D8B99"/>
+                <w:sz w:val="19"/>
+                <w:szCs w:val="19"/>
+                <w:lang w:val="en-US" w:eastAsia="zh-CN"/>
+              </w:rPr>
+              <w:t># 启动后需要填写网关信息需要再执行</w:t>
+            </w:r>
+          </w:p>
+          <w:p>
+            <w:pPr>
+              <w:spacing w:before="18" w:after="18"/>
+              <w:rPr>
+                <w:rFonts w:hint="eastAsia" w:ascii="Courier New" w:hAnsi="Courier New" w:eastAsia="宋体" w:cs="Courier New"/>
+                <w:color w:val="7D8B99"/>
+                <w:sz w:val="19"/>
+                <w:szCs w:val="19"/>
+                <w:lang w:val="en-US" w:eastAsia="zh-CN"/>
+              </w:rPr>
+            </w:pPr>
+          </w:p>
+          <w:p>
+            <w:pPr>
+              <w:spacing w:before="18" w:after="18"/>
+              <w:rPr>
+                <w:rFonts w:hint="default" w:ascii="Courier New" w:hAnsi="Courier New" w:eastAsia="宋体" w:cs="Courier New"/>
+                <w:color w:val="1B2631"/>
+                <w:sz w:val="19"/>
+                <w:szCs w:val="19"/>
+                <w:lang w:val="en-US" w:eastAsia="zh-CN"/>
+              </w:rPr>
+            </w:pPr>
+            <w:r>
+              <w:rPr>
+                <w:rFonts w:hint="default" w:ascii="Courier New" w:hAnsi="Courier New" w:eastAsia="宋体" w:cs="Courier New"/>
+                <w:color w:val="1B2631"/>
+                <w:sz w:val="19"/>
+                <w:szCs w:val="19"/>
+                <w:lang w:val="en-US" w:eastAsia="zh-CN"/>
+              </w:rPr>
+              <w:t>docker exec -it openclaw_app openclaw dashboard</w:t>
+            </w:r>
+          </w:p>
+          <w:p>
+            <w:pPr>
+              <w:spacing w:before="18" w:after="18"/>
+              <w:rPr>
+                <w:rFonts w:hint="default" w:ascii="Courier New" w:hAnsi="Courier New" w:eastAsia="宋体" w:cs="Courier New"/>
+                <w:color w:val="7D8B99"/>
+                <w:sz w:val="19"/>
+                <w:szCs w:val="19"/>
+                <w:lang w:val="en-US" w:eastAsia="zh-CN"/>
+              </w:rPr>
+            </w:pPr>
+          </w:p>
+          <w:p>
+            <w:pPr>
+              <w:spacing w:before="18" w:after="18"/>
+              <w:rPr>
+                <w:rFonts w:hint="eastAsia" w:ascii="Courier New" w:hAnsi="Courier New" w:eastAsia="宋体" w:cs="Courier New"/>
+                <w:color w:val="7D8B99"/>
+                <w:sz w:val="19"/>
+                <w:szCs w:val="19"/>
+                <w:lang w:val="en-US" w:eastAsia="zh-CN"/>
+              </w:rPr>
+            </w:pPr>
+            <w:r>
+              <w:rPr>
+                <w:rFonts w:hint="eastAsia" w:ascii="Courier New" w:hAnsi="Courier New" w:eastAsia="宋体" w:cs="Courier New"/>
+                <w:color w:val="7D8B99"/>
+                <w:sz w:val="19"/>
+                <w:szCs w:val="19"/>
+                <w:lang w:val="en-US" w:eastAsia="zh-CN"/>
+              </w:rPr>
+              <w:t># 执行后，屏幕上会打印出一大段配置信息。仔细在里面找一下，你会看到类似这样的内容： "token": "这里是一大串随机字符" 或者 "gateway.auth.token": "这里是一大串随机字符"。</w:t>
+            </w:r>
+          </w:p>
+          <w:p>
+            <w:pPr>
+              <w:spacing w:before="18" w:after="18"/>
+              <w:rPr>
+                <w:rFonts w:hint="eastAsia" w:ascii="Courier New" w:hAnsi="Courier New" w:eastAsia="宋体" w:cs="Courier New"/>
+                <w:color w:val="7D8B99"/>
+                <w:sz w:val="19"/>
+                <w:szCs w:val="19"/>
+                <w:lang w:val="en-US" w:eastAsia="zh-CN"/>
+              </w:rPr>
+            </w:pPr>
+            <w:r>
+              <w:rPr>
+                <w:rFonts w:hint="eastAsia" w:ascii="Courier New" w:hAnsi="Courier New" w:eastAsia="宋体" w:cs="Courier New"/>
+                <w:color w:val="7D8B99"/>
+                <w:sz w:val="19"/>
+                <w:szCs w:val="19"/>
+                <w:lang w:val="en-US" w:eastAsia="zh-CN"/>
+              </w:rPr>
+              <w:t>登录仪表盘，把那一串随机字符（不要带引号）复制下来。</w:t>
+            </w:r>
+          </w:p>
+          <w:p>
+            <w:pPr>
+              <w:spacing w:before="18" w:after="18"/>
+              <w:rPr>
+                <w:rFonts w:hint="eastAsia" w:ascii="Courier New" w:hAnsi="Courier New" w:eastAsia="宋体" w:cs="Courier New"/>
+                <w:color w:val="7D8B99"/>
+                <w:sz w:val="19"/>
+                <w:szCs w:val="19"/>
+                <w:lang w:val="en-US" w:eastAsia="zh-CN"/>
+              </w:rPr>
+            </w:pPr>
+            <w:r>
+              <w:rPr>
+                <w:rFonts w:hint="eastAsia" w:ascii="Courier New" w:hAnsi="Courier New" w:eastAsia="宋体" w:cs="Courier New"/>
+                <w:color w:val="7D8B99"/>
+                <w:sz w:val="19"/>
+                <w:szCs w:val="19"/>
+                <w:lang w:val="en-US" w:eastAsia="zh-CN"/>
+              </w:rPr>
+              <w:t>回到浏览器，把它粘贴到 “网关令牌” 这个输入框里。</w:t>
+            </w:r>
+          </w:p>
+          <w:p>
+            <w:pPr>
+              <w:spacing w:before="18" w:after="18"/>
+              <w:rPr>
+                <w:rFonts w:hint="eastAsia" w:ascii="Courier New" w:hAnsi="Courier New" w:eastAsia="宋体" w:cs="Courier New"/>
+                <w:color w:val="7D8B99"/>
+                <w:sz w:val="19"/>
+                <w:szCs w:val="19"/>
+                <w:lang w:val="en-US" w:eastAsia="zh-CN"/>
+              </w:rPr>
+            </w:pPr>
+            <w:r>
+              <w:rPr>
+                <w:rFonts w:hint="eastAsia" w:ascii="Courier New" w:hAnsi="Courier New" w:eastAsia="宋体" w:cs="Courier New"/>
+                <w:color w:val="7D8B99"/>
+                <w:sz w:val="19"/>
+                <w:szCs w:val="19"/>
+                <w:lang w:val="en-US" w:eastAsia="zh-CN"/>
+              </w:rPr>
+              <w:t>下面的“密码(可选)”不用填。</w:t>
+            </w:r>
+          </w:p>
+          <w:p>
+            <w:pPr>
+              <w:spacing w:before="18" w:after="18"/>
+              <w:rPr>
+                <w:rFonts w:hint="default" w:ascii="Courier New" w:hAnsi="Courier New" w:eastAsia="宋体" w:cs="Courier New"/>
+                <w:color w:val="7D8B99"/>
+                <w:sz w:val="19"/>
+                <w:szCs w:val="19"/>
+                <w:lang w:val="en-US" w:eastAsia="zh-CN"/>
+              </w:rPr>
+            </w:pPr>
+            <w:r>
+              <w:rPr>
+                <w:rFonts w:hint="eastAsia" w:ascii="Courier New" w:hAnsi="Courier New" w:eastAsia="宋体" w:cs="Courier New"/>
+                <w:color w:val="7D8B99"/>
+                <w:sz w:val="19"/>
+                <w:szCs w:val="19"/>
+                <w:lang w:val="en-US" w:eastAsia="zh-CN"/>
+              </w:rPr>
+              <w:t>点击红色的 “连接” 按钮</w:t>
+            </w:r>
+            <w:bookmarkStart w:id="0" w:name="_GoBack"/>
+            <w:bookmarkEnd w:id="0"/>
           </w:p>
         </w:tc>
       </w:tr>
@@ -15763,7 +16077,7 @@
     </w:p>
     <w:tbl>
       <w:tblPr>
-        <w:tblStyle w:val="11"/>
+        <w:tblStyle w:val="12"/>
         <w:tblW w:w="9360" w:type="dxa"/>
         <w:tblInd w:w="0" w:type="dxa"/>
         <w:tblBorders>
@@ -15890,7 +16204,7 @@
     </w:p>
     <w:tbl>
       <w:tblPr>
-        <w:tblStyle w:val="11"/>
+        <w:tblStyle w:val="12"/>
         <w:tblW w:w="9360" w:type="dxa"/>
         <w:tblInd w:w="0" w:type="dxa"/>
         <w:tblBorders>
@@ -16072,7 +16386,7 @@
     </w:p>
     <w:tbl>
       <w:tblPr>
-        <w:tblStyle w:val="11"/>
+        <w:tblStyle w:val="12"/>
         <w:tblW w:w="9360" w:type="dxa"/>
         <w:tblInd w:w="0" w:type="dxa"/>
         <w:tblBorders>
@@ -16914,7 +17228,7 @@
     </w:p>
     <w:p>
       <w:pPr>
-        <w:pStyle w:val="16"/>
+        <w:pStyle w:val="18"/>
         <w:numPr>
           <w:ilvl w:val="0"/>
           <w:numId w:val="1"/>
@@ -16937,7 +17251,7 @@
     </w:p>
     <w:tbl>
       <w:tblPr>
-        <w:tblStyle w:val="11"/>
+        <w:tblStyle w:val="12"/>
         <w:tblW w:w="9360" w:type="dxa"/>
         <w:tblInd w:w="0" w:type="dxa"/>
         <w:tblBorders>
@@ -17017,7 +17331,7 @@
     </w:p>
     <w:p>
       <w:pPr>
-        <w:pStyle w:val="16"/>
+        <w:pStyle w:val="18"/>
         <w:numPr>
           <w:ilvl w:val="0"/>
           <w:numId w:val="1"/>
@@ -17040,7 +17354,7 @@
     </w:p>
     <w:tbl>
       <w:tblPr>
-        <w:tblStyle w:val="11"/>
+        <w:tblStyle w:val="12"/>
         <w:tblW w:w="9360" w:type="dxa"/>
         <w:tblInd w:w="0" w:type="dxa"/>
         <w:tblBorders>
@@ -17120,7 +17434,7 @@
     </w:p>
     <w:p>
       <w:pPr>
-        <w:pStyle w:val="16"/>
+        <w:pStyle w:val="18"/>
         <w:numPr>
           <w:ilvl w:val="0"/>
           <w:numId w:val="1"/>
@@ -17143,7 +17457,7 @@
     </w:p>
     <w:tbl>
       <w:tblPr>
-        <w:tblStyle w:val="11"/>
+        <w:tblStyle w:val="12"/>
         <w:tblW w:w="9360" w:type="dxa"/>
         <w:tblInd w:w="0" w:type="dxa"/>
         <w:tblBorders>
@@ -17223,7 +17537,7 @@
     </w:p>
     <w:tbl>
       <w:tblPr>
-        <w:tblStyle w:val="11"/>
+        <w:tblStyle w:val="12"/>
         <w:tblW w:w="9360" w:type="dxa"/>
         <w:tblInd w:w="0" w:type="dxa"/>
         <w:tblBorders>
@@ -17411,7 +17725,7 @@
     </w:p>
     <w:tbl>
       <w:tblPr>
-        <w:tblStyle w:val="11"/>
+        <w:tblStyle w:val="12"/>
         <w:tblW w:w="9360" w:type="dxa"/>
         <w:tblInd w:w="0" w:type="dxa"/>
         <w:tblBorders>
@@ -17661,7 +17975,180 @@
     </w:p>
     <w:tbl>
       <w:tblPr>
-        <w:tblStyle w:val="11"/>
+        <w:tblStyle w:val="12"/>
+        <w:tblW w:w="9360" w:type="dxa"/>
+        <w:tblInd w:w="0" w:type="dxa"/>
+        <w:tblBorders>
+          <w:top w:val="single" w:color="auto" w:sz="4" w:space="0"/>
+          <w:left w:val="single" w:color="auto" w:sz="4" w:space="0"/>
+          <w:bottom w:val="single" w:color="auto" w:sz="4" w:space="0"/>
+          <w:right w:val="single" w:color="auto" w:sz="4" w:space="0"/>
+          <w:insideH w:val="single" w:color="auto" w:sz="4" w:space="0"/>
+          <w:insideV w:val="single" w:color="auto" w:sz="4" w:space="0"/>
+        </w:tblBorders>
+        <w:tblLayout w:type="autofit"/>
+        <w:tblCellMar>
+          <w:top w:w="0" w:type="dxa"/>
+          <w:left w:w="10" w:type="dxa"/>
+          <w:bottom w:w="0" w:type="dxa"/>
+          <w:right w:w="10" w:type="dxa"/>
+        </w:tblCellMar>
+      </w:tblPr>
+      <w:tblGrid>
+        <w:gridCol w:w="9360"/>
+      </w:tblGrid>
+      <w:tr>
+        <w:tblPrEx>
+          <w:tblBorders>
+            <w:top w:val="single" w:color="auto" w:sz="4" w:space="0"/>
+            <w:left w:val="single" w:color="auto" w:sz="4" w:space="0"/>
+            <w:bottom w:val="single" w:color="auto" w:sz="4" w:space="0"/>
+            <w:right w:val="single" w:color="auto" w:sz="4" w:space="0"/>
+            <w:insideH w:val="single" w:color="auto" w:sz="4" w:space="0"/>
+            <w:insideV w:val="single" w:color="auto" w:sz="4" w:space="0"/>
+          </w:tblBorders>
+        </w:tblPrEx>
+        <w:tc>
+          <w:tcPr>
+            <w:tcW w:w="9360" w:type="dxa"/>
+            <w:tcBorders>
+              <w:top w:val="single" w:color="CCCCCC" w:sz="0" w:space="0"/>
+              <w:left w:val="single" w:color="2874A6" w:sz="8" w:space="0"/>
+              <w:bottom w:val="single" w:color="CCCCCC" w:sz="0" w:space="0"/>
+              <w:right w:val="single" w:color="CCCCCC" w:sz="0" w:space="0"/>
+            </w:tcBorders>
+            <w:shd w:val="clear" w:color="auto" w:fill="D6EAF8"/>
+            <w:tcMar>
+              <w:top w:w="80" w:type="dxa"/>
+              <w:left w:w="180" w:type="dxa"/>
+              <w:bottom w:w="80" w:type="dxa"/>
+              <w:right w:w="160" w:type="dxa"/>
+            </w:tcMar>
+          </w:tcPr>
+          <w:p>
+            <w:pPr>
+              <w:spacing w:before="0" w:after="0"/>
+            </w:pPr>
+            <w:r>
+              <w:rPr>
+                <w:rFonts w:ascii="Arial" w:hAnsi="Arial" w:eastAsia="Arial" w:cs="Arial"/>
+                <w:b/>
+                <w:bCs/>
+                <w:color w:val="1A5276"/>
+                <w:sz w:val="20"/>
+                <w:szCs w:val="20"/>
+              </w:rPr>
+              <w:t>💻  数据库导出备份</w:t>
+            </w:r>
+          </w:p>
+        </w:tc>
+      </w:tr>
+      <w:tr>
+        <w:tblPrEx>
+          <w:tblBorders>
+            <w:top w:val="single" w:color="auto" w:sz="4" w:space="0"/>
+            <w:left w:val="single" w:color="auto" w:sz="4" w:space="0"/>
+            <w:bottom w:val="single" w:color="auto" w:sz="4" w:space="0"/>
+            <w:right w:val="single" w:color="auto" w:sz="4" w:space="0"/>
+            <w:insideH w:val="single" w:color="auto" w:sz="4" w:space="0"/>
+            <w:insideV w:val="single" w:color="auto" w:sz="4" w:space="0"/>
+          </w:tblBorders>
+          <w:tblCellMar>
+            <w:top w:w="0" w:type="dxa"/>
+            <w:left w:w="10" w:type="dxa"/>
+            <w:bottom w:w="0" w:type="dxa"/>
+            <w:right w:w="10" w:type="dxa"/>
+          </w:tblCellMar>
+        </w:tblPrEx>
+        <w:tc>
+          <w:tcPr>
+            <w:tcW w:w="9360" w:type="dxa"/>
+            <w:tcBorders>
+              <w:top w:val="single" w:color="CCCCCC" w:sz="0" w:space="0"/>
+              <w:left w:val="single" w:color="2874A6" w:sz="8" w:space="0"/>
+              <w:bottom w:val="single" w:color="CCCCCC" w:sz="0" w:space="0"/>
+              <w:right w:val="single" w:color="CCCCCC" w:sz="0" w:space="0"/>
+            </w:tcBorders>
+            <w:shd w:val="clear" w:color="auto" w:fill="F2F3F4"/>
+            <w:tcMar>
+              <w:top w:w="100" w:type="dxa"/>
+              <w:left w:w="200" w:type="dxa"/>
+              <w:bottom w:w="100" w:type="dxa"/>
+              <w:right w:w="160" w:type="dxa"/>
+            </w:tcMar>
+          </w:tcPr>
+          <w:p>
+            <w:pPr>
+              <w:spacing w:before="18" w:after="18"/>
+            </w:pPr>
+            <w:r>
+              <w:rPr>
+                <w:rFonts w:ascii="Courier New" w:hAnsi="Courier New" w:eastAsia="Courier New" w:cs="Courier New"/>
+                <w:color w:val="7D8B99"/>
+                <w:sz w:val="19"/>
+                <w:szCs w:val="19"/>
+              </w:rPr>
+              <w:t># 将数据库导出为 SQL 文件（服务可以继续运行）</w:t>
+            </w:r>
+          </w:p>
+          <w:p>
+            <w:pPr>
+              <w:spacing w:before="18" w:after="18"/>
+            </w:pPr>
+            <w:r>
+              <w:rPr>
+                <w:rFonts w:ascii="Courier New" w:hAnsi="Courier New" w:eastAsia="Courier New" w:cs="Courier New"/>
+                <w:color w:val="1B2631"/>
+                <w:sz w:val="19"/>
+                <w:szCs w:val="19"/>
+              </w:rPr>
+              <w:t>docker exec openclaw_postgres pg_dump -U openclaw_user openclaw &gt; backup_$(date +%Y%m%d).sql</w:t>
+            </w:r>
+          </w:p>
+          <w:p>
+            <w:pPr>
+              <w:spacing w:before="18" w:after="18"/>
+            </w:pPr>
+          </w:p>
+          <w:p>
+            <w:pPr>
+              <w:spacing w:before="18" w:after="18"/>
+            </w:pPr>
+            <w:r>
+              <w:rPr>
+                <w:rFonts w:ascii="Courier New" w:hAnsi="Courier New" w:eastAsia="Courier New" w:cs="Courier New"/>
+                <w:color w:val="7D8B99"/>
+                <w:sz w:val="19"/>
+                <w:szCs w:val="19"/>
+              </w:rPr>
+              <w:t># 恢复数据库（慎用！会覆盖现有数据）</w:t>
+            </w:r>
+          </w:p>
+          <w:p>
+            <w:pPr>
+              <w:spacing w:before="18" w:after="18"/>
+            </w:pPr>
+            <w:r>
+              <w:rPr>
+                <w:rFonts w:ascii="Courier New" w:hAnsi="Courier New" w:eastAsia="Courier New" w:cs="Courier New"/>
+                <w:color w:val="1B2631"/>
+                <w:sz w:val="19"/>
+                <w:szCs w:val="19"/>
+              </w:rPr>
+              <w:t>cat backup_20240101.sql | docker exec -i openclaw_postgres psql -U openclaw_user openclaw</w:t>
+            </w:r>
+          </w:p>
+        </w:tc>
+      </w:tr>
+    </w:tbl>
+    <w:p>
+      <w:pPr>
+        <w:spacing w:before="60" w:after="0"/>
+      </w:pPr>
+    </w:p>
+    <w:tbl>
+      <w:tblPr>
+        <w:tblStyle w:val="12"/>
         <w:tblW w:w="9360" w:type="dxa"/>
         <w:tblInd w:w="0" w:type="dxa"/>
         <w:tblBorders>
@@ -17705,63 +18192,11 @@
             <w:tcW w:w="9360" w:type="dxa"/>
             <w:tcBorders>
               <w:top w:val="single" w:color="CCCCCC" w:sz="0" w:space="0"/>
-              <w:left w:val="single" w:color="2874A6" w:sz="8" w:space="0"/>
-              <w:bottom w:val="single" w:color="CCCCCC" w:sz="0" w:space="0"/>
-              <w:right w:val="single" w:color="CCCCCC" w:sz="0" w:space="0"/>
-            </w:tcBorders>
-            <w:shd w:val="clear" w:color="auto" w:fill="D6EAF8"/>
-            <w:tcMar>
-              <w:top w:w="80" w:type="dxa"/>
-              <w:left w:w="180" w:type="dxa"/>
-              <w:bottom w:w="80" w:type="dxa"/>
-              <w:right w:w="160" w:type="dxa"/>
-            </w:tcMar>
-          </w:tcPr>
-          <w:p>
-            <w:pPr>
-              <w:spacing w:before="0" w:after="0"/>
-            </w:pPr>
-            <w:r>
-              <w:rPr>
-                <w:rFonts w:ascii="Arial" w:hAnsi="Arial" w:eastAsia="Arial" w:cs="Arial"/>
-                <w:b/>
-                <w:bCs/>
-                <w:color w:val="1A5276"/>
-                <w:sz w:val="20"/>
-                <w:szCs w:val="20"/>
-              </w:rPr>
-              <w:t>💻  数据库导出备份</w:t>
-            </w:r>
-          </w:p>
-        </w:tc>
-      </w:tr>
-      <w:tr>
-        <w:tblPrEx>
-          <w:tblBorders>
-            <w:top w:val="single" w:color="auto" w:sz="4" w:space="0"/>
-            <w:left w:val="single" w:color="auto" w:sz="4" w:space="0"/>
-            <w:bottom w:val="single" w:color="auto" w:sz="4" w:space="0"/>
-            <w:right w:val="single" w:color="auto" w:sz="4" w:space="0"/>
-            <w:insideH w:val="single" w:color="auto" w:sz="4" w:space="0"/>
-            <w:insideV w:val="single" w:color="auto" w:sz="4" w:space="0"/>
-          </w:tblBorders>
-          <w:tblCellMar>
-            <w:top w:w="0" w:type="dxa"/>
-            <w:left w:w="10" w:type="dxa"/>
-            <w:bottom w:w="0" w:type="dxa"/>
-            <w:right w:w="10" w:type="dxa"/>
-          </w:tblCellMar>
-        </w:tblPrEx>
-        <w:tc>
-          <w:tcPr>
-            <w:tcW w:w="9360" w:type="dxa"/>
-            <w:tcBorders>
-              <w:top w:val="single" w:color="CCCCCC" w:sz="0" w:space="0"/>
-              <w:left w:val="single" w:color="2874A6" w:sz="8" w:space="0"/>
-              <w:bottom w:val="single" w:color="CCCCCC" w:sz="0" w:space="0"/>
-              <w:right w:val="single" w:color="CCCCCC" w:sz="0" w:space="0"/>
-            </w:tcBorders>
-            <w:shd w:val="clear" w:color="auto" w:fill="F2F3F4"/>
+              <w:left w:val="single" w:color="D35400" w:sz="10" w:space="0"/>
+              <w:bottom w:val="single" w:color="CCCCCC" w:sz="0" w:space="0"/>
+              <w:right w:val="single" w:color="CCCCCC" w:sz="0" w:space="0"/>
+            </w:tcBorders>
+            <w:shd w:val="clear" w:color="auto" w:fill="FEF9E7"/>
             <w:tcMar>
               <w:top w:w="100" w:type="dxa"/>
               <w:left w:w="200" w:type="dxa"/>
@@ -17771,63 +18206,63 @@
           </w:tcPr>
           <w:p>
             <w:pPr>
-              <w:spacing w:before="18" w:after="18"/>
-            </w:pPr>
-            <w:r>
-              <w:rPr>
-                <w:rFonts w:ascii="Courier New" w:hAnsi="Courier New" w:eastAsia="Courier New" w:cs="Courier New"/>
-                <w:color w:val="7D8B99"/>
-                <w:sz w:val="19"/>
-                <w:szCs w:val="19"/>
-              </w:rPr>
-              <w:t># 将数据库导出为 SQL 文件（服务可以继续运行）</w:t>
-            </w:r>
-          </w:p>
-          <w:p>
-            <w:pPr>
-              <w:spacing w:before="18" w:after="18"/>
-            </w:pPr>
-            <w:r>
-              <w:rPr>
-                <w:rFonts w:ascii="Courier New" w:hAnsi="Courier New" w:eastAsia="Courier New" w:cs="Courier New"/>
-                <w:color w:val="1B2631"/>
-                <w:sz w:val="19"/>
-                <w:szCs w:val="19"/>
-              </w:rPr>
-              <w:t>docker exec openclaw_postgres pg_dump -U openclaw_user openclaw &gt; backup_$(date +%Y%m%d).sql</w:t>
-            </w:r>
-          </w:p>
-          <w:p>
-            <w:pPr>
-              <w:spacing w:before="18" w:after="18"/>
-            </w:pPr>
-          </w:p>
-          <w:p>
-            <w:pPr>
-              <w:spacing w:before="18" w:after="18"/>
-            </w:pPr>
-            <w:r>
-              <w:rPr>
-                <w:rFonts w:ascii="Courier New" w:hAnsi="Courier New" w:eastAsia="Courier New" w:cs="Courier New"/>
-                <w:color w:val="7D8B99"/>
-                <w:sz w:val="19"/>
-                <w:szCs w:val="19"/>
-              </w:rPr>
-              <w:t># 恢复数据库（慎用！会覆盖现有数据）</w:t>
-            </w:r>
-          </w:p>
-          <w:p>
-            <w:pPr>
-              <w:spacing w:before="18" w:after="18"/>
-            </w:pPr>
-            <w:r>
-              <w:rPr>
-                <w:rFonts w:ascii="Courier New" w:hAnsi="Courier New" w:eastAsia="Courier New" w:cs="Courier New"/>
-                <w:color w:val="1B2631"/>
-                <w:sz w:val="19"/>
-                <w:szCs w:val="19"/>
-              </w:rPr>
-              <w:t>cat backup_20240101.sql | docker exec -i openclaw_postgres psql -U openclaw_user openclaw</w:t>
+              <w:spacing w:before="60" w:after="60"/>
+            </w:pPr>
+            <w:r>
+              <w:rPr>
+                <w:rFonts w:ascii="Arial" w:hAnsi="Arial" w:eastAsia="Arial" w:cs="Arial"/>
+                <w:b/>
+                <w:bCs/>
+                <w:color w:val="D35400"/>
+                <w:sz w:val="22"/>
+                <w:szCs w:val="22"/>
+              </w:rPr>
+              <w:t>⚠️  备份建议</w:t>
+            </w:r>
+          </w:p>
+          <w:p>
+            <w:pPr>
+              <w:spacing w:before="40" w:after="40"/>
+              <w:ind w:left="280"/>
+            </w:pPr>
+            <w:r>
+              <w:rPr>
+                <w:rFonts w:ascii="Arial" w:hAnsi="Arial" w:eastAsia="Arial" w:cs="Arial"/>
+                <w:color w:val="1C2833"/>
+                <w:sz w:val="21"/>
+                <w:szCs w:val="21"/>
+              </w:rPr>
+              <w:t>建议至少每周备份一次</w:t>
+            </w:r>
+          </w:p>
+          <w:p>
+            <w:pPr>
+              <w:spacing w:before="40" w:after="40"/>
+              <w:ind w:left="280"/>
+            </w:pPr>
+            <w:r>
+              <w:rPr>
+                <w:rFonts w:ascii="Arial" w:hAnsi="Arial" w:eastAsia="Arial" w:cs="Arial"/>
+                <w:color w:val="1C2833"/>
+                <w:sz w:val="21"/>
+                <w:szCs w:val="21"/>
+              </w:rPr>
+              <w:t>备份文件请存到另一块硬盘或云存储，不要只存在同一台电脑上</w:t>
+            </w:r>
+          </w:p>
+          <w:p>
+            <w:pPr>
+              <w:spacing w:before="40" w:after="40"/>
+              <w:ind w:left="280"/>
+            </w:pPr>
+            <w:r>
+              <w:rPr>
+                <w:rFonts w:ascii="Arial" w:hAnsi="Arial" w:eastAsia="Arial" w:cs="Arial"/>
+                <w:color w:val="1C2833"/>
+                <w:sz w:val="21"/>
+                <w:szCs w:val="21"/>
+              </w:rPr>
+              <w:t>恢复数据前，先确认备份文件完整（可以用文本编辑器打开 .sql 文件，确认内容正常）</w:t>
             </w:r>
           </w:p>
         </w:tc>
@@ -17835,12 +18270,50 @@
     </w:tbl>
     <w:p>
       <w:pPr>
+        <w:spacing w:before="100" w:after="0"/>
+      </w:pPr>
+    </w:p>
+    <w:p>
+      <w:pPr>
+        <w:pStyle w:val="3"/>
+        <w:spacing w:before="300" w:after="120"/>
+      </w:pPr>
+      <w:r>
+        <w:rPr>
+          <w:rFonts w:ascii="Arial" w:hAnsi="Arial" w:eastAsia="Arial" w:cs="Arial"/>
+          <w:b/>
+          <w:bCs/>
+          <w:color w:val="2874A6"/>
+          <w:sz w:val="28"/>
+          <w:szCs w:val="28"/>
+        </w:rPr>
+        <w:t>5.4 磁盘空间管理</w:t>
+      </w:r>
+    </w:p>
+    <w:p>
+      <w:pPr>
+        <w:spacing w:before="70" w:after="70"/>
+      </w:pPr>
+      <w:r>
+        <w:rPr>
+          <w:rFonts w:ascii="Arial" w:hAnsi="Arial" w:eastAsia="Arial" w:cs="Arial"/>
+          <w:b w:val="0"/>
+          <w:bCs w:val="0"/>
+          <w:color w:val="1C2833"/>
+          <w:sz w:val="22"/>
+          <w:szCs w:val="22"/>
+        </w:rPr>
+        <w:t>长期使用后，Docker 会积累一些无用的镜像和容器，占用磁盘空间。定期清理可以释放空间：</w:t>
+      </w:r>
+    </w:p>
+    <w:p>
+      <w:pPr>
         <w:spacing w:before="60" w:after="0"/>
       </w:pPr>
     </w:p>
     <w:tbl>
       <w:tblPr>
-        <w:tblStyle w:val="11"/>
+        <w:tblStyle w:val="12"/>
         <w:tblW w:w="9360" w:type="dxa"/>
         <w:tblInd w:w="0" w:type="dxa"/>
         <w:tblBorders>
@@ -17884,11 +18357,63 @@
             <w:tcW w:w="9360" w:type="dxa"/>
             <w:tcBorders>
               <w:top w:val="single" w:color="CCCCCC" w:sz="0" w:space="0"/>
-              <w:left w:val="single" w:color="D35400" w:sz="10" w:space="0"/>
-              <w:bottom w:val="single" w:color="CCCCCC" w:sz="0" w:space="0"/>
-              <w:right w:val="single" w:color="CCCCCC" w:sz="0" w:space="0"/>
-            </w:tcBorders>
-            <w:shd w:val="clear" w:color="auto" w:fill="FEF9E7"/>
+              <w:left w:val="single" w:color="2874A6" w:sz="8" w:space="0"/>
+              <w:bottom w:val="single" w:color="CCCCCC" w:sz="0" w:space="0"/>
+              <w:right w:val="single" w:color="CCCCCC" w:sz="0" w:space="0"/>
+            </w:tcBorders>
+            <w:shd w:val="clear" w:color="auto" w:fill="D6EAF8"/>
+            <w:tcMar>
+              <w:top w:w="80" w:type="dxa"/>
+              <w:left w:w="180" w:type="dxa"/>
+              <w:bottom w:w="80" w:type="dxa"/>
+              <w:right w:w="160" w:type="dxa"/>
+            </w:tcMar>
+          </w:tcPr>
+          <w:p>
+            <w:pPr>
+              <w:spacing w:before="0" w:after="0"/>
+            </w:pPr>
+            <w:r>
+              <w:rPr>
+                <w:rFonts w:ascii="Arial" w:hAnsi="Arial" w:eastAsia="Arial" w:cs="Arial"/>
+                <w:b/>
+                <w:bCs/>
+                <w:color w:val="1A5276"/>
+                <w:sz w:val="20"/>
+                <w:szCs w:val="20"/>
+              </w:rPr>
+              <w:t>💻  磁盘清理命令</w:t>
+            </w:r>
+          </w:p>
+        </w:tc>
+      </w:tr>
+      <w:tr>
+        <w:tblPrEx>
+          <w:tblBorders>
+            <w:top w:val="single" w:color="auto" w:sz="4" w:space="0"/>
+            <w:left w:val="single" w:color="auto" w:sz="4" w:space="0"/>
+            <w:bottom w:val="single" w:color="auto" w:sz="4" w:space="0"/>
+            <w:right w:val="single" w:color="auto" w:sz="4" w:space="0"/>
+            <w:insideH w:val="single" w:color="auto" w:sz="4" w:space="0"/>
+            <w:insideV w:val="single" w:color="auto" w:sz="4" w:space="0"/>
+          </w:tblBorders>
+          <w:tblCellMar>
+            <w:top w:w="0" w:type="dxa"/>
+            <w:left w:w="10" w:type="dxa"/>
+            <w:bottom w:w="0" w:type="dxa"/>
+            <w:right w:w="10" w:type="dxa"/>
+          </w:tblCellMar>
+        </w:tblPrEx>
+        <w:tc>
+          <w:tcPr>
+            <w:tcW w:w="9360" w:type="dxa"/>
+            <w:tcBorders>
+              <w:top w:val="single" w:color="CCCCCC" w:sz="0" w:space="0"/>
+              <w:left w:val="single" w:color="2874A6" w:sz="8" w:space="0"/>
+              <w:bottom w:val="single" w:color="CCCCCC" w:sz="0" w:space="0"/>
+              <w:right w:val="single" w:color="CCCCCC" w:sz="0" w:space="0"/>
+            </w:tcBorders>
+            <w:shd w:val="clear" w:color="auto" w:fill="F2F3F4"/>
             <w:tcMar>
               <w:top w:w="100" w:type="dxa"/>
               <w:left w:w="200" w:type="dxa"/>
@@ -17898,72 +18423,202 @@
           </w:tcPr>
           <w:p>
             <w:pPr>
-              <w:spacing w:before="60" w:after="60"/>
-            </w:pPr>
-            <w:r>
-              <w:rPr>
-                <w:rFonts w:ascii="Arial" w:hAnsi="Arial" w:eastAsia="Arial" w:cs="Arial"/>
-                <w:b/>
-                <w:bCs/>
-                <w:color w:val="D35400"/>
-                <w:sz w:val="22"/>
-                <w:szCs w:val="22"/>
-              </w:rPr>
-              <w:t>⚠️  备份建议</w:t>
-            </w:r>
-          </w:p>
-          <w:p>
-            <w:pPr>
-              <w:spacing w:before="40" w:after="40"/>
-              <w:ind w:left="280"/>
-            </w:pPr>
-            <w:r>
-              <w:rPr>
-                <w:rFonts w:ascii="Arial" w:hAnsi="Arial" w:eastAsia="Arial" w:cs="Arial"/>
-                <w:color w:val="1C2833"/>
-                <w:sz w:val="21"/>
-                <w:szCs w:val="21"/>
-              </w:rPr>
-              <w:t>建议至少每周备份一次</w:t>
-            </w:r>
-          </w:p>
-          <w:p>
-            <w:pPr>
-              <w:spacing w:before="40" w:after="40"/>
-              <w:ind w:left="280"/>
-            </w:pPr>
-            <w:r>
-              <w:rPr>
-                <w:rFonts w:ascii="Arial" w:hAnsi="Arial" w:eastAsia="Arial" w:cs="Arial"/>
-                <w:color w:val="1C2833"/>
-                <w:sz w:val="21"/>
-                <w:szCs w:val="21"/>
-              </w:rPr>
-              <w:t>备份文件请存到另一块硬盘或云存储，不要只存在同一台电脑上</w:t>
-            </w:r>
-          </w:p>
-          <w:p>
-            <w:pPr>
-              <w:spacing w:before="40" w:after="40"/>
-              <w:ind w:left="280"/>
-            </w:pPr>
-            <w:r>
-              <w:rPr>
-                <w:rFonts w:ascii="Arial" w:hAnsi="Arial" w:eastAsia="Arial" w:cs="Arial"/>
-                <w:color w:val="1C2833"/>
-                <w:sz w:val="21"/>
-                <w:szCs w:val="21"/>
-              </w:rPr>
-              <w:t>恢复数据前，先确认备份文件完整（可以用文本编辑器打开 .sql 文件，确认内容正常）</w:t>
+              <w:spacing w:before="18" w:after="18"/>
+            </w:pPr>
+            <w:r>
+              <w:rPr>
+                <w:rFonts w:ascii="Courier New" w:hAnsi="Courier New" w:eastAsia="Courier New" w:cs="Courier New"/>
+                <w:color w:val="7D8B99"/>
+                <w:sz w:val="19"/>
+                <w:szCs w:val="19"/>
+              </w:rPr>
+              <w:t># 查看 Docker 总体磁盘占用情况</w:t>
+            </w:r>
+          </w:p>
+          <w:p>
+            <w:pPr>
+              <w:spacing w:before="18" w:after="18"/>
+            </w:pPr>
+            <w:r>
+              <w:rPr>
+                <w:rFonts w:ascii="Courier New" w:hAnsi="Courier New" w:eastAsia="Courier New" w:cs="Courier New"/>
+                <w:color w:val="1B2631"/>
+                <w:sz w:val="19"/>
+                <w:szCs w:val="19"/>
+              </w:rPr>
+              <w:t>docker system df</w:t>
+            </w:r>
+          </w:p>
+          <w:p>
+            <w:pPr>
+              <w:spacing w:before="18" w:after="18"/>
+            </w:pPr>
+          </w:p>
+          <w:p>
+            <w:pPr>
+              <w:spacing w:before="18" w:after="18"/>
+            </w:pPr>
+            <w:r>
+              <w:rPr>
+                <w:rFonts w:ascii="Courier New" w:hAnsi="Courier New" w:eastAsia="Courier New" w:cs="Courier New"/>
+                <w:color w:val="7D8B99"/>
+                <w:sz w:val="19"/>
+                <w:szCs w:val="19"/>
+              </w:rPr>
+              <w:t># 删除所有已停止的容器</w:t>
+            </w:r>
+          </w:p>
+          <w:p>
+            <w:pPr>
+              <w:spacing w:before="18" w:after="18"/>
+            </w:pPr>
+            <w:r>
+              <w:rPr>
+                <w:rFonts w:ascii="Courier New" w:hAnsi="Courier New" w:eastAsia="Courier New" w:cs="Courier New"/>
+                <w:color w:val="1B2631"/>
+                <w:sz w:val="19"/>
+                <w:szCs w:val="19"/>
+              </w:rPr>
+              <w:t>docker container prune</w:t>
+            </w:r>
+          </w:p>
+          <w:p>
+            <w:pPr>
+              <w:spacing w:before="18" w:after="18"/>
+            </w:pPr>
+          </w:p>
+          <w:p>
+            <w:pPr>
+              <w:spacing w:before="18" w:after="18"/>
+            </w:pPr>
+            <w:r>
+              <w:rPr>
+                <w:rFonts w:ascii="Courier New" w:hAnsi="Courier New" w:eastAsia="Courier New" w:cs="Courier New"/>
+                <w:color w:val="7D8B99"/>
+                <w:sz w:val="19"/>
+                <w:szCs w:val="19"/>
+              </w:rPr>
+              <w:t># 删除所有未被使用的镜像</w:t>
+            </w:r>
+          </w:p>
+          <w:p>
+            <w:pPr>
+              <w:spacing w:before="18" w:after="18"/>
+            </w:pPr>
+            <w:r>
+              <w:rPr>
+                <w:rFonts w:ascii="Courier New" w:hAnsi="Courier New" w:eastAsia="Courier New" w:cs="Courier New"/>
+                <w:color w:val="1B2631"/>
+                <w:sz w:val="19"/>
+                <w:szCs w:val="19"/>
+              </w:rPr>
+              <w:t>docker image prune -a</w:t>
+            </w:r>
+          </w:p>
+          <w:p>
+            <w:pPr>
+              <w:spacing w:before="18" w:after="18"/>
+            </w:pPr>
+          </w:p>
+          <w:p>
+            <w:pPr>
+              <w:spacing w:before="18" w:after="18"/>
+            </w:pPr>
+            <w:r>
+              <w:rPr>
+                <w:rFonts w:ascii="Courier New" w:hAnsi="Courier New" w:eastAsia="Courier New" w:cs="Courier New"/>
+                <w:color w:val="7D8B99"/>
+                <w:sz w:val="19"/>
+                <w:szCs w:val="19"/>
+              </w:rPr>
+              <w:t># 删除未使用的网络</w:t>
+            </w:r>
+          </w:p>
+          <w:p>
+            <w:pPr>
+              <w:spacing w:before="18" w:after="18"/>
+            </w:pPr>
+            <w:r>
+              <w:rPr>
+                <w:rFonts w:ascii="Courier New" w:hAnsi="Courier New" w:eastAsia="Courier New" w:cs="Courier New"/>
+                <w:color w:val="1B2631"/>
+                <w:sz w:val="19"/>
+                <w:szCs w:val="19"/>
+              </w:rPr>
+              <w:t>docker network prune</w:t>
+            </w:r>
+          </w:p>
+          <w:p>
+            <w:pPr>
+              <w:spacing w:before="18" w:after="18"/>
+            </w:pPr>
+          </w:p>
+          <w:p>
+            <w:pPr>
+              <w:spacing w:before="18" w:after="18"/>
+            </w:pPr>
+            <w:r>
+              <w:rPr>
+                <w:rFonts w:ascii="Courier New" w:hAnsi="Courier New" w:eastAsia="Courier New" w:cs="Courier New"/>
+                <w:color w:val="7D8B99"/>
+                <w:sz w:val="19"/>
+                <w:szCs w:val="19"/>
+              </w:rPr>
+              <w:t># 一键清理所有无用资源（镜像、容器、网络、缓存）</w:t>
+            </w:r>
+          </w:p>
+          <w:p>
+            <w:pPr>
+              <w:spacing w:before="18" w:after="18"/>
+            </w:pPr>
+            <w:r>
+              <w:rPr>
+                <w:rFonts w:ascii="Courier New" w:hAnsi="Courier New" w:eastAsia="Courier New" w:cs="Courier New"/>
+                <w:color w:val="7D8B99"/>
+                <w:sz w:val="19"/>
+                <w:szCs w:val="19"/>
+              </w:rPr>
+              <w:t># 注意：这条命令会删除所有停止的容器和未使用的镜像，请确认后再执行</w:t>
+            </w:r>
+          </w:p>
+          <w:p>
+            <w:pPr>
+              <w:spacing w:before="18" w:after="18"/>
+            </w:pPr>
+            <w:r>
+              <w:rPr>
+                <w:rFonts w:ascii="Courier New" w:hAnsi="Courier New" w:eastAsia="Courier New" w:cs="Courier New"/>
+                <w:color w:val="1B2631"/>
+                <w:sz w:val="19"/>
+                <w:szCs w:val="19"/>
+              </w:rPr>
+              <w:t>docker system prune -a</w:t>
             </w:r>
           </w:p>
         </w:tc>
       </w:tr>
     </w:tbl>
     <w:p>
-      <w:pPr>
-        <w:spacing w:before="100" w:after="0"/>
-      </w:pPr>
+      <w:r>
+        <w:br w:type="page"/>
+      </w:r>
+    </w:p>
+    <w:p>
+      <w:pPr>
+        <w:pStyle w:val="2"/>
+        <w:spacing w:before="400" w:after="160"/>
+      </w:pPr>
+      <w:r>
+        <w:rPr>
+          <w:rFonts w:ascii="Arial" w:hAnsi="Arial" w:eastAsia="Arial" w:cs="Arial"/>
+          <w:b/>
+          <w:bCs/>
+          <w:color w:val="1A5276"/>
+          <w:sz w:val="36"/>
+          <w:szCs w:val="36"/>
+        </w:rPr>
+        <w:t>第六章：常见问题与故障排查</w:t>
+      </w:r>
     </w:p>
     <w:p>
       <w:pPr>
@@ -17979,7 +18634,7 @@
           <w:sz w:val="28"/>
           <w:szCs w:val="28"/>
         </w:rPr>
-        <w:t>5.4 磁盘空间管理</w:t>
+        <w:t>6.1 配置国内镜像加速（解决下载慢）</w:t>
       </w:r>
     </w:p>
     <w:p>
@@ -17995,7 +18650,101 @@
           <w:sz w:val="22"/>
           <w:szCs w:val="22"/>
         </w:rPr>
-        <w:t>长期使用后，Docker 会积累一些无用的镜像和容器，占用磁盘空间。定期清理可以释放空间：</w:t>
+        <w:t>国内直接访问 Docker Hub 速度较慢，配置镜像加速可以显著提升下载速度。</w:t>
+      </w:r>
+    </w:p>
+    <w:p>
+      <w:pPr>
+        <w:spacing w:before="60" w:after="0"/>
+      </w:pPr>
+    </w:p>
+    <w:p>
+      <w:pPr>
+        <w:pStyle w:val="4"/>
+        <w:spacing w:before="220" w:after="100"/>
+      </w:pPr>
+      <w:r>
+        <w:rPr>
+          <w:rFonts w:ascii="Arial" w:hAnsi="Arial" w:eastAsia="Arial" w:cs="Arial"/>
+          <w:b/>
+          <w:bCs/>
+          <w:color w:val="1A5276"/>
+          <w:sz w:val="24"/>
+          <w:szCs w:val="24"/>
+        </w:rPr>
+        <w:t>Windows / macOS（Docker Desktop 方式）</w:t>
+      </w:r>
+    </w:p>
+    <w:p>
+      <w:pPr>
+        <w:pStyle w:val="18"/>
+        <w:numPr>
+          <w:ilvl w:val="0"/>
+          <w:numId w:val="1"/>
+        </w:numPr>
+        <w:spacing w:before="70" w:after="70"/>
+      </w:pPr>
+      <w:r>
+        <w:rPr>
+          <w:rFonts w:ascii="Arial" w:hAnsi="Arial" w:eastAsia="Arial" w:cs="Arial"/>
+          <w:sz w:val="22"/>
+          <w:szCs w:val="22"/>
+        </w:rPr>
+        <w:t>点击任务栏/菜单栏的 Docker 鲸鱼图标</w:t>
+      </w:r>
+    </w:p>
+    <w:p>
+      <w:pPr>
+        <w:pStyle w:val="18"/>
+        <w:numPr>
+          <w:ilvl w:val="0"/>
+          <w:numId w:val="1"/>
+        </w:numPr>
+        <w:spacing w:before="70" w:after="70"/>
+      </w:pPr>
+      <w:r>
+        <w:rPr>
+          <w:rFonts w:ascii="Arial" w:hAnsi="Arial" w:eastAsia="Arial" w:cs="Arial"/>
+          <w:sz w:val="22"/>
+          <w:szCs w:val="22"/>
+        </w:rPr>
+        <w:t>选择「Settings」（设置）</w:t>
+      </w:r>
+    </w:p>
+    <w:p>
+      <w:pPr>
+        <w:pStyle w:val="18"/>
+        <w:numPr>
+          <w:ilvl w:val="0"/>
+          <w:numId w:val="1"/>
+        </w:numPr>
+        <w:spacing w:before="70" w:after="70"/>
+      </w:pPr>
+      <w:r>
+        <w:rPr>
+          <w:rFonts w:ascii="Arial" w:hAnsi="Arial" w:eastAsia="Arial" w:cs="Arial"/>
+          <w:sz w:val="22"/>
+          <w:szCs w:val="22"/>
+        </w:rPr>
+        <w:t>在左侧菜单找到「Docker Engine」</w:t>
+      </w:r>
+    </w:p>
+    <w:p>
+      <w:pPr>
+        <w:pStyle w:val="18"/>
+        <w:numPr>
+          <w:ilvl w:val="0"/>
+          <w:numId w:val="1"/>
+        </w:numPr>
+        <w:spacing w:before="70" w:after="70"/>
+      </w:pPr>
+      <w:r>
+        <w:rPr>
+          <w:rFonts w:ascii="Arial" w:hAnsi="Arial" w:eastAsia="Arial" w:cs="Arial"/>
+          <w:sz w:val="22"/>
+          <w:szCs w:val="22"/>
+        </w:rPr>
+        <w:t>在右侧的 JSON 配置中，找到或添加 registry-mirrors 字段，改为以下内容：</w:t>
       </w:r>
     </w:p>
     <w:p>
@@ -18005,7 +18754,7 @@
     </w:p>
     <w:tbl>
       <w:tblPr>
-        <w:tblStyle w:val="11"/>
+        <w:tblStyle w:val="12"/>
         <w:tblW w:w="9360" w:type="dxa"/>
         <w:tblInd w:w="0" w:type="dxa"/>
         <w:tblBorders>
@@ -18074,7 +18823,7 @@
                 <w:sz w:val="20"/>
                 <w:szCs w:val="20"/>
               </w:rPr>
-              <w:t>💻  磁盘清理命令</w:t>
+              <w:t>💻  Docker Engine 配置</w:t>
             </w:r>
           </w:p>
         </w:tc>
@@ -18089,6 +18838,12 @@
             <w:insideH w:val="single" w:color="auto" w:sz="4" w:space="0"/>
             <w:insideV w:val="single" w:color="auto" w:sz="4" w:space="0"/>
           </w:tblBorders>
+          <w:tblCellMar>
+            <w:top w:w="0" w:type="dxa"/>
+            <w:left w:w="10" w:type="dxa"/>
+            <w:bottom w:w="0" w:type="dxa"/>
+            <w:right w:w="10" w:type="dxa"/>
+          </w:tblCellMar>
         </w:tblPrEx>
         <w:tc>
           <w:tcPr>
@@ -18114,44 +18869,11 @@
             <w:r>
               <w:rPr>
                 <w:rFonts w:ascii="Courier New" w:hAnsi="Courier New" w:eastAsia="Courier New" w:cs="Courier New"/>
-                <w:color w:val="7D8B99"/>
-                <w:sz w:val="19"/>
-                <w:szCs w:val="19"/>
-              </w:rPr>
-              <w:t># 查看 Docker 总体磁盘占用情况</w:t>
-            </w:r>
-          </w:p>
-          <w:p>
-            <w:pPr>
-              <w:spacing w:before="18" w:after="18"/>
-            </w:pPr>
-            <w:r>
-              <w:rPr>
-                <w:rFonts w:ascii="Courier New" w:hAnsi="Courier New" w:eastAsia="Courier New" w:cs="Courier New"/>
                 <w:color w:val="1B2631"/>
                 <w:sz w:val="19"/>
                 <w:szCs w:val="19"/>
               </w:rPr>
-              <w:t>docker system df</w:t>
-            </w:r>
-          </w:p>
-          <w:p>
-            <w:pPr>
-              <w:spacing w:before="18" w:after="18"/>
-            </w:pPr>
-          </w:p>
-          <w:p>
-            <w:pPr>
-              <w:spacing w:before="18" w:after="18"/>
-            </w:pPr>
-            <w:r>
-              <w:rPr>
-                <w:rFonts w:ascii="Courier New" w:hAnsi="Courier New" w:eastAsia="Courier New" w:cs="Courier New"/>
-                <w:color w:val="7D8B99"/>
-                <w:sz w:val="19"/>
-                <w:szCs w:val="19"/>
-              </w:rPr>
-              <w:t># 删除所有已停止的容器</w:t>
+              <w:t>{</w:t>
             </w:r>
           </w:p>
           <w:p>
@@ -18165,26 +18887,7 @@
                 <w:sz w:val="19"/>
                 <w:szCs w:val="19"/>
               </w:rPr>
-              <w:t>docker container prune</w:t>
-            </w:r>
-          </w:p>
-          <w:p>
-            <w:pPr>
-              <w:spacing w:before="18" w:after="18"/>
-            </w:pPr>
-          </w:p>
-          <w:p>
-            <w:pPr>
-              <w:spacing w:before="18" w:after="18"/>
-            </w:pPr>
-            <w:r>
-              <w:rPr>
-                <w:rFonts w:ascii="Courier New" w:hAnsi="Courier New" w:eastAsia="Courier New" w:cs="Courier New"/>
-                <w:color w:val="7D8B99"/>
-                <w:sz w:val="19"/>
-                <w:szCs w:val="19"/>
-              </w:rPr>
-              <w:t># 删除所有未被使用的镜像</w:t>
+              <w:t xml:space="preserve">  "registry-mirrors": [</w:t>
             </w:r>
           </w:p>
           <w:p>
@@ -18198,26 +18901,7 @@
                 <w:sz w:val="19"/>
                 <w:szCs w:val="19"/>
               </w:rPr>
-              <w:t>docker image prune -a</w:t>
-            </w:r>
-          </w:p>
-          <w:p>
-            <w:pPr>
-              <w:spacing w:before="18" w:after="18"/>
-            </w:pPr>
-          </w:p>
-          <w:p>
-            <w:pPr>
-              <w:spacing w:before="18" w:after="18"/>
-            </w:pPr>
-            <w:r>
-              <w:rPr>
-                <w:rFonts w:ascii="Courier New" w:hAnsi="Courier New" w:eastAsia="Courier New" w:cs="Courier New"/>
-                <w:color w:val="7D8B99"/>
-                <w:sz w:val="19"/>
-                <w:szCs w:val="19"/>
-              </w:rPr>
-              <w:t># 删除未使用的网络</w:t>
+              <w:t xml:space="preserve">    "https://docker.mirrors.ustc.edu.cn",</w:t>
             </w:r>
           </w:p>
           <w:p>
@@ -18231,40 +18915,7 @@
                 <w:sz w:val="19"/>
                 <w:szCs w:val="19"/>
               </w:rPr>
-              <w:t>docker network prune</w:t>
-            </w:r>
-          </w:p>
-          <w:p>
-            <w:pPr>
-              <w:spacing w:before="18" w:after="18"/>
-            </w:pPr>
-          </w:p>
-          <w:p>
-            <w:pPr>
-              <w:spacing w:before="18" w:after="18"/>
-            </w:pPr>
-            <w:r>
-              <w:rPr>
-                <w:rFonts w:ascii="Courier New" w:hAnsi="Courier New" w:eastAsia="Courier New" w:cs="Courier New"/>
-                <w:color w:val="7D8B99"/>
-                <w:sz w:val="19"/>
-                <w:szCs w:val="19"/>
-              </w:rPr>
-              <w:t># 一键清理所有无用资源（镜像、容器、网络、缓存）</w:t>
-            </w:r>
-          </w:p>
-          <w:p>
-            <w:pPr>
-              <w:spacing w:before="18" w:after="18"/>
-            </w:pPr>
-            <w:r>
-              <w:rPr>
-                <w:rFonts w:ascii="Courier New" w:hAnsi="Courier New" w:eastAsia="Courier New" w:cs="Courier New"/>
-                <w:color w:val="7D8B99"/>
-                <w:sz w:val="19"/>
-                <w:szCs w:val="19"/>
-              </w:rPr>
-              <w:t># 注意：这条命令会删除所有停止的容器和未使用的镜像，请确认后再执行</w:t>
+              <w:t xml:space="preserve">    "https://hub-mirror.c.163.com",</w:t>
             </w:r>
           </w:p>
           <w:p>
@@ -18278,70 +18929,99 @@
                 <w:sz w:val="19"/>
                 <w:szCs w:val="19"/>
               </w:rPr>
-              <w:t>docker system prune -a</w:t>
+              <w:t xml:space="preserve">    "https://mirror.baidubce.com"</w:t>
+            </w:r>
+          </w:p>
+          <w:p>
+            <w:pPr>
+              <w:spacing w:before="18" w:after="18"/>
+            </w:pPr>
+            <w:r>
+              <w:rPr>
+                <w:rFonts w:ascii="Courier New" w:hAnsi="Courier New" w:eastAsia="Courier New" w:cs="Courier New"/>
+                <w:color w:val="1B2631"/>
+                <w:sz w:val="19"/>
+                <w:szCs w:val="19"/>
+              </w:rPr>
+              <w:t xml:space="preserve">  ]</w:t>
+            </w:r>
+          </w:p>
+          <w:p>
+            <w:pPr>
+              <w:spacing w:before="18" w:after="18"/>
+            </w:pPr>
+            <w:r>
+              <w:rPr>
+                <w:rFonts w:ascii="Courier New" w:hAnsi="Courier New" w:eastAsia="Courier New" w:cs="Courier New"/>
+                <w:color w:val="1B2631"/>
+                <w:sz w:val="19"/>
+                <w:szCs w:val="19"/>
+              </w:rPr>
+              <w:t>}</w:t>
+            </w:r>
+          </w:p>
+          <w:p>
+            <w:pPr>
+              <w:spacing w:before="18" w:after="18"/>
+            </w:pPr>
+          </w:p>
+          <w:p>
+            <w:pPr>
+              <w:spacing w:before="18" w:after="18"/>
+            </w:pPr>
+            <w:r>
+              <w:rPr>
+                <w:rFonts w:ascii="Courier New" w:hAnsi="Courier New" w:eastAsia="Courier New" w:cs="Courier New"/>
+                <w:color w:val="1B2631"/>
+                <w:sz w:val="19"/>
+                <w:szCs w:val="19"/>
+              </w:rPr>
+              <w:t>注意：如果已有其他配置，在花括号内添加 registry-mirrors 字段即可，</w:t>
+            </w:r>
+          </w:p>
+          <w:p>
+            <w:pPr>
+              <w:spacing w:before="18" w:after="18"/>
+            </w:pPr>
+            <w:r>
+              <w:rPr>
+                <w:rFonts w:ascii="Courier New" w:hAnsi="Courier New" w:eastAsia="Courier New" w:cs="Courier New"/>
+                <w:color w:val="1B2631"/>
+                <w:sz w:val="19"/>
+                <w:szCs w:val="19"/>
+              </w:rPr>
+              <w:t>不要删除已有的内容，注意 JSON 格式的逗号。</w:t>
             </w:r>
           </w:p>
         </w:tc>
       </w:tr>
     </w:tbl>
     <w:p>
-      <w:r>
-        <w:br w:type="page"/>
-      </w:r>
-    </w:p>
-    <w:p>
-      <w:pPr>
-        <w:pStyle w:val="2"/>
-        <w:spacing w:before="400" w:after="160"/>
+      <w:pPr>
+        <w:spacing w:before="60" w:after="0"/>
+      </w:pPr>
+    </w:p>
+    <w:p>
+      <w:pPr>
+        <w:pStyle w:val="18"/>
+        <w:numPr>
+          <w:ilvl w:val="0"/>
+          <w:numId w:val="1"/>
+        </w:numPr>
+        <w:spacing w:before="70" w:after="70"/>
       </w:pPr>
       <w:r>
         <w:rPr>
           <w:rFonts w:ascii="Arial" w:hAnsi="Arial" w:eastAsia="Arial" w:cs="Arial"/>
-          <w:b/>
-          <w:bCs/>
-          <w:color w:val="1A5276"/>
-          <w:sz w:val="36"/>
-          <w:szCs w:val="36"/>
-        </w:rPr>
-        <w:t>第六章：常见问题与故障排查</w:t>
-      </w:r>
-    </w:p>
-    <w:p>
-      <w:pPr>
-        <w:pStyle w:val="3"/>
-        <w:spacing w:before="300" w:after="120"/>
-      </w:pPr>
-      <w:r>
-        <w:rPr>
-          <w:rFonts w:ascii="Arial" w:hAnsi="Arial" w:eastAsia="Arial" w:cs="Arial"/>
-          <w:b/>
-          <w:bCs/>
-          <w:color w:val="2874A6"/>
-          <w:sz w:val="28"/>
-          <w:szCs w:val="28"/>
-        </w:rPr>
-        <w:t>6.1 配置国内镜像加速（解决下载慢）</w:t>
-      </w:r>
-    </w:p>
-    <w:p>
-      <w:pPr>
-        <w:spacing w:before="70" w:after="70"/>
-      </w:pPr>
-      <w:r>
-        <w:rPr>
-          <w:rFonts w:ascii="Arial" w:hAnsi="Arial" w:eastAsia="Arial" w:cs="Arial"/>
-          <w:b w:val="0"/>
-          <w:bCs w:val="0"/>
-          <w:color w:val="1C2833"/>
           <w:sz w:val="22"/>
           <w:szCs w:val="22"/>
         </w:rPr>
-        <w:t>国内直接访问 Docker Hub 速度较慢，配置镜像加速可以显著提升下载速度。</w:t>
+        <w:t>点击「Apply &amp; restart」保存并重启 Docker</w:t>
       </w:r>
     </w:p>
     <w:p>
       <w:pPr>
-        <w:spacing w:before="60" w:after="0"/>
+        <w:spacing w:before="80" w:after="0"/>
       </w:pPr>
     </w:p>
     <w:p>
@@ -18358,89 +19038,12 @@
           <w:sz w:val="24"/>
           <w:szCs w:val="24"/>
         </w:rPr>
-        <w:t>Windows / macOS（Docker Desktop 方式）</w:t>
+        <w:t>Linux 方式</w:t>
       </w:r>
-    </w:p>
-    <w:p>
-      <w:pPr>
-        <w:pStyle w:val="16"/>
-        <w:numPr>
-          <w:ilvl w:val="0"/>
-          <w:numId w:val="1"/>
-        </w:numPr>
-        <w:spacing w:before="70" w:after="70"/>
-      </w:pPr>
-      <w:r>
-        <w:rPr>
-          <w:rFonts w:ascii="Arial" w:hAnsi="Arial" w:eastAsia="Arial" w:cs="Arial"/>
-          <w:sz w:val="22"/>
-          <w:szCs w:val="22"/>
-        </w:rPr>
-        <w:t>点击任务栏/菜单栏的 Docker 鲸鱼图标</w:t>
-      </w:r>
-    </w:p>
-    <w:p>
-      <w:pPr>
-        <w:pStyle w:val="16"/>
-        <w:numPr>
-          <w:ilvl w:val="0"/>
-          <w:numId w:val="1"/>
-        </w:numPr>
-        <w:spacing w:before="70" w:after="70"/>
-      </w:pPr>
-      <w:r>
-        <w:rPr>
-          <w:rFonts w:ascii="Arial" w:hAnsi="Arial" w:eastAsia="Arial" w:cs="Arial"/>
-          <w:sz w:val="22"/>
-          <w:szCs w:val="22"/>
-        </w:rPr>
-        <w:t>选择「Settings」（设置）</w:t>
-      </w:r>
-    </w:p>
-    <w:p>
-      <w:pPr>
-        <w:pStyle w:val="16"/>
-        <w:numPr>
-          <w:ilvl w:val="0"/>
-          <w:numId w:val="1"/>
-        </w:numPr>
-        <w:spacing w:before="70" w:after="70"/>
-      </w:pPr>
-      <w:r>
-        <w:rPr>
-          <w:rFonts w:ascii="Arial" w:hAnsi="Arial" w:eastAsia="Arial" w:cs="Arial"/>
-          <w:sz w:val="22"/>
-          <w:szCs w:val="22"/>
-        </w:rPr>
-        <w:t>在左侧菜单找到「Docker Engine」</w:t>
-      </w:r>
-    </w:p>
-    <w:p>
-      <w:pPr>
-        <w:pStyle w:val="16"/>
-        <w:numPr>
-          <w:ilvl w:val="0"/>
-          <w:numId w:val="1"/>
-        </w:numPr>
-        <w:spacing w:before="70" w:after="70"/>
-      </w:pPr>
-      <w:r>
-        <w:rPr>
-          <w:rFonts w:ascii="Arial" w:hAnsi="Arial" w:eastAsia="Arial" w:cs="Arial"/>
-          <w:sz w:val="22"/>
-          <w:szCs w:val="22"/>
-        </w:rPr>
-        <w:t>在右侧的 JSON 配置中，找到或添加 registry-mirrors 字段，改为以下内容：</w:t>
-      </w:r>
-    </w:p>
-    <w:p>
-      <w:pPr>
-        <w:spacing w:before="60" w:after="0"/>
-      </w:pPr>
     </w:p>
     <w:tbl>
       <w:tblPr>
-        <w:tblStyle w:val="11"/>
+        <w:tblStyle w:val="12"/>
         <w:tblW w:w="9360" w:type="dxa"/>
         <w:tblInd w:w="0" w:type="dxa"/>
         <w:tblBorders>
@@ -18509,7 +19112,7 @@
                 <w:sz w:val="20"/>
                 <w:szCs w:val="20"/>
               </w:rPr>
-              <w:t>💻  Docker Engine 配置</w:t>
+              <w:t>💻  Linux 配置镜像加速</w:t>
             </w:r>
           </w:p>
         </w:tc>
@@ -18555,295 +19158,6 @@
             <w:r>
               <w:rPr>
                 <w:rFonts w:ascii="Courier New" w:hAnsi="Courier New" w:eastAsia="Courier New" w:cs="Courier New"/>
-                <w:color w:val="1B2631"/>
-                <w:sz w:val="19"/>
-                <w:szCs w:val="19"/>
-              </w:rPr>
-              <w:t>{</w:t>
-            </w:r>
-          </w:p>
-          <w:p>
-            <w:pPr>
-              <w:spacing w:before="18" w:after="18"/>
-            </w:pPr>
-            <w:r>
-              <w:rPr>
-                <w:rFonts w:ascii="Courier New" w:hAnsi="Courier New" w:eastAsia="Courier New" w:cs="Courier New"/>
-                <w:color w:val="1B2631"/>
-                <w:sz w:val="19"/>
-                <w:szCs w:val="19"/>
-              </w:rPr>
-              <w:t xml:space="preserve">  "registry-mirrors": [</w:t>
-            </w:r>
-          </w:p>
-          <w:p>
-            <w:pPr>
-              <w:spacing w:before="18" w:after="18"/>
-            </w:pPr>
-            <w:r>
-              <w:rPr>
-                <w:rFonts w:ascii="Courier New" w:hAnsi="Courier New" w:eastAsia="Courier New" w:cs="Courier New"/>
-                <w:color w:val="1B2631"/>
-                <w:sz w:val="19"/>
-                <w:szCs w:val="19"/>
-              </w:rPr>
-              <w:t xml:space="preserve">    "https://docker.mirrors.ustc.edu.cn",</w:t>
-            </w:r>
-          </w:p>
-          <w:p>
-            <w:pPr>
-              <w:spacing w:before="18" w:after="18"/>
-            </w:pPr>
-            <w:r>
-              <w:rPr>
-                <w:rFonts w:ascii="Courier New" w:hAnsi="Courier New" w:eastAsia="Courier New" w:cs="Courier New"/>
-                <w:color w:val="1B2631"/>
-                <w:sz w:val="19"/>
-                <w:szCs w:val="19"/>
-              </w:rPr>
-              <w:t xml:space="preserve">    "https://hub-mirror.c.163.com",</w:t>
-            </w:r>
-          </w:p>
-          <w:p>
-            <w:pPr>
-              <w:spacing w:before="18" w:after="18"/>
-            </w:pPr>
-            <w:r>
-              <w:rPr>
-                <w:rFonts w:ascii="Courier New" w:hAnsi="Courier New" w:eastAsia="Courier New" w:cs="Courier New"/>
-                <w:color w:val="1B2631"/>
-                <w:sz w:val="19"/>
-                <w:szCs w:val="19"/>
-              </w:rPr>
-              <w:t xml:space="preserve">    "https://mirror.baidubce.com"</w:t>
-            </w:r>
-          </w:p>
-          <w:p>
-            <w:pPr>
-              <w:spacing w:before="18" w:after="18"/>
-            </w:pPr>
-            <w:r>
-              <w:rPr>
-                <w:rFonts w:ascii="Courier New" w:hAnsi="Courier New" w:eastAsia="Courier New" w:cs="Courier New"/>
-                <w:color w:val="1B2631"/>
-                <w:sz w:val="19"/>
-                <w:szCs w:val="19"/>
-              </w:rPr>
-              <w:t xml:space="preserve">  ]</w:t>
-            </w:r>
-          </w:p>
-          <w:p>
-            <w:pPr>
-              <w:spacing w:before="18" w:after="18"/>
-            </w:pPr>
-            <w:r>
-              <w:rPr>
-                <w:rFonts w:ascii="Courier New" w:hAnsi="Courier New" w:eastAsia="Courier New" w:cs="Courier New"/>
-                <w:color w:val="1B2631"/>
-                <w:sz w:val="19"/>
-                <w:szCs w:val="19"/>
-              </w:rPr>
-              <w:t>}</w:t>
-            </w:r>
-          </w:p>
-          <w:p>
-            <w:pPr>
-              <w:spacing w:before="18" w:after="18"/>
-            </w:pPr>
-          </w:p>
-          <w:p>
-            <w:pPr>
-              <w:spacing w:before="18" w:after="18"/>
-            </w:pPr>
-            <w:r>
-              <w:rPr>
-                <w:rFonts w:ascii="Courier New" w:hAnsi="Courier New" w:eastAsia="Courier New" w:cs="Courier New"/>
-                <w:color w:val="1B2631"/>
-                <w:sz w:val="19"/>
-                <w:szCs w:val="19"/>
-              </w:rPr>
-              <w:t>注意：如果已有其他配置，在花括号内添加 registry-mirrors 字段即可，</w:t>
-            </w:r>
-          </w:p>
-          <w:p>
-            <w:pPr>
-              <w:spacing w:before="18" w:after="18"/>
-            </w:pPr>
-            <w:r>
-              <w:rPr>
-                <w:rFonts w:ascii="Courier New" w:hAnsi="Courier New" w:eastAsia="Courier New" w:cs="Courier New"/>
-                <w:color w:val="1B2631"/>
-                <w:sz w:val="19"/>
-                <w:szCs w:val="19"/>
-              </w:rPr>
-              <w:t>不要删除已有的内容，注意 JSON 格式的逗号。</w:t>
-            </w:r>
-          </w:p>
-        </w:tc>
-      </w:tr>
-    </w:tbl>
-    <w:p>
-      <w:pPr>
-        <w:spacing w:before="60" w:after="0"/>
-      </w:pPr>
-    </w:p>
-    <w:p>
-      <w:pPr>
-        <w:pStyle w:val="16"/>
-        <w:numPr>
-          <w:ilvl w:val="0"/>
-          <w:numId w:val="1"/>
-        </w:numPr>
-        <w:spacing w:before="70" w:after="70"/>
-      </w:pPr>
-      <w:r>
-        <w:rPr>
-          <w:rFonts w:ascii="Arial" w:hAnsi="Arial" w:eastAsia="Arial" w:cs="Arial"/>
-          <w:sz w:val="22"/>
-          <w:szCs w:val="22"/>
-        </w:rPr>
-        <w:t>点击「Apply &amp; restart」保存并重启 Docker</w:t>
-      </w:r>
-    </w:p>
-    <w:p>
-      <w:pPr>
-        <w:spacing w:before="80" w:after="0"/>
-      </w:pPr>
-    </w:p>
-    <w:p>
-      <w:pPr>
-        <w:pStyle w:val="4"/>
-        <w:spacing w:before="220" w:after="100"/>
-      </w:pPr>
-      <w:r>
-        <w:rPr>
-          <w:rFonts w:ascii="Arial" w:hAnsi="Arial" w:eastAsia="Arial" w:cs="Arial"/>
-          <w:b/>
-          <w:bCs/>
-          <w:color w:val="1A5276"/>
-          <w:sz w:val="24"/>
-          <w:szCs w:val="24"/>
-        </w:rPr>
-        <w:t>Linux 方式</w:t>
-      </w:r>
-    </w:p>
-    <w:tbl>
-      <w:tblPr>
-        <w:tblStyle w:val="11"/>
-        <w:tblW w:w="9360" w:type="dxa"/>
-        <w:tblInd w:w="0" w:type="dxa"/>
-        <w:tblBorders>
-          <w:top w:val="single" w:color="auto" w:sz="4" w:space="0"/>
-          <w:left w:val="single" w:color="auto" w:sz="4" w:space="0"/>
-          <w:bottom w:val="single" w:color="auto" w:sz="4" w:space="0"/>
-          <w:right w:val="single" w:color="auto" w:sz="4" w:space="0"/>
-          <w:insideH w:val="single" w:color="auto" w:sz="4" w:space="0"/>
-          <w:insideV w:val="single" w:color="auto" w:sz="4" w:space="0"/>
-        </w:tblBorders>
-        <w:tblLayout w:type="autofit"/>
-        <w:tblCellMar>
-          <w:top w:w="0" w:type="dxa"/>
-          <w:left w:w="10" w:type="dxa"/>
-          <w:bottom w:w="0" w:type="dxa"/>
-          <w:right w:w="10" w:type="dxa"/>
-        </w:tblCellMar>
-      </w:tblPr>
-      <w:tblGrid>
-        <w:gridCol w:w="9360"/>
-      </w:tblGrid>
-      <w:tr>
-        <w:tblPrEx>
-          <w:tblBorders>
-            <w:top w:val="single" w:color="auto" w:sz="4" w:space="0"/>
-            <w:left w:val="single" w:color="auto" w:sz="4" w:space="0"/>
-            <w:bottom w:val="single" w:color="auto" w:sz="4" w:space="0"/>
-            <w:right w:val="single" w:color="auto" w:sz="4" w:space="0"/>
-            <w:insideH w:val="single" w:color="auto" w:sz="4" w:space="0"/>
-            <w:insideV w:val="single" w:color="auto" w:sz="4" w:space="0"/>
-          </w:tblBorders>
-          <w:tblCellMar>
-            <w:top w:w="0" w:type="dxa"/>
-            <w:left w:w="10" w:type="dxa"/>
-            <w:bottom w:w="0" w:type="dxa"/>
-            <w:right w:w="10" w:type="dxa"/>
-          </w:tblCellMar>
-        </w:tblPrEx>
-        <w:tc>
-          <w:tcPr>
-            <w:tcW w:w="9360" w:type="dxa"/>
-            <w:tcBorders>
-              <w:top w:val="single" w:color="CCCCCC" w:sz="0" w:space="0"/>
-              <w:left w:val="single" w:color="2874A6" w:sz="8" w:space="0"/>
-              <w:bottom w:val="single" w:color="CCCCCC" w:sz="0" w:space="0"/>
-              <w:right w:val="single" w:color="CCCCCC" w:sz="0" w:space="0"/>
-            </w:tcBorders>
-            <w:shd w:val="clear" w:color="auto" w:fill="D6EAF8"/>
-            <w:tcMar>
-              <w:top w:w="80" w:type="dxa"/>
-              <w:left w:w="180" w:type="dxa"/>
-              <w:bottom w:w="80" w:type="dxa"/>
-              <w:right w:w="160" w:type="dxa"/>
-            </w:tcMar>
-          </w:tcPr>
-          <w:p>
-            <w:pPr>
-              <w:spacing w:before="0" w:after="0"/>
-            </w:pPr>
-            <w:r>
-              <w:rPr>
-                <w:rFonts w:ascii="Arial" w:hAnsi="Arial" w:eastAsia="Arial" w:cs="Arial"/>
-                <w:b/>
-                <w:bCs/>
-                <w:color w:val="1A5276"/>
-                <w:sz w:val="20"/>
-                <w:szCs w:val="20"/>
-              </w:rPr>
-              <w:t>💻  Linux 配置镜像加速</w:t>
-            </w:r>
-          </w:p>
-        </w:tc>
-      </w:tr>
-      <w:tr>
-        <w:tblPrEx>
-          <w:tblBorders>
-            <w:top w:val="single" w:color="auto" w:sz="4" w:space="0"/>
-            <w:left w:val="single" w:color="auto" w:sz="4" w:space="0"/>
-            <w:bottom w:val="single" w:color="auto" w:sz="4" w:space="0"/>
-            <w:right w:val="single" w:color="auto" w:sz="4" w:space="0"/>
-            <w:insideH w:val="single" w:color="auto" w:sz="4" w:space="0"/>
-            <w:insideV w:val="single" w:color="auto" w:sz="4" w:space="0"/>
-          </w:tblBorders>
-          <w:tblCellMar>
-            <w:top w:w="0" w:type="dxa"/>
-            <w:left w:w="10" w:type="dxa"/>
-            <w:bottom w:w="0" w:type="dxa"/>
-            <w:right w:w="10" w:type="dxa"/>
-          </w:tblCellMar>
-        </w:tblPrEx>
-        <w:tc>
-          <w:tcPr>
-            <w:tcW w:w="9360" w:type="dxa"/>
-            <w:tcBorders>
-              <w:top w:val="single" w:color="CCCCCC" w:sz="0" w:space="0"/>
-              <w:left w:val="single" w:color="2874A6" w:sz="8" w:space="0"/>
-              <w:bottom w:val="single" w:color="CCCCCC" w:sz="0" w:space="0"/>
-              <w:right w:val="single" w:color="CCCCCC" w:sz="0" w:space="0"/>
-            </w:tcBorders>
-            <w:shd w:val="clear" w:color="auto" w:fill="F2F3F4"/>
-            <w:tcMar>
-              <w:top w:w="100" w:type="dxa"/>
-              <w:left w:w="200" w:type="dxa"/>
-              <w:bottom w:w="100" w:type="dxa"/>
-              <w:right w:w="160" w:type="dxa"/>
-            </w:tcMar>
-          </w:tcPr>
-          <w:p>
-            <w:pPr>
-              <w:spacing w:before="18" w:after="18"/>
-            </w:pPr>
-            <w:r>
-              <w:rPr>
-                <w:rFonts w:ascii="Courier New" w:hAnsi="Courier New" w:eastAsia="Courier New" w:cs="Courier New"/>
                 <w:color w:val="7D8B99"/>
                 <w:sz w:val="19"/>
                 <w:szCs w:val="19"/>
@@ -19033,7 +19347,7 @@
     </w:p>
     <w:tbl>
       <w:tblPr>
-        <w:tblStyle w:val="11"/>
+        <w:tblStyle w:val="12"/>
         <w:tblW w:w="9360" w:type="dxa"/>
         <w:tblInd w:w="0" w:type="dxa"/>
         <w:tblBorders>
@@ -19932,7 +20246,7 @@
     </w:p>
     <w:tbl>
       <w:tblPr>
-        <w:tblStyle w:val="11"/>
+        <w:tblStyle w:val="12"/>
         <w:tblW w:w="9360" w:type="dxa"/>
         <w:tblInd w:w="0" w:type="dxa"/>
         <w:tblBorders>
@@ -20177,7 +20491,7 @@
     </w:p>
     <w:tbl>
       <w:tblPr>
-        <w:tblStyle w:val="11"/>
+        <w:tblStyle w:val="12"/>
         <w:tblW w:w="9360" w:type="dxa"/>
         <w:tblInd w:w="0" w:type="dxa"/>
         <w:tblBorders>
@@ -20368,7 +20682,7 @@
     </w:p>
     <w:tbl>
       <w:tblPr>
-        <w:tblStyle w:val="11"/>
+        <w:tblStyle w:val="12"/>
         <w:tblW w:w="9360" w:type="dxa"/>
         <w:tblInd w:w="0" w:type="dxa"/>
         <w:tblBorders>
@@ -20577,7 +20891,7 @@
     </w:p>
     <w:p>
       <w:pPr>
-        <w:pStyle w:val="16"/>
+        <w:pStyle w:val="18"/>
         <w:numPr>
           <w:ilvl w:val="0"/>
           <w:numId w:val="2"/>
@@ -20597,7 +20911,7 @@
     </w:p>
     <w:p>
       <w:pPr>
-        <w:pStyle w:val="16"/>
+        <w:pStyle w:val="18"/>
         <w:numPr>
           <w:ilvl w:val="0"/>
           <w:numId w:val="2"/>
@@ -20617,7 +20931,7 @@
     </w:p>
     <w:p>
       <w:pPr>
-        <w:pStyle w:val="16"/>
+        <w:pStyle w:val="18"/>
         <w:numPr>
           <w:ilvl w:val="0"/>
           <w:numId w:val="2"/>
@@ -20637,7 +20951,7 @@
     </w:p>
     <w:p>
       <w:pPr>
-        <w:pStyle w:val="16"/>
+        <w:pStyle w:val="18"/>
         <w:numPr>
           <w:ilvl w:val="0"/>
           <w:numId w:val="2"/>
@@ -20657,7 +20971,7 @@
     </w:p>
     <w:p>
       <w:pPr>
-        <w:pStyle w:val="16"/>
+        <w:pStyle w:val="18"/>
         <w:numPr>
           <w:ilvl w:val="0"/>
           <w:numId w:val="2"/>
@@ -20677,7 +20991,7 @@
     </w:p>
     <w:p>
       <w:pPr>
-        <w:pStyle w:val="16"/>
+        <w:pStyle w:val="18"/>
         <w:numPr>
           <w:ilvl w:val="0"/>
           <w:numId w:val="2"/>
@@ -20719,7 +21033,7 @@
     </w:p>
     <w:tbl>
       <w:tblPr>
-        <w:tblStyle w:val="11"/>
+        <w:tblStyle w:val="12"/>
         <w:tblW w:w="9360" w:type="dxa"/>
         <w:tblInd w:w="0" w:type="dxa"/>
         <w:tblBorders>
@@ -21446,7 +21760,7 @@
     </w:p>
     <w:tbl>
       <w:tblPr>
-        <w:tblStyle w:val="11"/>
+        <w:tblStyle w:val="12"/>
         <w:tblW w:w="9360" w:type="dxa"/>
         <w:tblInd w:w="0" w:type="dxa"/>
         <w:tblBorders>
@@ -21841,7 +22155,7 @@
   <w:docDefaults>
     <w:rPrDefault>
       <w:rPr>
-        <w:rFonts w:ascii="Arial" w:hAnsi="Arial" w:eastAsia="Arial" w:cs="Arial"/>
+        <w:rFonts w:ascii="Times New Roman" w:hAnsi="Times New Roman" w:eastAsia="宋体" w:cs="Times New Roman"/>
       </w:rPr>
     </w:rPrDefault>
     <w:pPrDefault/>
@@ -22204,14 +22518,14 @@
       <w:szCs w:val="22"/>
     </w:rPr>
   </w:style>
-  <w:style w:type="character" w:default="1" w:styleId="12">
+  <w:style w:type="character" w:default="1" w:styleId="13">
     <w:name w:val="Default Paragraph Font"/>
     <w:semiHidden/>
     <w:unhideWhenUsed/>
     <w:qFormat/>
     <w:uiPriority w:val="1"/>
   </w:style>
-  <w:style w:type="table" w:default="1" w:styleId="11">
+  <w:style w:type="table" w:default="1" w:styleId="12">
     <w:name w:val="Normal Table"/>
     <w:semiHidden/>
     <w:qFormat/>
@@ -22227,7 +22541,7 @@
   </w:style>
   <w:style w:type="paragraph" w:styleId="8">
     <w:name w:val="endnote text"/>
-    <w:link w:val="18"/>
+    <w:link w:val="20"/>
     <w:semiHidden/>
     <w:unhideWhenUsed/>
     <w:qFormat/>
@@ -22243,7 +22557,7 @@
   </w:style>
   <w:style w:type="paragraph" w:styleId="9">
     <w:name w:val="footnote text"/>
-    <w:link w:val="17"/>
+    <w:link w:val="19"/>
     <w:semiHidden/>
     <w:unhideWhenUsed/>
     <w:qFormat/>
@@ -22258,6 +22572,21 @@
     </w:rPr>
   </w:style>
   <w:style w:type="paragraph" w:styleId="10">
+    <w:name w:val="Normal (Web)"/>
+    <w:basedOn w:val="1"/>
+    <w:uiPriority w:val="0"/>
+    <w:pPr>
+      <w:spacing w:before="0" w:beforeAutospacing="1" w:after="0" w:afterAutospacing="1"/>
+      <w:ind w:left="0" w:right="0"/>
+      <w:jc w:val="left"/>
+    </w:pPr>
+    <w:rPr>
+      <w:kern w:val="0"/>
+      <w:sz w:val="24"/>
+      <w:lang w:val="en-US" w:eastAsia="zh-CN" w:bidi="ar"/>
+    </w:rPr>
+  </w:style>
+  <w:style w:type="paragraph" w:styleId="11">
     <w:name w:val="Title"/>
     <w:qFormat/>
     <w:uiPriority w:val="0"/>
@@ -22267,7 +22596,7 @@
       <w:szCs w:val="56"/>
     </w:rPr>
   </w:style>
-  <w:style w:type="character" w:styleId="13">
+  <w:style w:type="character" w:styleId="14">
     <w:name w:val="endnote reference"/>
     <w:semiHidden/>
     <w:unhideWhenUsed/>
@@ -22277,7 +22606,7 @@
       <w:vertAlign w:val="superscript"/>
     </w:rPr>
   </w:style>
-  <w:style w:type="character" w:styleId="14">
+  <w:style w:type="character" w:styleId="15">
     <w:name w:val="Hyperlink"/>
     <w:unhideWhenUsed/>
     <w:qFormat/>
@@ -22287,7 +22616,16 @@
       <w:u w:val="single"/>
     </w:rPr>
   </w:style>
-  <w:style w:type="character" w:styleId="15">
+  <w:style w:type="character" w:styleId="16">
+    <w:name w:val="HTML Code"/>
+    <w:basedOn w:val="13"/>
+    <w:uiPriority w:val="0"/>
+    <w:rPr>
+      <w:rFonts w:ascii="Courier New" w:hAnsi="Courier New"/>
+      <w:sz w:val="20"/>
+    </w:rPr>
+  </w:style>
+  <w:style w:type="character" w:styleId="17">
     <w:name w:val="footnote reference"/>
     <w:semiHidden/>
     <w:unhideWhenUsed/>
@@ -22297,7 +22635,7 @@
       <w:vertAlign w:val="superscript"/>
     </w:rPr>
   </w:style>
-  <w:style w:type="paragraph" w:styleId="16">
+  <w:style w:type="paragraph" w:styleId="18">
     <w:name w:val="List Paragraph"/>
     <w:qFormat/>
     <w:uiPriority w:val="0"/>
@@ -22307,7 +22645,7 @@
       <w:szCs w:val="22"/>
     </w:rPr>
   </w:style>
-  <w:style w:type="character" w:customStyle="1" w:styleId="17">
+  <w:style w:type="character" w:customStyle="1" w:styleId="19">
     <w:name w:val="Footnote Text Char"/>
     <w:link w:val="9"/>
     <w:semiHidden/>
@@ -22319,7 +22657,7 @@
       <w:szCs w:val="20"/>
     </w:rPr>
   </w:style>
-  <w:style w:type="character" w:customStyle="1" w:styleId="18">
+  <w:style w:type="character" w:customStyle="1" w:styleId="20">
     <w:name w:val="Endnote Text Char"/>
     <w:link w:val="8"/>
     <w:semiHidden/>
